--- a/docs/studyguides/trigonometricidentities-radians.docx
+++ b/docs/studyguides/trigonometricidentities-radians.docx
@@ -52,7 +52,7 @@
         </w:rPr>
         <w:t xml:space="preserve"> </w:t>
       </w:r>
-      <w:hyperlink r:id="rId20">
+      <w:hyperlink r:id="rId9">
         <w:r>
           <w:rPr>
             <w:rStyle w:val="Hyperlink"/>
@@ -83,7 +83,7 @@
         </w:rPr>
         <w:t xml:space="preserve"> </w:t>
       </w:r>
-      <w:hyperlink r:id="rId21">
+      <w:hyperlink r:id="rId10">
         <w:r>
           <w:rPr>
             <w:rStyle w:val="Hyperlink"/>
@@ -126,7 +126,7 @@
         </w:rPr>
         <w:t xml:space="preserve"> </w:t>
       </w:r>
-      <w:hyperlink r:id="rId22">
+      <w:hyperlink r:id="rId11">
         <w:r>
           <w:rPr>
             <w:rStyle w:val="Hyperlink"/>
@@ -157,7 +157,7 @@
         </w:rPr>
         <w:t xml:space="preserve"> </w:t>
       </w:r>
-      <w:hyperlink r:id="rId23">
+      <w:hyperlink r:id="rId12">
         <w:r>
           <w:rPr>
             <w:rStyle w:val="Hyperlink"/>
@@ -175,7 +175,7 @@
         <w:t xml:space="preserve">.</w:t>
       </w:r>
     </w:p>
-    <w:bookmarkStart w:id="27" w:name="what-is-a-trigonometric-identity"/>
+    <w:bookmarkStart w:id="16" w:name="what-is-a-trigonometric-identity"/>
     <w:p>
       <w:pPr>
         <w:pStyle w:val="Heading1"/>
@@ -220,7 +220,7 @@
       <w:r>
         <w:t xml:space="preserve"> </w:t>
       </w:r>
-      <w:hyperlink r:id="rId20">
+      <w:hyperlink r:id="rId9">
         <w:r>
           <w:rPr>
             <w:rStyle w:val="Hyperlink"/>
@@ -237,7 +237,7 @@
       <w:r>
         <w:t xml:space="preserve"> </w:t>
       </w:r>
-      <w:hyperlink r:id="rId21">
+      <w:hyperlink r:id="rId10">
         <w:r>
           <w:rPr>
             <w:rStyle w:val="Hyperlink"/>
@@ -364,18 +364,18 @@
                 <wp:inline>
                   <wp:extent cx="152400" cy="152400"/>
                   <wp:effectExtent b="0" l="0" r="0" t="0"/>
-                  <wp:docPr descr="" title="" id="25" name="Picture"/>
+                  <wp:docPr descr="" title="" id="14" name="Picture"/>
                   <a:graphic>
                     <a:graphicData uri="http://schemas.openxmlformats.org/drawingml/2006/picture">
                       <pic:pic>
                         <pic:nvPicPr>
-                          <pic:cNvPr descr="/Applications/quarto/share/formats/docx/note.png" id="26" name="Picture"/>
+                          <pic:cNvPr descr="/Applications/quarto/share/formats/docx/note.png" id="15" name="Picture"/>
                           <pic:cNvPicPr>
                             <a:picLocks noChangeArrowheads="1" noChangeAspect="1"/>
                           </pic:cNvPicPr>
                         </pic:nvPicPr>
                         <pic:blipFill>
-                          <a:blip r:embed="rId24"/>
+                          <a:blip r:embed="rId13"/>
                           <a:stretch>
                             <a:fillRect/>
                           </a:stretch>
@@ -498,8 +498,8 @@
         <w:t xml:space="preserve">There are several fundamental types of trigonometric identities. Each type provides a different way of relating the various trigonometric functions to one another.</w:t>
       </w:r>
     </w:p>
-    <w:bookmarkEnd w:id="27"/>
-    <w:bookmarkStart w:id="37" w:name="pythagorean-identities"/>
+    <w:bookmarkEnd w:id="16"/>
+    <w:bookmarkStart w:id="26" w:name="pythagorean-identities"/>
     <w:p>
       <w:pPr>
         <w:pStyle w:val="Heading1"/>
@@ -557,18 +557,18 @@
                 <wp:inline>
                   <wp:extent cx="152400" cy="152400"/>
                   <wp:effectExtent b="0" l="0" r="0" t="0"/>
-                  <wp:docPr descr="" title="" id="28" name="Picture"/>
+                  <wp:docPr descr="" title="" id="17" name="Picture"/>
                   <a:graphic>
                     <a:graphicData uri="http://schemas.openxmlformats.org/drawingml/2006/picture">
                       <pic:pic>
                         <pic:nvPicPr>
-                          <pic:cNvPr descr="/Applications/quarto/share/formats/docx/note.png" id="29" name="Picture"/>
+                          <pic:cNvPr descr="/Applications/quarto/share/formats/docx/note.png" id="18" name="Picture"/>
                           <pic:cNvPicPr>
                             <a:picLocks noChangeArrowheads="1" noChangeAspect="1"/>
                           </pic:cNvPicPr>
                         </pic:nvPicPr>
                         <pic:blipFill>
-                          <a:blip r:embed="rId24"/>
+                          <a:blip r:embed="rId13"/>
                           <a:stretch>
                             <a:fillRect/>
                           </a:stretch>
@@ -632,7 +632,7 @@
             <w:pPr>
               <w:pStyle w:val="BodyText"/>
             </w:pPr>
-            <w:bookmarkStart w:id="30" w:name="eq-cossin"/>
+            <w:bookmarkStart w:id="19" w:name="eq-cossin"/>
             <m:oMathPara>
               <m:oMathParaPr>
                 <m:jc m:val="center"/>
@@ -653,19 +653,21 @@
                     </m:r>
                   </m:sup>
                 </m:sSup>
-                <m:d>
-                  <m:dPr>
-                    <m:begChr m:val="("/>
-                    <m:sepChr m:val=""/>
-                    <m:endChr m:val=")"/>
-                    <m:grow/>
-                  </m:dPr>
-                  <m:e>
-                    <m:r>
-                      <m:t>θ</m:t>
-                    </m:r>
-                  </m:e>
-                </m:d>
+                <m:r>
+                  <m:rPr>
+                    <m:sty m:val="p"/>
+                  </m:rPr>
+                  <m:t>(</m:t>
+                </m:r>
+                <m:r>
+                  <m:t>θ</m:t>
+                </m:r>
+                <m:r>
+                  <m:rPr>
+                    <m:sty m:val="p"/>
+                  </m:rPr>
+                  <m:t>)</m:t>
+                </m:r>
                 <m:r>
                   <m:rPr>
                     <m:sty m:val="p"/>
@@ -687,19 +689,21 @@
                     </m:r>
                   </m:sup>
                 </m:sSup>
-                <m:d>
-                  <m:dPr>
-                    <m:begChr m:val="("/>
-                    <m:sepChr m:val=""/>
-                    <m:endChr m:val=")"/>
-                    <m:grow/>
-                  </m:dPr>
-                  <m:e>
-                    <m:r>
-                      <m:t>θ</m:t>
-                    </m:r>
-                  </m:e>
-                </m:d>
+                <m:r>
+                  <m:rPr>
+                    <m:sty m:val="p"/>
+                  </m:rPr>
+                  <m:t>(</m:t>
+                </m:r>
+                <m:r>
+                  <m:t>θ</m:t>
+                </m:r>
+                <m:r>
+                  <m:rPr>
+                    <m:sty m:val="p"/>
+                  </m:rPr>
+                  <m:t>)</m:t>
+                </m:r>
                 <m:r>
                   <m:rPr>
                     <m:sty m:val="p"/>
@@ -718,22 +722,24 @@
                 <m:r>
                   <m:t>  </m:t>
                 </m:r>
-                <m:d>
-                  <m:dPr>
-                    <m:begChr m:val="("/>
-                    <m:sepChr m:val=""/>
-                    <m:endChr m:val=")"/>
-                    <m:grow/>
-                  </m:dPr>
-                  <m:e>
-                    <m:r>
-                      <m:t>1</m:t>
-                    </m:r>
-                  </m:e>
-                </m:d>
+                <m:r>
+                  <m:rPr>
+                    <m:sty m:val="p"/>
+                  </m:rPr>
+                  <m:t>(</m:t>
+                </m:r>
+                <m:r>
+                  <m:t>1</m:t>
+                </m:r>
+                <m:r>
+                  <m:rPr>
+                    <m:sty m:val="p"/>
+                  </m:rPr>
+                  <m:t>)</m:t>
+                </m:r>
               </m:oMath>
             </m:oMathPara>
-            <w:bookmarkEnd w:id="30"/>
+            <w:bookmarkEnd w:id="19"/>
           </w:p>
           <w:p>
             <w:pPr>
@@ -778,19 +784,21 @@
                   </m:r>
                 </m:sup>
               </m:sSup>
-              <m:d>
-                <m:dPr>
-                  <m:begChr m:val="("/>
-                  <m:sepChr m:val=""/>
-                  <m:endChr m:val=")"/>
-                  <m:grow/>
-                </m:dPr>
-                <m:e>
-                  <m:r>
-                    <m:t>θ</m:t>
-                  </m:r>
-                </m:e>
-              </m:d>
+              <m:r>
+                <m:rPr>
+                  <m:sty m:val="p"/>
+                </m:rPr>
+                <m:t>(</m:t>
+              </m:r>
+              <m:r>
+                <m:t>θ</m:t>
+              </m:r>
+              <m:r>
+                <m:rPr>
+                  <m:sty m:val="p"/>
+                </m:rPr>
+                <m:t>)</m:t>
+              </m:r>
             </m:oMath>
             <w:r>
               <w:t xml:space="preserve"> </w:t>
@@ -803,7 +811,7 @@
             <w:pPr>
               <w:pStyle w:val="BodyText"/>
             </w:pPr>
-            <w:bookmarkStart w:id="31" w:name="eq-tansec"/>
+            <w:bookmarkStart w:id="20" w:name="eq-tansec"/>
             <m:oMathPara>
               <m:oMathParaPr>
                 <m:jc m:val="center"/>
@@ -833,19 +841,21 @@
                     </m:r>
                   </m:sup>
                 </m:sSup>
-                <m:d>
-                  <m:dPr>
-                    <m:begChr m:val="("/>
-                    <m:sepChr m:val=""/>
-                    <m:endChr m:val=")"/>
-                    <m:grow/>
-                  </m:dPr>
-                  <m:e>
-                    <m:r>
-                      <m:t>θ</m:t>
-                    </m:r>
-                  </m:e>
-                </m:d>
+                <m:r>
+                  <m:rPr>
+                    <m:sty m:val="p"/>
+                  </m:rPr>
+                  <m:t>(</m:t>
+                </m:r>
+                <m:r>
+                  <m:t>θ</m:t>
+                </m:r>
+                <m:r>
+                  <m:rPr>
+                    <m:sty m:val="p"/>
+                  </m:rPr>
+                  <m:t>)</m:t>
+                </m:r>
                 <m:r>
                   <m:rPr>
                     <m:sty m:val="p"/>
@@ -867,38 +877,42 @@
                     </m:r>
                   </m:sup>
                 </m:sSup>
-                <m:d>
-                  <m:dPr>
-                    <m:begChr m:val="("/>
-                    <m:sepChr m:val=""/>
-                    <m:endChr m:val=")"/>
-                    <m:grow/>
-                  </m:dPr>
-                  <m:e>
-                    <m:r>
-                      <m:t>θ</m:t>
-                    </m:r>
-                  </m:e>
-                </m:d>
+                <m:r>
+                  <m:rPr>
+                    <m:sty m:val="p"/>
+                  </m:rPr>
+                  <m:t>(</m:t>
+                </m:r>
+                <m:r>
+                  <m:t>θ</m:t>
+                </m:r>
+                <m:r>
+                  <m:rPr>
+                    <m:sty m:val="p"/>
+                  </m:rPr>
+                  <m:t>)</m:t>
+                </m:r>
                 <m:r>
                   <m:t>  </m:t>
                 </m:r>
-                <m:d>
-                  <m:dPr>
-                    <m:begChr m:val="("/>
-                    <m:sepChr m:val=""/>
-                    <m:endChr m:val=")"/>
-                    <m:grow/>
-                  </m:dPr>
-                  <m:e>
-                    <m:r>
-                      <m:t>2</m:t>
-                    </m:r>
-                  </m:e>
-                </m:d>
+                <m:r>
+                  <m:rPr>
+                    <m:sty m:val="p"/>
+                  </m:rPr>
+                  <m:t>(</m:t>
+                </m:r>
+                <m:r>
+                  <m:t>2</m:t>
+                </m:r>
+                <m:r>
+                  <m:rPr>
+                    <m:sty m:val="p"/>
+                  </m:rPr>
+                  <m:t>)</m:t>
+                </m:r>
               </m:oMath>
             </m:oMathPara>
-            <w:bookmarkEnd w:id="31"/>
+            <w:bookmarkEnd w:id="20"/>
           </w:p>
           <w:p>
             <w:pPr>
@@ -943,19 +957,21 @@
                   </m:r>
                 </m:sup>
               </m:sSup>
-              <m:d>
-                <m:dPr>
-                  <m:begChr m:val="("/>
-                  <m:sepChr m:val=""/>
-                  <m:endChr m:val=")"/>
-                  <m:grow/>
-                </m:dPr>
-                <m:e>
-                  <m:r>
-                    <m:t>θ</m:t>
-                  </m:r>
-                </m:e>
-              </m:d>
+              <m:r>
+                <m:rPr>
+                  <m:sty m:val="p"/>
+                </m:rPr>
+                <m:t>(</m:t>
+              </m:r>
+              <m:r>
+                <m:t>θ</m:t>
+              </m:r>
+              <m:r>
+                <m:rPr>
+                  <m:sty m:val="p"/>
+                </m:rPr>
+                <m:t>)</m:t>
+              </m:r>
             </m:oMath>
             <w:r>
               <w:t xml:space="preserve"> </w:t>
@@ -968,7 +984,7 @@
             <w:pPr>
               <w:pStyle w:val="BodyText"/>
             </w:pPr>
-            <w:bookmarkStart w:id="32" w:name="eq-cotcsc"/>
+            <w:bookmarkStart w:id="21" w:name="eq-cotcsc"/>
             <m:oMathPara>
               <m:oMathParaPr>
                 <m:jc m:val="center"/>
@@ -989,19 +1005,21 @@
                     </m:r>
                   </m:sup>
                 </m:sSup>
-                <m:d>
-                  <m:dPr>
-                    <m:begChr m:val="("/>
-                    <m:sepChr m:val=""/>
-                    <m:endChr m:val=")"/>
-                    <m:grow/>
-                  </m:dPr>
-                  <m:e>
-                    <m:r>
-                      <m:t>θ</m:t>
-                    </m:r>
-                  </m:e>
-                </m:d>
+                <m:r>
+                  <m:rPr>
+                    <m:sty m:val="p"/>
+                  </m:rPr>
+                  <m:t>(</m:t>
+                </m:r>
+                <m:r>
+                  <m:t>θ</m:t>
+                </m:r>
+                <m:r>
+                  <m:rPr>
+                    <m:sty m:val="p"/>
+                  </m:rPr>
+                  <m:t>)</m:t>
+                </m:r>
                 <m:r>
                   <m:rPr>
                     <m:sty m:val="p"/>
@@ -1032,38 +1050,42 @@
                     </m:r>
                   </m:sup>
                 </m:sSup>
-                <m:d>
-                  <m:dPr>
-                    <m:begChr m:val="("/>
-                    <m:sepChr m:val=""/>
-                    <m:endChr m:val=")"/>
-                    <m:grow/>
-                  </m:dPr>
-                  <m:e>
-                    <m:r>
-                      <m:t>θ</m:t>
-                    </m:r>
-                  </m:e>
-                </m:d>
+                <m:r>
+                  <m:rPr>
+                    <m:sty m:val="p"/>
+                  </m:rPr>
+                  <m:t>(</m:t>
+                </m:r>
+                <m:r>
+                  <m:t>θ</m:t>
+                </m:r>
+                <m:r>
+                  <m:rPr>
+                    <m:sty m:val="p"/>
+                  </m:rPr>
+                  <m:t>)</m:t>
+                </m:r>
                 <m:r>
                   <m:t>  </m:t>
                 </m:r>
-                <m:d>
-                  <m:dPr>
-                    <m:begChr m:val="("/>
-                    <m:sepChr m:val=""/>
-                    <m:endChr m:val=")"/>
-                    <m:grow/>
-                  </m:dPr>
-                  <m:e>
-                    <m:r>
-                      <m:t>3</m:t>
-                    </m:r>
-                  </m:e>
-                </m:d>
+                <m:r>
+                  <m:rPr>
+                    <m:sty m:val="p"/>
+                  </m:rPr>
+                  <m:t>(</m:t>
+                </m:r>
+                <m:r>
+                  <m:t>3</m:t>
+                </m:r>
+                <m:r>
+                  <m:rPr>
+                    <m:sty m:val="p"/>
+                  </m:rPr>
+                  <m:t>)</m:t>
+                </m:r>
               </m:oMath>
             </m:oMathPara>
-            <w:bookmarkEnd w:id="32"/>
+            <w:bookmarkEnd w:id="21"/>
           </w:p>
           <w:p/>
         </w:tc>
@@ -1117,18 +1139,18 @@
                 <wp:inline>
                   <wp:extent cx="152400" cy="152400"/>
                   <wp:effectExtent b="0" l="0" r="0" t="0"/>
-                  <wp:docPr descr="" title="" id="33" name="Picture"/>
+                  <wp:docPr descr="" title="" id="22" name="Picture"/>
                   <a:graphic>
                     <a:graphicData uri="http://schemas.openxmlformats.org/drawingml/2006/picture">
                       <pic:pic>
                         <pic:nvPicPr>
-                          <pic:cNvPr descr="/Applications/quarto/share/formats/docx/note.png" id="34" name="Picture"/>
+                          <pic:cNvPr descr="/Applications/quarto/share/formats/docx/note.png" id="23" name="Picture"/>
                           <pic:cNvPicPr>
                             <a:picLocks noChangeArrowheads="1" noChangeAspect="1"/>
                           </pic:cNvPicPr>
                         </pic:nvPicPr>
                         <pic:blipFill>
-                          <a:blip r:embed="rId24"/>
+                          <a:blip r:embed="rId13"/>
                           <a:stretch>
                             <a:fillRect/>
                           </a:stretch>
@@ -1213,19 +1235,21 @@
                   </m:r>
                 </m:sup>
               </m:sSup>
-              <m:d>
-                <m:dPr>
-                  <m:begChr m:val="("/>
-                  <m:sepChr m:val=""/>
-                  <m:endChr m:val=")"/>
-                  <m:grow/>
-                </m:dPr>
-                <m:e>
-                  <m:r>
-                    <m:t>θ</m:t>
-                  </m:r>
-                </m:e>
-              </m:d>
+              <m:r>
+                <m:rPr>
+                  <m:sty m:val="p"/>
+                </m:rPr>
+                <m:t>(</m:t>
+              </m:r>
+              <m:r>
+                <m:t>θ</m:t>
+              </m:r>
+              <m:r>
+                <m:rPr>
+                  <m:sty m:val="p"/>
+                </m:rPr>
+                <m:t>)</m:t>
+              </m:r>
               <m:r>
                 <m:rPr>
                   <m:sty m:val="p"/>
@@ -1250,19 +1274,21 @@
                   </m:r>
                 </m:sup>
               </m:sSup>
-              <m:d>
-                <m:dPr>
-                  <m:begChr m:val="("/>
-                  <m:sepChr m:val=""/>
-                  <m:endChr m:val=")"/>
-                  <m:grow/>
-                </m:dPr>
-                <m:e>
-                  <m:r>
-                    <m:t>θ</m:t>
-                  </m:r>
-                </m:e>
-              </m:d>
+              <m:r>
+                <m:rPr>
+                  <m:sty m:val="p"/>
+                </m:rPr>
+                <m:t>(</m:t>
+              </m:r>
+              <m:r>
+                <m:t>θ</m:t>
+              </m:r>
+              <m:r>
+                <m:rPr>
+                  <m:sty m:val="p"/>
+                </m:rPr>
+                <m:t>)</m:t>
+              </m:r>
             </m:oMath>
             <w:r>
               <w:t xml:space="preserve"> </w:t>
@@ -1307,19 +1333,21 @@
                   </m:r>
                 </m:sup>
               </m:sSup>
-              <m:d>
-                <m:dPr>
-                  <m:begChr m:val="("/>
-                  <m:sepChr m:val=""/>
-                  <m:endChr m:val=")"/>
-                  <m:grow/>
-                </m:dPr>
-                <m:e>
-                  <m:r>
-                    <m:t>θ</m:t>
-                  </m:r>
-                </m:e>
-              </m:d>
+              <m:r>
+                <m:rPr>
+                  <m:sty m:val="p"/>
+                </m:rPr>
+                <m:t>(</m:t>
+              </m:r>
+              <m:r>
+                <m:t>θ</m:t>
+              </m:r>
+              <m:r>
+                <m:rPr>
+                  <m:sty m:val="p"/>
+                </m:rPr>
+                <m:t>)</m:t>
+              </m:r>
               <m:r>
                 <m:rPr>
                   <m:sty m:val="p"/>
@@ -1341,19 +1369,21 @@
                   </m:r>
                 </m:sup>
               </m:sSup>
-              <m:d>
-                <m:dPr>
-                  <m:begChr m:val="("/>
-                  <m:sepChr m:val=""/>
-                  <m:endChr m:val=")"/>
-                  <m:grow/>
-                </m:dPr>
-                <m:e>
-                  <m:r>
-                    <m:t>θ</m:t>
-                  </m:r>
-                </m:e>
-              </m:d>
+              <m:r>
+                <m:rPr>
+                  <m:sty m:val="p"/>
+                </m:rPr>
+                <m:t>(</m:t>
+              </m:r>
+              <m:r>
+                <m:t>θ</m:t>
+              </m:r>
+              <m:r>
+                <m:rPr>
+                  <m:sty m:val="p"/>
+                </m:rPr>
+                <m:t>)</m:t>
+              </m:r>
             </m:oMath>
             <w:r>
               <w:t xml:space="preserve">. You can see that</w:t>
@@ -1412,19 +1442,21 @@
                   </m:r>
                 </m:sup>
               </m:sSup>
-              <m:d>
-                <m:dPr>
-                  <m:begChr m:val="("/>
-                  <m:sepChr m:val=""/>
-                  <m:endChr m:val=")"/>
-                  <m:grow/>
-                </m:dPr>
-                <m:e>
-                  <m:r>
-                    <m:t>θ</m:t>
-                  </m:r>
-                </m:e>
-              </m:d>
+              <m:r>
+                <m:rPr>
+                  <m:sty m:val="p"/>
+                </m:rPr>
+                <m:t>(</m:t>
+              </m:r>
+              <m:r>
+                <m:t>θ</m:t>
+              </m:r>
+              <m:r>
+                <m:rPr>
+                  <m:sty m:val="p"/>
+                </m:rPr>
+                <m:t>)</m:t>
+              </m:r>
               <m:r>
                 <m:rPr>
                   <m:sty m:val="p"/>
@@ -1449,19 +1481,21 @@
                   </m:r>
                 </m:sup>
               </m:sSup>
-              <m:d>
-                <m:dPr>
-                  <m:begChr m:val="("/>
-                  <m:sepChr m:val=""/>
-                  <m:endChr m:val=")"/>
-                  <m:grow/>
-                </m:dPr>
-                <m:e>
-                  <m:r>
-                    <m:t>θ</m:t>
-                  </m:r>
-                </m:e>
-              </m:d>
+              <m:r>
+                <m:rPr>
+                  <m:sty m:val="p"/>
+                </m:rPr>
+                <m:t>(</m:t>
+              </m:r>
+              <m:r>
+                <m:t>θ</m:t>
+              </m:r>
+              <m:r>
+                <m:rPr>
+                  <m:sty m:val="p"/>
+                </m:rPr>
+                <m:t>)</m:t>
+              </m:r>
               <m:r>
                 <m:rPr>
                   <m:sty m:val="p"/>
@@ -1486,19 +1520,21 @@
                   </m:r>
                 </m:sup>
               </m:sSup>
-              <m:d>
-                <m:dPr>
-                  <m:begChr m:val="("/>
-                  <m:sepChr m:val=""/>
-                  <m:endChr m:val=")"/>
-                  <m:grow/>
-                </m:dPr>
-                <m:e>
-                  <m:r>
-                    <m:t>θ</m:t>
-                  </m:r>
-                </m:e>
-              </m:d>
+              <m:r>
+                <m:rPr>
+                  <m:sty m:val="p"/>
+                </m:rPr>
+                <m:t>(</m:t>
+              </m:r>
+              <m:r>
+                <m:t>θ</m:t>
+              </m:r>
+              <m:r>
+                <m:rPr>
+                  <m:sty m:val="p"/>
+                </m:rPr>
+                <m:t>)</m:t>
+              </m:r>
             </m:oMath>
             <w:r>
               <w:t xml:space="preserve">. So you can then factorise and write</w:t>
@@ -1540,19 +1576,21 @@
                     </m:r>
                   </m:sup>
                 </m:sSup>
-                <m:d>
-                  <m:dPr>
-                    <m:begChr m:val="("/>
-                    <m:sepChr m:val=""/>
-                    <m:endChr m:val=")"/>
-                    <m:grow/>
-                  </m:dPr>
-                  <m:e>
-                    <m:r>
-                      <m:t>θ</m:t>
-                    </m:r>
-                  </m:e>
-                </m:d>
+                <m:r>
+                  <m:rPr>
+                    <m:sty m:val="p"/>
+                  </m:rPr>
+                  <m:t>(</m:t>
+                </m:r>
+                <m:r>
+                  <m:t>θ</m:t>
+                </m:r>
+                <m:r>
+                  <m:rPr>
+                    <m:sty m:val="p"/>
+                  </m:rPr>
+                  <m:t>)</m:t>
+                </m:r>
                 <m:r>
                   <m:rPr>
                     <m:sty m:val="p"/>
@@ -1577,117 +1615,80 @@
                     </m:r>
                   </m:sup>
                 </m:sSup>
-                <m:d>
-                  <m:dPr>
-                    <m:begChr m:val="("/>
-                    <m:sepChr m:val=""/>
-                    <m:endChr m:val=")"/>
-                    <m:grow/>
-                  </m:dPr>
+                <m:r>
+                  <m:rPr>
+                    <m:sty m:val="p"/>
+                  </m:rPr>
+                  <m:t>(</m:t>
+                </m:r>
+                <m:r>
+                  <m:t>θ</m:t>
+                </m:r>
+                <m:r>
+                  <m:rPr>
+                    <m:sty m:val="p"/>
+                  </m:rPr>
+                  <m:t>)</m:t>
+                </m:r>
+                <m:r>
+                  <m:rPr>
+                    <m:sty m:val="p"/>
+                  </m:rPr>
+                  <m:t>=</m:t>
+                </m:r>
+                <m:r>
+                  <m:t>6</m:t>
+                </m:r>
+                <m:r>
+                  <m:rPr>
+                    <m:sty m:val="p"/>
+                  </m:rPr>
+                  <m:t>+</m:t>
+                </m:r>
+                <m:r>
+                  <m:t>12</m:t>
+                </m:r>
+                <m:r>
+                  <m:rPr>
+                    <m:sty m:val="p"/>
+                  </m:rPr>
+                  <m:t>(</m:t>
+                </m:r>
+                <m:sSup>
                   <m:e>
-                    <m:r>
-                      <m:t>θ</m:t>
-                    </m:r>
-                  </m:e>
-                </m:d>
-                <m:r>
-                  <m:rPr>
-                    <m:sty m:val="p"/>
-                  </m:rPr>
-                  <m:t>=</m:t>
-                </m:r>
-                <m:r>
-                  <m:t>6</m:t>
-                </m:r>
-                <m:r>
-                  <m:rPr>
-                    <m:sty m:val="p"/>
-                  </m:rPr>
-                  <m:t>+</m:t>
-                </m:r>
-                <m:r>
-                  <m:t>12</m:t>
-                </m:r>
-                <m:d>
-                  <m:dPr>
-                    <m:begChr m:val="("/>
-                    <m:sepChr m:val=""/>
-                    <m:endChr m:val=")"/>
-                    <m:grow/>
-                  </m:dPr>
-                  <m:e>
-                    <m:sSup>
-                      <m:e>
-                        <m:r>
-                          <m:rPr>
-                            <m:sty m:val="p"/>
-                          </m:rPr>
-                          <m:t>sin</m:t>
-                        </m:r>
-                      </m:e>
-                      <m:sup>
-                        <m:r>
-                          <m:t>2</m:t>
-                        </m:r>
-                      </m:sup>
-                    </m:sSup>
-                    <m:d>
-                      <m:dPr>
-                        <m:begChr m:val="("/>
-                        <m:sepChr m:val=""/>
-                        <m:endChr m:val=")"/>
-                        <m:grow/>
-                      </m:dPr>
-                      <m:e>
-                        <m:r>
-                          <m:t>θ</m:t>
-                        </m:r>
-                      </m:e>
-                    </m:d>
                     <m:r>
                       <m:rPr>
                         <m:sty m:val="p"/>
                       </m:rPr>
-                      <m:t>+</m:t>
-                    </m:r>
-                    <m:sSup>
-                      <m:e>
-                        <m:r>
-                          <m:rPr>
-                            <m:sty m:val="p"/>
-                          </m:rPr>
-                          <m:t>cos</m:t>
-                        </m:r>
-                      </m:e>
-                      <m:sup>
-                        <m:r>
-                          <m:t>2</m:t>
-                        </m:r>
-                      </m:sup>
-                    </m:sSup>
-                    <m:d>
-                      <m:dPr>
-                        <m:begChr m:val="("/>
-                        <m:sepChr m:val=""/>
-                        <m:endChr m:val=")"/>
-                        <m:grow/>
-                      </m:dPr>
-                      <m:e>
-                        <m:r>
-                          <m:t>θ</m:t>
-                        </m:r>
-                      </m:e>
-                    </m:d>
+                      <m:t>sin</m:t>
+                    </m:r>
                   </m:e>
-                </m:d>
+                  <m:sup>
+                    <m:r>
+                      <m:t>2</m:t>
+                    </m:r>
+                  </m:sup>
+                </m:sSup>
+                <m:r>
+                  <m:rPr>
+                    <m:sty m:val="p"/>
+                  </m:rPr>
+                  <m:t>(</m:t>
+                </m:r>
+                <m:r>
+                  <m:t>θ</m:t>
+                </m:r>
+                <m:r>
+                  <m:rPr>
+                    <m:sty m:val="p"/>
+                  </m:rPr>
+                  <m:t>)</m:t>
+                </m:r>
                 <m:r>
                   <m:rPr>
                     <m:sty m:val="p"/>
                   </m:rPr>
                   <m:t>+</m:t>
-                </m:r>
-                <m:r>
-                  <m:t>3</m:t>
                 </m:r>
                 <m:sSup>
                   <m:e>
@@ -1704,19 +1705,66 @@
                     </m:r>
                   </m:sup>
                 </m:sSup>
-                <m:d>
-                  <m:dPr>
-                    <m:begChr m:val="("/>
-                    <m:sepChr m:val=""/>
-                    <m:endChr m:val=")"/>
-                    <m:grow/>
-                  </m:dPr>
+                <m:r>
+                  <m:rPr>
+                    <m:sty m:val="p"/>
+                  </m:rPr>
+                  <m:t>(</m:t>
+                </m:r>
+                <m:r>
+                  <m:t>θ</m:t>
+                </m:r>
+                <m:r>
+                  <m:rPr>
+                    <m:sty m:val="p"/>
+                  </m:rPr>
+                  <m:t>)</m:t>
+                </m:r>
+                <m:r>
+                  <m:rPr>
+                    <m:sty m:val="p"/>
+                  </m:rPr>
+                  <m:t>)</m:t>
+                </m:r>
+                <m:r>
+                  <m:rPr>
+                    <m:sty m:val="p"/>
+                  </m:rPr>
+                  <m:t>+</m:t>
+                </m:r>
+                <m:r>
+                  <m:t>3</m:t>
+                </m:r>
+                <m:sSup>
                   <m:e>
                     <m:r>
-                      <m:t>θ</m:t>
+                      <m:rPr>
+                        <m:sty m:val="p"/>
+                      </m:rPr>
+                      <m:t>cos</m:t>
                     </m:r>
                   </m:e>
-                </m:d>
+                  <m:sup>
+                    <m:r>
+                      <m:t>2</m:t>
+                    </m:r>
+                  </m:sup>
+                </m:sSup>
+                <m:r>
+                  <m:rPr>
+                    <m:sty m:val="p"/>
+                  </m:rPr>
+                  <m:t>(</m:t>
+                </m:r>
+                <m:r>
+                  <m:t>θ</m:t>
+                </m:r>
+                <m:r>
+                  <m:rPr>
+                    <m:sty m:val="p"/>
+                  </m:rPr>
+                  <m:t>)</m:t>
+                </m:r>
               </m:oMath>
             </m:oMathPara>
           </w:p>
@@ -1746,19 +1794,21 @@
                   </m:r>
                 </m:sup>
               </m:sSup>
-              <m:d>
-                <m:dPr>
-                  <m:begChr m:val="("/>
-                  <m:sepChr m:val=""/>
-                  <m:endChr m:val=")"/>
-                  <m:grow/>
-                </m:dPr>
-                <m:e>
-                  <m:r>
-                    <m:t>θ</m:t>
-                  </m:r>
-                </m:e>
-              </m:d>
+              <m:r>
+                <m:rPr>
+                  <m:sty m:val="p"/>
+                </m:rPr>
+                <m:t>(</m:t>
+              </m:r>
+              <m:r>
+                <m:t>θ</m:t>
+              </m:r>
+              <m:r>
+                <m:rPr>
+                  <m:sty m:val="p"/>
+                </m:rPr>
+                <m:t>)</m:t>
+              </m:r>
               <m:r>
                 <m:rPr>
                   <m:sty m:val="p"/>
@@ -1780,19 +1830,21 @@
                   </m:r>
                 </m:sup>
               </m:sSup>
-              <m:d>
-                <m:dPr>
-                  <m:begChr m:val="("/>
-                  <m:sepChr m:val=""/>
-                  <m:endChr m:val=")"/>
-                  <m:grow/>
-                </m:dPr>
-                <m:e>
-                  <m:r>
-                    <m:t>θ</m:t>
-                  </m:r>
-                </m:e>
-              </m:d>
+              <m:r>
+                <m:rPr>
+                  <m:sty m:val="p"/>
+                </m:rPr>
+                <m:t>(</m:t>
+              </m:r>
+              <m:r>
+                <m:t>θ</m:t>
+              </m:r>
+              <m:r>
+                <m:rPr>
+                  <m:sty m:val="p"/>
+                </m:rPr>
+                <m:t>)</m:t>
+              </m:r>
               <m:r>
                 <m:rPr>
                   <m:sty m:val="p"/>
@@ -1828,86 +1880,47 @@
                 <m:r>
                   <m:t>12</m:t>
                 </m:r>
-                <m:d>
-                  <m:dPr>
-                    <m:begChr m:val="("/>
-                    <m:sepChr m:val=""/>
-                    <m:endChr m:val=")"/>
-                    <m:grow/>
-                  </m:dPr>
+                <m:r>
+                  <m:rPr>
+                    <m:sty m:val="p"/>
+                  </m:rPr>
+                  <m:t>(</m:t>
+                </m:r>
+                <m:sSup>
                   <m:e>
-                    <m:sSup>
-                      <m:e>
-                        <m:r>
-                          <m:rPr>
-                            <m:sty m:val="p"/>
-                          </m:rPr>
-                          <m:t>sin</m:t>
-                        </m:r>
-                      </m:e>
-                      <m:sup>
-                        <m:r>
-                          <m:t>2</m:t>
-                        </m:r>
-                      </m:sup>
-                    </m:sSup>
-                    <m:d>
-                      <m:dPr>
-                        <m:begChr m:val="("/>
-                        <m:sepChr m:val=""/>
-                        <m:endChr m:val=")"/>
-                        <m:grow/>
-                      </m:dPr>
-                      <m:e>
-                        <m:r>
-                          <m:t>θ</m:t>
-                        </m:r>
-                      </m:e>
-                    </m:d>
                     <m:r>
                       <m:rPr>
                         <m:sty m:val="p"/>
                       </m:rPr>
-                      <m:t>+</m:t>
-                    </m:r>
-                    <m:sSup>
-                      <m:e>
-                        <m:r>
-                          <m:rPr>
-                            <m:sty m:val="p"/>
-                          </m:rPr>
-                          <m:t>cos</m:t>
-                        </m:r>
-                      </m:e>
-                      <m:sup>
-                        <m:r>
-                          <m:t>2</m:t>
-                        </m:r>
-                      </m:sup>
-                    </m:sSup>
-                    <m:d>
-                      <m:dPr>
-                        <m:begChr m:val="("/>
-                        <m:sepChr m:val=""/>
-                        <m:endChr m:val=")"/>
-                        <m:grow/>
-                      </m:dPr>
-                      <m:e>
-                        <m:r>
-                          <m:t>θ</m:t>
-                        </m:r>
-                      </m:e>
-                    </m:d>
+                      <m:t>sin</m:t>
+                    </m:r>
                   </m:e>
-                </m:d>
+                  <m:sup>
+                    <m:r>
+                      <m:t>2</m:t>
+                    </m:r>
+                  </m:sup>
+                </m:sSup>
+                <m:r>
+                  <m:rPr>
+                    <m:sty m:val="p"/>
+                  </m:rPr>
+                  <m:t>(</m:t>
+                </m:r>
+                <m:r>
+                  <m:t>θ</m:t>
+                </m:r>
+                <m:r>
+                  <m:rPr>
+                    <m:sty m:val="p"/>
+                  </m:rPr>
+                  <m:t>)</m:t>
+                </m:r>
                 <m:r>
                   <m:rPr>
                     <m:sty m:val="p"/>
                   </m:rPr>
                   <m:t>+</m:t>
-                </m:r>
-                <m:r>
-                  <m:t>3</m:t>
                 </m:r>
                 <m:sSup>
                   <m:e>
@@ -1924,50 +1937,27 @@
                     </m:r>
                   </m:sup>
                 </m:sSup>
-                <m:d>
-                  <m:dPr>
-                    <m:begChr m:val="("/>
-                    <m:sepChr m:val=""/>
-                    <m:endChr m:val=")"/>
-                    <m:grow/>
-                  </m:dPr>
-                  <m:e>
-                    <m:r>
-                      <m:t>θ</m:t>
-                    </m:r>
-                  </m:e>
-                </m:d>
-                <m:r>
-                  <m:rPr>
-                    <m:sty m:val="p"/>
-                  </m:rPr>
-                  <m:t>=</m:t>
-                </m:r>
-                <m:r>
-                  <m:t>6</m:t>
-                </m:r>
-                <m:r>
-                  <m:rPr>
-                    <m:sty m:val="p"/>
-                  </m:rPr>
-                  <m:t>+</m:t>
-                </m:r>
-                <m:r>
-                  <m:t>12</m:t>
-                </m:r>
-                <m:d>
-                  <m:dPr>
-                    <m:begChr m:val="("/>
-                    <m:sepChr m:val=""/>
-                    <m:endChr m:val=")"/>
-                    <m:grow/>
-                  </m:dPr>
-                  <m:e>
-                    <m:r>
-                      <m:t>1</m:t>
-                    </m:r>
-                  </m:e>
-                </m:d>
+                <m:r>
+                  <m:rPr>
+                    <m:sty m:val="p"/>
+                  </m:rPr>
+                  <m:t>(</m:t>
+                </m:r>
+                <m:r>
+                  <m:t>θ</m:t>
+                </m:r>
+                <m:r>
+                  <m:rPr>
+                    <m:sty m:val="p"/>
+                  </m:rPr>
+                  <m:t>)</m:t>
+                </m:r>
+                <m:r>
+                  <m:rPr>
+                    <m:sty m:val="p"/>
+                  </m:rPr>
+                  <m:t>)</m:t>
+                </m:r>
                 <m:r>
                   <m:rPr>
                     <m:sty m:val="p"/>
@@ -1992,19 +1982,93 @@
                     </m:r>
                   </m:sup>
                 </m:sSup>
-                <m:d>
-                  <m:dPr>
-                    <m:begChr m:val="("/>
-                    <m:sepChr m:val=""/>
-                    <m:endChr m:val=")"/>
-                    <m:grow/>
-                  </m:dPr>
+                <m:r>
+                  <m:rPr>
+                    <m:sty m:val="p"/>
+                  </m:rPr>
+                  <m:t>(</m:t>
+                </m:r>
+                <m:r>
+                  <m:t>θ</m:t>
+                </m:r>
+                <m:r>
+                  <m:rPr>
+                    <m:sty m:val="p"/>
+                  </m:rPr>
+                  <m:t>)</m:t>
+                </m:r>
+                <m:r>
+                  <m:rPr>
+                    <m:sty m:val="p"/>
+                  </m:rPr>
+                  <m:t>=</m:t>
+                </m:r>
+                <m:r>
+                  <m:t>6</m:t>
+                </m:r>
+                <m:r>
+                  <m:rPr>
+                    <m:sty m:val="p"/>
+                  </m:rPr>
+                  <m:t>+</m:t>
+                </m:r>
+                <m:r>
+                  <m:t>12</m:t>
+                </m:r>
+                <m:r>
+                  <m:rPr>
+                    <m:sty m:val="p"/>
+                  </m:rPr>
+                  <m:t>(</m:t>
+                </m:r>
+                <m:r>
+                  <m:t>1</m:t>
+                </m:r>
+                <m:r>
+                  <m:rPr>
+                    <m:sty m:val="p"/>
+                  </m:rPr>
+                  <m:t>)</m:t>
+                </m:r>
+                <m:r>
+                  <m:rPr>
+                    <m:sty m:val="p"/>
+                  </m:rPr>
+                  <m:t>+</m:t>
+                </m:r>
+                <m:r>
+                  <m:t>3</m:t>
+                </m:r>
+                <m:sSup>
                   <m:e>
                     <m:r>
-                      <m:t>θ</m:t>
+                      <m:rPr>
+                        <m:sty m:val="p"/>
+                      </m:rPr>
+                      <m:t>cos</m:t>
                     </m:r>
                   </m:e>
-                </m:d>
+                  <m:sup>
+                    <m:r>
+                      <m:t>2</m:t>
+                    </m:r>
+                  </m:sup>
+                </m:sSup>
+                <m:r>
+                  <m:rPr>
+                    <m:sty m:val="p"/>
+                  </m:rPr>
+                  <m:t>(</m:t>
+                </m:r>
+                <m:r>
+                  <m:t>θ</m:t>
+                </m:r>
+                <m:r>
+                  <m:rPr>
+                    <m:sty m:val="p"/>
+                  </m:rPr>
+                  <m:t>)</m:t>
+                </m:r>
               </m:oMath>
             </m:oMathPara>
           </w:p>
@@ -2052,19 +2116,21 @@
                     </m:r>
                   </m:sup>
                 </m:sSup>
-                <m:d>
-                  <m:dPr>
-                    <m:begChr m:val="("/>
-                    <m:sepChr m:val=""/>
-                    <m:endChr m:val=")"/>
-                    <m:grow/>
-                  </m:dPr>
-                  <m:e>
-                    <m:r>
-                      <m:t>θ</m:t>
-                    </m:r>
-                  </m:e>
-                </m:d>
+                <m:r>
+                  <m:rPr>
+                    <m:sty m:val="p"/>
+                  </m:rPr>
+                  <m:t>(</m:t>
+                </m:r>
+                <m:r>
+                  <m:t>θ</m:t>
+                </m:r>
+                <m:r>
+                  <m:rPr>
+                    <m:sty m:val="p"/>
+                  </m:rPr>
+                  <m:t>)</m:t>
+                </m:r>
                 <m:r>
                   <m:rPr>
                     <m:sty m:val="p"/>
@@ -2089,19 +2155,21 @@
                     </m:r>
                   </m:sup>
                 </m:sSup>
-                <m:d>
-                  <m:dPr>
-                    <m:begChr m:val="("/>
-                    <m:sepChr m:val=""/>
-                    <m:endChr m:val=")"/>
-                    <m:grow/>
-                  </m:dPr>
-                  <m:e>
-                    <m:r>
-                      <m:t>θ</m:t>
-                    </m:r>
-                  </m:e>
-                </m:d>
+                <m:r>
+                  <m:rPr>
+                    <m:sty m:val="p"/>
+                  </m:rPr>
+                  <m:t>(</m:t>
+                </m:r>
+                <m:r>
+                  <m:t>θ</m:t>
+                </m:r>
+                <m:r>
+                  <m:rPr>
+                    <m:sty m:val="p"/>
+                  </m:rPr>
+                  <m:t>)</m:t>
+                </m:r>
                 <m:r>
                   <m:rPr>
                     <m:sty m:val="p"/>
@@ -2135,19 +2203,21 @@
                     </m:r>
                   </m:sup>
                 </m:sSup>
-                <m:d>
-                  <m:dPr>
-                    <m:begChr m:val="("/>
-                    <m:sepChr m:val=""/>
-                    <m:endChr m:val=")"/>
-                    <m:grow/>
-                  </m:dPr>
-                  <m:e>
-                    <m:r>
-                      <m:t>θ</m:t>
-                    </m:r>
-                  </m:e>
-                </m:d>
+                <m:r>
+                  <m:rPr>
+                    <m:sty m:val="p"/>
+                  </m:rPr>
+                  <m:t>(</m:t>
+                </m:r>
+                <m:r>
+                  <m:t>θ</m:t>
+                </m:r>
+                <m:r>
+                  <m:rPr>
+                    <m:sty m:val="p"/>
+                  </m:rPr>
+                  <m:t>)</m:t>
+                </m:r>
               </m:oMath>
             </m:oMathPara>
           </w:p>
@@ -2210,18 +2280,18 @@
                 <wp:inline>
                   <wp:extent cx="152400" cy="152400"/>
                   <wp:effectExtent b="0" l="0" r="0" t="0"/>
-                  <wp:docPr descr="" title="" id="35" name="Picture"/>
+                  <wp:docPr descr="" title="" id="24" name="Picture"/>
                   <a:graphic>
                     <a:graphicData uri="http://schemas.openxmlformats.org/drawingml/2006/picture">
                       <pic:pic>
                         <pic:nvPicPr>
-                          <pic:cNvPr descr="/Applications/quarto/share/formats/docx/note.png" id="36" name="Picture"/>
+                          <pic:cNvPr descr="/Applications/quarto/share/formats/docx/note.png" id="25" name="Picture"/>
                           <pic:cNvPicPr>
                             <a:picLocks noChangeArrowheads="1" noChangeAspect="1"/>
                           </pic:cNvPicPr>
                         </pic:nvPicPr>
                         <pic:blipFill>
-                          <a:blip r:embed="rId24"/>
+                          <a:blip r:embed="rId13"/>
                           <a:stretch>
                             <a:fillRect/>
                           </a:stretch>
@@ -2285,73 +2355,81 @@
                 </m:rPr>
                 <m:t>sin</m:t>
               </m:r>
-              <m:d>
-                <m:dPr>
-                  <m:begChr m:val="("/>
-                  <m:sepChr m:val=""/>
-                  <m:endChr m:val=")"/>
-                  <m:grow/>
-                </m:dPr>
-                <m:e>
-                  <m:r>
-                    <m:t>θ</m:t>
-                  </m:r>
-                </m:e>
-              </m:d>
-              <m:d>
-                <m:dPr>
-                  <m:begChr m:val="("/>
-                  <m:sepChr m:val=""/>
-                  <m:endChr m:val=")"/>
-                  <m:grow/>
-                </m:dPr>
-                <m:e>
-                  <m:r>
-                    <m:rPr>
-                      <m:sty m:val="p"/>
-                    </m:rPr>
-                    <m:t>csc</m:t>
-                  </m:r>
-                  <m:d>
-                    <m:dPr>
-                      <m:begChr m:val="("/>
-                      <m:sepChr m:val=""/>
-                      <m:endChr m:val=")"/>
-                      <m:grow/>
-                    </m:dPr>
-                    <m:e>
-                      <m:r>
-                        <m:t>θ</m:t>
-                      </m:r>
-                    </m:e>
-                  </m:d>
-                  <m:r>
-                    <m:rPr>
-                      <m:sty m:val="p"/>
-                    </m:rPr>
-                    <m:t>−</m:t>
-                  </m:r>
-                  <m:r>
-                    <m:rPr>
-                      <m:sty m:val="p"/>
-                    </m:rPr>
-                    <m:t>sin</m:t>
-                  </m:r>
-                  <m:d>
-                    <m:dPr>
-                      <m:begChr m:val="("/>
-                      <m:sepChr m:val=""/>
-                      <m:endChr m:val=")"/>
-                      <m:grow/>
-                    </m:dPr>
-                    <m:e>
-                      <m:r>
-                        <m:t>θ</m:t>
-                      </m:r>
-                    </m:e>
-                  </m:d>
-                </m:e>
-              </m:d>
+              <m:r>
+                <m:rPr>
+                  <m:sty m:val="p"/>
+                </m:rPr>
+                <m:t>(</m:t>
+              </m:r>
+              <m:r>
+                <m:t>θ</m:t>
+              </m:r>
+              <m:r>
+                <m:rPr>
+                  <m:sty m:val="p"/>
+                </m:rPr>
+                <m:t>)</m:t>
+              </m:r>
+              <m:r>
+                <m:rPr>
+                  <m:sty m:val="p"/>
+                </m:rPr>
+                <m:t>(</m:t>
+              </m:r>
+              <m:r>
+                <m:rPr>
+                  <m:sty m:val="p"/>
+                </m:rPr>
+                <m:t>csc</m:t>
+              </m:r>
+              <m:r>
+                <m:rPr>
+                  <m:sty m:val="p"/>
+                </m:rPr>
+                <m:t>(</m:t>
+              </m:r>
+              <m:r>
+                <m:t>θ</m:t>
+              </m:r>
+              <m:r>
+                <m:rPr>
+                  <m:sty m:val="p"/>
+                </m:rPr>
+                <m:t>)</m:t>
+              </m:r>
+              <m:r>
+                <m:rPr>
+                  <m:sty m:val="p"/>
+                </m:rPr>
+                <m:t>−</m:t>
+              </m:r>
+              <m:r>
+                <m:rPr>
+                  <m:sty m:val="p"/>
+                </m:rPr>
+                <m:t>sin</m:t>
+              </m:r>
+              <m:r>
+                <m:rPr>
+                  <m:sty m:val="p"/>
+                </m:rPr>
+                <m:t>(</m:t>
+              </m:r>
+              <m:r>
+                <m:t>θ</m:t>
+              </m:r>
+              <m:r>
+                <m:rPr>
+                  <m:sty m:val="p"/>
+                </m:rPr>
+                <m:t>)</m:t>
+              </m:r>
+              <m:r>
+                <m:rPr>
+                  <m:sty m:val="p"/>
+                </m:rPr>
+                <m:t>)</m:t>
+              </m:r>
             </m:oMath>
             <w:r>
               <w:t xml:space="preserve"> </w:t>
@@ -2369,19 +2447,21 @@
                 </m:rPr>
                 <m:t>cos</m:t>
               </m:r>
-              <m:d>
-                <m:dPr>
-                  <m:begChr m:val="("/>
-                  <m:sepChr m:val=""/>
-                  <m:endChr m:val=")"/>
-                  <m:grow/>
-                </m:dPr>
-                <m:e>
-                  <m:r>
-                    <m:t>θ</m:t>
-                  </m:r>
-                </m:e>
-              </m:d>
+              <m:r>
+                <m:rPr>
+                  <m:sty m:val="p"/>
+                </m:rPr>
+                <m:t>(</m:t>
+              </m:r>
+              <m:r>
+                <m:t>θ</m:t>
+              </m:r>
+              <m:r>
+                <m:rPr>
+                  <m:sty m:val="p"/>
+                </m:rPr>
+                <m:t>)</m:t>
+              </m:r>
             </m:oMath>
             <w:r>
               <w:t xml:space="preserve">.</w:t>
@@ -2422,19 +2502,21 @@
                 </m:rPr>
                 <m:t>csc</m:t>
               </m:r>
-              <m:d>
-                <m:dPr>
-                  <m:begChr m:val="("/>
-                  <m:sepChr m:val=""/>
-                  <m:endChr m:val=")"/>
-                  <m:grow/>
-                </m:dPr>
-                <m:e>
-                  <m:r>
-                    <m:t>θ</m:t>
-                  </m:r>
-                </m:e>
-              </m:d>
+              <m:r>
+                <m:rPr>
+                  <m:sty m:val="p"/>
+                </m:rPr>
+                <m:t>(</m:t>
+              </m:r>
+              <m:r>
+                <m:t>θ</m:t>
+              </m:r>
+              <m:r>
+                <m:rPr>
+                  <m:sty m:val="p"/>
+                </m:rPr>
+                <m:t>)</m:t>
+              </m:r>
             </m:oMath>
             <w:r>
               <w:t xml:space="preserve">, which is</w:t>
@@ -2458,19 +2540,21 @@
                 </m:rPr>
                 <m:t>sin</m:t>
               </m:r>
-              <m:d>
-                <m:dPr>
-                  <m:begChr m:val="("/>
-                  <m:sepChr m:val=""/>
-                  <m:endChr m:val=")"/>
-                  <m:grow/>
-                </m:dPr>
-                <m:e>
-                  <m:r>
-                    <m:t>θ</m:t>
-                  </m:r>
-                </m:e>
-              </m:d>
+              <m:r>
+                <m:rPr>
+                  <m:sty m:val="p"/>
+                </m:rPr>
+                <m:t>(</m:t>
+              </m:r>
+              <m:r>
+                <m:t>θ</m:t>
+              </m:r>
+              <m:r>
+                <m:rPr>
+                  <m:sty m:val="p"/>
+                </m:rPr>
+                <m:t>)</m:t>
+              </m:r>
             </m:oMath>
             <w:r>
               <w:t xml:space="preserve">. Writing this in gives</w:t>
@@ -2491,6 +2575,21 @@
                   </m:rPr>
                   <m:t>sin</m:t>
                 </m:r>
+                <m:r>
+                  <m:rPr>
+                    <m:sty m:val="p"/>
+                  </m:rPr>
+                  <m:t>(</m:t>
+                </m:r>
+                <m:r>
+                  <m:t>θ</m:t>
+                </m:r>
+                <m:r>
+                  <m:rPr>
+                    <m:sty m:val="p"/>
+                  </m:rPr>
+                  <m:t>)</m:t>
+                </m:r>
                 <m:d>
                   <m:dPr>
                     <m:begChr m:val="("/>
@@ -2500,37 +2599,26 @@
                   </m:dPr>
                   <m:e>
                     <m:r>
-                      <m:t>θ</m:t>
-                    </m:r>
-                  </m:e>
-                </m:d>
-                <m:d>
-                  <m:dPr>
-                    <m:begChr m:val="("/>
-                    <m:sepChr m:val=""/>
-                    <m:endChr m:val=")"/>
-                    <m:grow/>
-                  </m:dPr>
-                  <m:e>
-                    <m:r>
                       <m:rPr>
                         <m:sty m:val="p"/>
                       </m:rPr>
                       <m:t>csc</m:t>
                     </m:r>
-                    <m:d>
-                      <m:dPr>
-                        <m:begChr m:val="("/>
-                        <m:sepChr m:val=""/>
-                        <m:endChr m:val=")"/>
-                        <m:grow/>
-                      </m:dPr>
-                      <m:e>
-                        <m:r>
-                          <m:t>θ</m:t>
-                        </m:r>
-                      </m:e>
-                    </m:d>
+                    <m:r>
+                      <m:rPr>
+                        <m:sty m:val="p"/>
+                      </m:rPr>
+                      <m:t>(</m:t>
+                    </m:r>
+                    <m:r>
+                      <m:t>θ</m:t>
+                    </m:r>
+                    <m:r>
+                      <m:rPr>
+                        <m:sty m:val="p"/>
+                      </m:rPr>
+                      <m:t>)</m:t>
+                    </m:r>
                     <m:r>
                       <m:rPr>
                         <m:sty m:val="p"/>
@@ -2543,19 +2631,21 @@
                       </m:rPr>
                       <m:t>sin</m:t>
                     </m:r>
-                    <m:d>
-                      <m:dPr>
-                        <m:begChr m:val="("/>
-                        <m:sepChr m:val=""/>
-                        <m:endChr m:val=")"/>
-                        <m:grow/>
-                      </m:dPr>
-                      <m:e>
-                        <m:r>
-                          <m:t>θ</m:t>
-                        </m:r>
-                      </m:e>
-                    </m:d>
+                    <m:r>
+                      <m:rPr>
+                        <m:sty m:val="p"/>
+                      </m:rPr>
+                      <m:t>(</m:t>
+                    </m:r>
+                    <m:r>
+                      <m:t>θ</m:t>
+                    </m:r>
+                    <m:r>
+                      <m:rPr>
+                        <m:sty m:val="p"/>
+                      </m:rPr>
+                      <m:t>)</m:t>
+                    </m:r>
                   </m:e>
                 </m:d>
                 <m:r>
@@ -2570,19 +2660,21 @@
                   </m:rPr>
                   <m:t>sin</m:t>
                 </m:r>
-                <m:d>
-                  <m:dPr>
-                    <m:begChr m:val="("/>
-                    <m:sepChr m:val=""/>
-                    <m:endChr m:val=")"/>
-                    <m:grow/>
-                  </m:dPr>
-                  <m:e>
-                    <m:r>
-                      <m:t>θ</m:t>
-                    </m:r>
-                  </m:e>
-                </m:d>
+                <m:r>
+                  <m:rPr>
+                    <m:sty m:val="p"/>
+                  </m:rPr>
+                  <m:t>(</m:t>
+                </m:r>
+                <m:r>
+                  <m:t>θ</m:t>
+                </m:r>
+                <m:r>
+                  <m:rPr>
+                    <m:sty m:val="p"/>
+                  </m:rPr>
+                  <m:t>)</m:t>
+                </m:r>
                 <m:d>
                   <m:dPr>
                     <m:begChr m:val="("/>
@@ -2607,19 +2699,21 @@
                           </m:rPr>
                           <m:t>sin</m:t>
                         </m:r>
-                        <m:d>
-                          <m:dPr>
-                            <m:begChr m:val="("/>
-                            <m:sepChr m:val=""/>
-                            <m:endChr m:val=")"/>
-                            <m:grow/>
-                          </m:dPr>
-                          <m:e>
-                            <m:r>
-                              <m:t>θ</m:t>
-                            </m:r>
-                          </m:e>
-                        </m:d>
+                        <m:r>
+                          <m:rPr>
+                            <m:sty m:val="p"/>
+                          </m:rPr>
+                          <m:t>(</m:t>
+                        </m:r>
+                        <m:r>
+                          <m:t>θ</m:t>
+                        </m:r>
+                        <m:r>
+                          <m:rPr>
+                            <m:sty m:val="p"/>
+                          </m:rPr>
+                          <m:t>)</m:t>
+                        </m:r>
                       </m:den>
                     </m:f>
                     <m:r>
@@ -2634,19 +2728,21 @@
                       </m:rPr>
                       <m:t>sin</m:t>
                     </m:r>
-                    <m:d>
-                      <m:dPr>
-                        <m:begChr m:val="("/>
-                        <m:sepChr m:val=""/>
-                        <m:endChr m:val=")"/>
-                        <m:grow/>
-                      </m:dPr>
-                      <m:e>
-                        <m:r>
-                          <m:t>θ</m:t>
-                        </m:r>
-                      </m:e>
-                    </m:d>
+                    <m:r>
+                      <m:rPr>
+                        <m:sty m:val="p"/>
+                      </m:rPr>
+                      <m:t>(</m:t>
+                    </m:r>
+                    <m:r>
+                      <m:t>θ</m:t>
+                    </m:r>
+                    <m:r>
+                      <m:rPr>
+                        <m:sty m:val="p"/>
+                      </m:rPr>
+                      <m:t>)</m:t>
+                    </m:r>
                   </m:e>
                 </m:d>
               </m:oMath>
@@ -2675,19 +2771,21 @@
                   </m:rPr>
                   <m:t>sin</m:t>
                 </m:r>
-                <m:d>
-                  <m:dPr>
-                    <m:begChr m:val="("/>
-                    <m:sepChr m:val=""/>
-                    <m:endChr m:val=")"/>
-                    <m:grow/>
-                  </m:dPr>
-                  <m:e>
-                    <m:r>
-                      <m:t>θ</m:t>
-                    </m:r>
-                  </m:e>
-                </m:d>
+                <m:r>
+                  <m:rPr>
+                    <m:sty m:val="p"/>
+                  </m:rPr>
+                  <m:t>(</m:t>
+                </m:r>
+                <m:r>
+                  <m:t>θ</m:t>
+                </m:r>
+                <m:r>
+                  <m:rPr>
+                    <m:sty m:val="p"/>
+                  </m:rPr>
+                  <m:t>)</m:t>
+                </m:r>
                 <m:d>
                   <m:dPr>
                     <m:begChr m:val="("/>
@@ -2712,19 +2810,21 @@
                           </m:rPr>
                           <m:t>sin</m:t>
                         </m:r>
-                        <m:d>
-                          <m:dPr>
-                            <m:begChr m:val="("/>
-                            <m:sepChr m:val=""/>
-                            <m:endChr m:val=")"/>
-                            <m:grow/>
-                          </m:dPr>
-                          <m:e>
-                            <m:r>
-                              <m:t>θ</m:t>
-                            </m:r>
-                          </m:e>
-                        </m:d>
+                        <m:r>
+                          <m:rPr>
+                            <m:sty m:val="p"/>
+                          </m:rPr>
+                          <m:t>(</m:t>
+                        </m:r>
+                        <m:r>
+                          <m:t>θ</m:t>
+                        </m:r>
+                        <m:r>
+                          <m:rPr>
+                            <m:sty m:val="p"/>
+                          </m:rPr>
+                          <m:t>)</m:t>
+                        </m:r>
                       </m:den>
                     </m:f>
                     <m:r>
@@ -2739,19 +2839,21 @@
                       </m:rPr>
                       <m:t>sin</m:t>
                     </m:r>
-                    <m:d>
-                      <m:dPr>
-                        <m:begChr m:val="("/>
-                        <m:sepChr m:val=""/>
-                        <m:endChr m:val=")"/>
-                        <m:grow/>
-                      </m:dPr>
-                      <m:e>
-                        <m:r>
-                          <m:t>θ</m:t>
-                        </m:r>
-                      </m:e>
-                    </m:d>
+                    <m:r>
+                      <m:rPr>
+                        <m:sty m:val="p"/>
+                      </m:rPr>
+                      <m:t>(</m:t>
+                    </m:r>
+                    <m:r>
+                      <m:t>θ</m:t>
+                    </m:r>
+                    <m:r>
+                      <m:rPr>
+                        <m:sty m:val="p"/>
+                      </m:rPr>
+                      <m:t>)</m:t>
+                    </m:r>
                   </m:e>
                 </m:d>
                 <m:r>
@@ -2771,19 +2873,21 @@
                       </m:rPr>
                       <m:t>sin</m:t>
                     </m:r>
-                    <m:d>
-                      <m:dPr>
-                        <m:begChr m:val="("/>
-                        <m:sepChr m:val=""/>
-                        <m:endChr m:val=")"/>
-                        <m:grow/>
-                      </m:dPr>
-                      <m:e>
-                        <m:r>
-                          <m:t>θ</m:t>
-                        </m:r>
-                      </m:e>
-                    </m:d>
+                    <m:r>
+                      <m:rPr>
+                        <m:sty m:val="p"/>
+                      </m:rPr>
+                      <m:t>(</m:t>
+                    </m:r>
+                    <m:r>
+                      <m:t>θ</m:t>
+                    </m:r>
+                    <m:r>
+                      <m:rPr>
+                        <m:sty m:val="p"/>
+                      </m:rPr>
+                      <m:t>)</m:t>
+                    </m:r>
                   </m:num>
                   <m:den>
                     <m:r>
@@ -2792,19 +2896,21 @@
                       </m:rPr>
                       <m:t>sin</m:t>
                     </m:r>
-                    <m:d>
-                      <m:dPr>
-                        <m:begChr m:val="("/>
-                        <m:sepChr m:val=""/>
-                        <m:endChr m:val=")"/>
-                        <m:grow/>
-                      </m:dPr>
-                      <m:e>
-                        <m:r>
-                          <m:t>θ</m:t>
-                        </m:r>
-                      </m:e>
-                    </m:d>
+                    <m:r>
+                      <m:rPr>
+                        <m:sty m:val="p"/>
+                      </m:rPr>
+                      <m:t>(</m:t>
+                    </m:r>
+                    <m:r>
+                      <m:t>θ</m:t>
+                    </m:r>
+                    <m:r>
+                      <m:rPr>
+                        <m:sty m:val="p"/>
+                      </m:rPr>
+                      <m:t>)</m:t>
+                    </m:r>
                   </m:den>
                 </m:f>
                 <m:r>
@@ -2828,19 +2934,21 @@
                     </m:r>
                   </m:sup>
                 </m:sSup>
-                <m:d>
-                  <m:dPr>
-                    <m:begChr m:val="("/>
-                    <m:sepChr m:val=""/>
-                    <m:endChr m:val=")"/>
-                    <m:grow/>
-                  </m:dPr>
-                  <m:e>
-                    <m:r>
-                      <m:t>θ</m:t>
-                    </m:r>
-                  </m:e>
-                </m:d>
+                <m:r>
+                  <m:rPr>
+                    <m:sty m:val="p"/>
+                  </m:rPr>
+                  <m:t>(</m:t>
+                </m:r>
+                <m:r>
+                  <m:t>θ</m:t>
+                </m:r>
+                <m:r>
+                  <m:rPr>
+                    <m:sty m:val="p"/>
+                  </m:rPr>
+                  <m:t>)</m:t>
+                </m:r>
                 <m:r>
                   <m:rPr>
                     <m:sty m:val="p"/>
@@ -2871,19 +2979,21 @@
                     </m:r>
                   </m:sup>
                 </m:sSup>
-                <m:d>
-                  <m:dPr>
-                    <m:begChr m:val="("/>
-                    <m:sepChr m:val=""/>
-                    <m:endChr m:val=")"/>
-                    <m:grow/>
-                  </m:dPr>
-                  <m:e>
-                    <m:r>
-                      <m:t>θ</m:t>
-                    </m:r>
-                  </m:e>
-                </m:d>
+                <m:r>
+                  <m:rPr>
+                    <m:sty m:val="p"/>
+                  </m:rPr>
+                  <m:t>(</m:t>
+                </m:r>
+                <m:r>
+                  <m:t>θ</m:t>
+                </m:r>
+                <m:r>
+                  <m:rPr>
+                    <m:sty m:val="p"/>
+                  </m:rPr>
+                  <m:t>)</m:t>
+                </m:r>
               </m:oMath>
             </m:oMathPara>
           </w:p>
@@ -2913,19 +3023,21 @@
                   </m:r>
                 </m:sup>
               </m:sSup>
-              <m:d>
-                <m:dPr>
-                  <m:begChr m:val="("/>
-                  <m:sepChr m:val=""/>
-                  <m:endChr m:val=")"/>
-                  <m:grow/>
-                </m:dPr>
-                <m:e>
-                  <m:r>
-                    <m:t>θ</m:t>
-                  </m:r>
-                </m:e>
-              </m:d>
+              <m:r>
+                <m:rPr>
+                  <m:sty m:val="p"/>
+                </m:rPr>
+                <m:t>(</m:t>
+              </m:r>
+              <m:r>
+                <m:t>θ</m:t>
+              </m:r>
+              <m:r>
+                <m:rPr>
+                  <m:sty m:val="p"/>
+                </m:rPr>
+                <m:t>)</m:t>
+              </m:r>
               <m:r>
                 <m:rPr>
                   <m:sty m:val="p"/>
@@ -2947,19 +3059,21 @@
                   </m:r>
                 </m:sup>
               </m:sSup>
-              <m:d>
-                <m:dPr>
-                  <m:begChr m:val="("/>
-                  <m:sepChr m:val=""/>
-                  <m:endChr m:val=")"/>
-                  <m:grow/>
-                </m:dPr>
-                <m:e>
-                  <m:r>
-                    <m:t>θ</m:t>
-                  </m:r>
-                </m:e>
-              </m:d>
+              <m:r>
+                <m:rPr>
+                  <m:sty m:val="p"/>
+                </m:rPr>
+                <m:t>(</m:t>
+              </m:r>
+              <m:r>
+                <m:t>θ</m:t>
+              </m:r>
+              <m:r>
+                <m:rPr>
+                  <m:sty m:val="p"/>
+                </m:rPr>
+                <m:t>)</m:t>
+              </m:r>
               <m:r>
                 <m:rPr>
                   <m:sty m:val="p"/>
@@ -2995,19 +3109,21 @@
                   </m:r>
                 </m:sup>
               </m:sSup>
-              <m:d>
-                <m:dPr>
-                  <m:begChr m:val="("/>
-                  <m:sepChr m:val=""/>
-                  <m:endChr m:val=")"/>
-                  <m:grow/>
-                </m:dPr>
-                <m:e>
-                  <m:r>
-                    <m:t>θ</m:t>
-                  </m:r>
-                </m:e>
-              </m:d>
+              <m:r>
+                <m:rPr>
+                  <m:sty m:val="p"/>
+                </m:rPr>
+                <m:t>(</m:t>
+              </m:r>
+              <m:r>
+                <m:t>θ</m:t>
+              </m:r>
+              <m:r>
+                <m:rPr>
+                  <m:sty m:val="p"/>
+                </m:rPr>
+                <m:t>)</m:t>
+              </m:r>
               <m:r>
                 <m:rPr>
                   <m:sty m:val="p"/>
@@ -3038,19 +3154,21 @@
                   </m:r>
                 </m:sup>
               </m:sSup>
-              <m:d>
-                <m:dPr>
-                  <m:begChr m:val="("/>
-                  <m:sepChr m:val=""/>
-                  <m:endChr m:val=")"/>
-                  <m:grow/>
-                </m:dPr>
-                <m:e>
-                  <m:r>
-                    <m:t>θ</m:t>
-                  </m:r>
-                </m:e>
-              </m:d>
+              <m:r>
+                <m:rPr>
+                  <m:sty m:val="p"/>
+                </m:rPr>
+                <m:t>(</m:t>
+              </m:r>
+              <m:r>
+                <m:t>θ</m:t>
+              </m:r>
+              <m:r>
+                <m:rPr>
+                  <m:sty m:val="p"/>
+                </m:rPr>
+                <m:t>)</m:t>
+              </m:r>
             </m:oMath>
             <w:r>
               <w:t xml:space="preserve">, and so</w:t>
@@ -3071,96 +3189,104 @@
                   </m:rPr>
                   <m:t>sin</m:t>
                 </m:r>
-                <m:d>
-                  <m:dPr>
-                    <m:begChr m:val="("/>
-                    <m:sepChr m:val=""/>
-                    <m:endChr m:val=")"/>
-                    <m:grow/>
-                  </m:dPr>
+                <m:r>
+                  <m:rPr>
+                    <m:sty m:val="p"/>
+                  </m:rPr>
+                  <m:t>(</m:t>
+                </m:r>
+                <m:r>
+                  <m:t>θ</m:t>
+                </m:r>
+                <m:r>
+                  <m:rPr>
+                    <m:sty m:val="p"/>
+                  </m:rPr>
+                  <m:t>)</m:t>
+                </m:r>
+                <m:r>
+                  <m:rPr>
+                    <m:sty m:val="p"/>
+                  </m:rPr>
+                  <m:t>(</m:t>
+                </m:r>
+                <m:r>
+                  <m:rPr>
+                    <m:sty m:val="p"/>
+                  </m:rPr>
+                  <m:t>csc</m:t>
+                </m:r>
+                <m:r>
+                  <m:rPr>
+                    <m:sty m:val="p"/>
+                  </m:rPr>
+                  <m:t>(</m:t>
+                </m:r>
+                <m:r>
+                  <m:t>θ</m:t>
+                </m:r>
+                <m:r>
+                  <m:rPr>
+                    <m:sty m:val="p"/>
+                  </m:rPr>
+                  <m:t>)</m:t>
+                </m:r>
+                <m:r>
+                  <m:rPr>
+                    <m:sty m:val="p"/>
+                  </m:rPr>
+                  <m:t>−</m:t>
+                </m:r>
+                <m:r>
+                  <m:rPr>
+                    <m:sty m:val="p"/>
+                  </m:rPr>
+                  <m:t>sin</m:t>
+                </m:r>
+                <m:r>
+                  <m:rPr>
+                    <m:sty m:val="p"/>
+                  </m:rPr>
+                  <m:t>(</m:t>
+                </m:r>
+                <m:r>
+                  <m:t>θ</m:t>
+                </m:r>
+                <m:r>
+                  <m:rPr>
+                    <m:sty m:val="p"/>
+                  </m:rPr>
+                  <m:t>)</m:t>
+                </m:r>
+                <m:r>
+                  <m:rPr>
+                    <m:sty m:val="p"/>
+                  </m:rPr>
+                  <m:t>)</m:t>
+                </m:r>
+                <m:r>
+                  <m:rPr>
+                    <m:sty m:val="p"/>
+                  </m:rPr>
+                  <m:t>=</m:t>
+                </m:r>
+                <m:r>
+                  <m:t>1</m:t>
+                </m:r>
+                <m:r>
+                  <m:rPr>
+                    <m:sty m:val="p"/>
+                  </m:rPr>
+                  <m:t>−</m:t>
+                </m:r>
+                <m:sSup>
                   <m:e>
-                    <m:r>
-                      <m:t>θ</m:t>
-                    </m:r>
-                  </m:e>
-                </m:d>
-                <m:d>
-                  <m:dPr>
-                    <m:begChr m:val="("/>
-                    <m:sepChr m:val=""/>
-                    <m:endChr m:val=")"/>
-                    <m:grow/>
-                  </m:dPr>
-                  <m:e>
-                    <m:r>
-                      <m:rPr>
-                        <m:sty m:val="p"/>
-                      </m:rPr>
-                      <m:t>csc</m:t>
-                    </m:r>
-                    <m:d>
-                      <m:dPr>
-                        <m:begChr m:val="("/>
-                        <m:sepChr m:val=""/>
-                        <m:endChr m:val=")"/>
-                        <m:grow/>
-                      </m:dPr>
-                      <m:e>
-                        <m:r>
-                          <m:t>θ</m:t>
-                        </m:r>
-                      </m:e>
-                    </m:d>
-                    <m:r>
-                      <m:rPr>
-                        <m:sty m:val="p"/>
-                      </m:rPr>
-                      <m:t>−</m:t>
-                    </m:r>
                     <m:r>
                       <m:rPr>
                         <m:sty m:val="p"/>
                       </m:rPr>
                       <m:t>sin</m:t>
                     </m:r>
-                    <m:d>
-                      <m:dPr>
-                        <m:begChr m:val="("/>
-                        <m:sepChr m:val=""/>
-                        <m:endChr m:val=")"/>
-                        <m:grow/>
-                      </m:dPr>
-                      <m:e>
-                        <m:r>
-                          <m:t>θ</m:t>
-                        </m:r>
-                      </m:e>
-                    </m:d>
-                  </m:e>
-                </m:d>
-                <m:r>
-                  <m:rPr>
-                    <m:sty m:val="p"/>
-                  </m:rPr>
-                  <m:t>=</m:t>
-                </m:r>
-                <m:r>
-                  <m:t>1</m:t>
-                </m:r>
-                <m:r>
-                  <m:rPr>
-                    <m:sty m:val="p"/>
-                  </m:rPr>
-                  <m:t>−</m:t>
-                </m:r>
-                <m:sSup>
-                  <m:e>
-                    <m:r>
-                      <m:rPr>
-                        <m:sty m:val="p"/>
-                      </m:rPr>
-                      <m:t>sin</m:t>
-                    </m:r>
                   </m:e>
                   <m:sup>
                     <m:r>
@@ -3168,19 +3294,21 @@
                     </m:r>
                   </m:sup>
                 </m:sSup>
-                <m:d>
-                  <m:dPr>
-                    <m:begChr m:val="("/>
-                    <m:sepChr m:val=""/>
-                    <m:endChr m:val=")"/>
-                    <m:grow/>
-                  </m:dPr>
-                  <m:e>
-                    <m:r>
-                      <m:t>θ</m:t>
-                    </m:r>
-                  </m:e>
-                </m:d>
+                <m:r>
+                  <m:rPr>
+                    <m:sty m:val="p"/>
+                  </m:rPr>
+                  <m:t>(</m:t>
+                </m:r>
+                <m:r>
+                  <m:t>θ</m:t>
+                </m:r>
+                <m:r>
+                  <m:rPr>
+                    <m:sty m:val="p"/>
+                  </m:rPr>
+                  <m:t>)</m:t>
+                </m:r>
                 <m:r>
                   <m:rPr>
                     <m:sty m:val="p"/>
@@ -3202,19 +3330,21 @@
                     </m:r>
                   </m:sup>
                 </m:sSup>
-                <m:d>
-                  <m:dPr>
-                    <m:begChr m:val="("/>
-                    <m:sepChr m:val=""/>
-                    <m:endChr m:val=")"/>
-                    <m:grow/>
-                  </m:dPr>
-                  <m:e>
-                    <m:r>
-                      <m:t>θ</m:t>
-                    </m:r>
-                  </m:e>
-                </m:d>
+                <m:r>
+                  <m:rPr>
+                    <m:sty m:val="p"/>
+                  </m:rPr>
+                  <m:t>(</m:t>
+                </m:r>
+                <m:r>
+                  <m:t>θ</m:t>
+                </m:r>
+                <m:r>
+                  <m:rPr>
+                    <m:sty m:val="p"/>
+                  </m:rPr>
+                  <m:t>)</m:t>
+                </m:r>
               </m:oMath>
             </m:oMathPara>
           </w:p>
@@ -3229,8 +3359,8 @@
         </w:tc>
       </w:tr>
     </w:tbl>
-    <w:bookmarkEnd w:id="37"/>
-    <w:bookmarkStart w:id="44" w:name="sum-and-difference-identities"/>
+    <w:bookmarkEnd w:id="26"/>
+    <w:bookmarkStart w:id="33" w:name="sum-and-difference-identities"/>
     <w:p>
       <w:pPr>
         <w:pStyle w:val="Heading1"/>
@@ -3256,28 +3386,30 @@
           </m:rPr>
           <m:t>cos</m:t>
         </m:r>
-        <m:d>
-          <m:dPr>
-            <m:begChr m:val="("/>
-            <m:sepChr m:val=""/>
-            <m:endChr m:val=")"/>
-            <m:grow/>
-          </m:dPr>
-          <m:e>
-            <m:r>
-              <m:t>x</m:t>
-            </m:r>
-            <m:r>
-              <m:rPr>
-                <m:sty m:val="p"/>
-              </m:rPr>
-              <m:t>+</m:t>
-            </m:r>
-            <m:r>
-              <m:t>h</m:t>
-            </m:r>
-          </m:e>
-        </m:d>
+        <m:r>
+          <m:rPr>
+            <m:sty m:val="p"/>
+          </m:rPr>
+          <m:t>(</m:t>
+        </m:r>
+        <m:r>
+          <m:t>x</m:t>
+        </m:r>
+        <m:r>
+          <m:rPr>
+            <m:sty m:val="p"/>
+          </m:rPr>
+          <m:t>+</m:t>
+        </m:r>
+        <m:r>
+          <m:t>h</m:t>
+        </m:r>
+        <m:r>
+          <m:rPr>
+            <m:sty m:val="p"/>
+          </m:rPr>
+          <m:t>)</m:t>
+        </m:r>
       </m:oMath>
       <w:r>
         <w:t xml:space="preserve"> </w:t>
@@ -3311,7 +3443,7 @@
       <w:pPr>
         <w:pStyle w:val="BodyText"/>
       </w:pPr>
-      <w:bookmarkStart w:id="38" w:name="eq-sinsum"/>
+      <w:bookmarkStart w:id="27" w:name="eq-sinsum"/>
       <m:oMathPara>
         <m:oMathParaPr>
           <m:jc m:val="center"/>
@@ -3323,28 +3455,30 @@
             </m:rPr>
             <m:t>sin</m:t>
           </m:r>
-          <m:d>
-            <m:dPr>
-              <m:begChr m:val="("/>
-              <m:sepChr m:val=""/>
-              <m:endChr m:val=")"/>
-              <m:grow/>
-            </m:dPr>
-            <m:e>
-              <m:r>
-                <m:t>α</m:t>
-              </m:r>
-              <m:r>
-                <m:rPr>
-                  <m:sty m:val="p"/>
-                </m:rPr>
-                <m:t>±</m:t>
-              </m:r>
-              <m:r>
-                <m:t>β</m:t>
-              </m:r>
-            </m:e>
-          </m:d>
+          <m:r>
+            <m:rPr>
+              <m:sty m:val="p"/>
+            </m:rPr>
+            <m:t>(</m:t>
+          </m:r>
+          <m:r>
+            <m:t>α</m:t>
+          </m:r>
+          <m:r>
+            <m:rPr>
+              <m:sty m:val="p"/>
+            </m:rPr>
+            <m:t>±</m:t>
+          </m:r>
+          <m:r>
+            <m:t>β</m:t>
+          </m:r>
+          <m:r>
+            <m:rPr>
+              <m:sty m:val="p"/>
+            </m:rPr>
+            <m:t>)</m:t>
+          </m:r>
           <m:r>
             <m:rPr>
               <m:sty m:val="p"/>
@@ -3357,38 +3491,42 @@
             </m:rPr>
             <m:t>sin</m:t>
           </m:r>
-          <m:d>
-            <m:dPr>
-              <m:begChr m:val="("/>
-              <m:sepChr m:val=""/>
-              <m:endChr m:val=")"/>
-              <m:grow/>
-            </m:dPr>
-            <m:e>
-              <m:r>
-                <m:t>α</m:t>
-              </m:r>
-            </m:e>
-          </m:d>
+          <m:r>
+            <m:rPr>
+              <m:sty m:val="p"/>
+            </m:rPr>
+            <m:t>(</m:t>
+          </m:r>
+          <m:r>
+            <m:t>α</m:t>
+          </m:r>
+          <m:r>
+            <m:rPr>
+              <m:sty m:val="p"/>
+            </m:rPr>
+            <m:t>)</m:t>
+          </m:r>
           <m:r>
             <m:rPr>
               <m:sty m:val="p"/>
             </m:rPr>
             <m:t>cos</m:t>
           </m:r>
-          <m:d>
-            <m:dPr>
-              <m:begChr m:val="("/>
-              <m:sepChr m:val=""/>
-              <m:endChr m:val=")"/>
-              <m:grow/>
-            </m:dPr>
-            <m:e>
-              <m:r>
-                <m:t>β</m:t>
-              </m:r>
-            </m:e>
-          </m:d>
+          <m:r>
+            <m:rPr>
+              <m:sty m:val="p"/>
+            </m:rPr>
+            <m:t>(</m:t>
+          </m:r>
+          <m:r>
+            <m:t>β</m:t>
+          </m:r>
+          <m:r>
+            <m:rPr>
+              <m:sty m:val="p"/>
+            </m:rPr>
+            <m:t>)</m:t>
+          </m:r>
           <m:r>
             <m:rPr>
               <m:sty m:val="p"/>
@@ -3401,57 +3539,63 @@
             </m:rPr>
             <m:t>cos</m:t>
           </m:r>
-          <m:d>
-            <m:dPr>
-              <m:begChr m:val="("/>
-              <m:sepChr m:val=""/>
-              <m:endChr m:val=")"/>
-              <m:grow/>
-            </m:dPr>
-            <m:e>
-              <m:r>
-                <m:t>α</m:t>
-              </m:r>
-            </m:e>
-          </m:d>
+          <m:r>
+            <m:rPr>
+              <m:sty m:val="p"/>
+            </m:rPr>
+            <m:t>(</m:t>
+          </m:r>
+          <m:r>
+            <m:t>α</m:t>
+          </m:r>
+          <m:r>
+            <m:rPr>
+              <m:sty m:val="p"/>
+            </m:rPr>
+            <m:t>)</m:t>
+          </m:r>
           <m:r>
             <m:rPr>
               <m:sty m:val="p"/>
             </m:rPr>
             <m:t>sin</m:t>
           </m:r>
-          <m:d>
-            <m:dPr>
-              <m:begChr m:val="("/>
-              <m:sepChr m:val=""/>
-              <m:endChr m:val=")"/>
-              <m:grow/>
-            </m:dPr>
-            <m:e>
-              <m:r>
-                <m:t>β</m:t>
-              </m:r>
-            </m:e>
-          </m:d>
+          <m:r>
+            <m:rPr>
+              <m:sty m:val="p"/>
+            </m:rPr>
+            <m:t>(</m:t>
+          </m:r>
+          <m:r>
+            <m:t>β</m:t>
+          </m:r>
+          <m:r>
+            <m:rPr>
+              <m:sty m:val="p"/>
+            </m:rPr>
+            <m:t>)</m:t>
+          </m:r>
           <m:r>
             <m:t>  </m:t>
           </m:r>
-          <m:d>
-            <m:dPr>
-              <m:begChr m:val="("/>
-              <m:sepChr m:val=""/>
-              <m:endChr m:val=")"/>
-              <m:grow/>
-            </m:dPr>
-            <m:e>
-              <m:r>
-                <m:t>4</m:t>
-              </m:r>
-            </m:e>
-          </m:d>
+          <m:r>
+            <m:rPr>
+              <m:sty m:val="p"/>
+            </m:rPr>
+            <m:t>(</m:t>
+          </m:r>
+          <m:r>
+            <m:t>4</m:t>
+          </m:r>
+          <m:r>
+            <m:rPr>
+              <m:sty m:val="p"/>
+            </m:rPr>
+            <m:t>)</m:t>
+          </m:r>
         </m:oMath>
       </m:oMathPara>
-      <w:bookmarkEnd w:id="38"/>
+      <w:bookmarkEnd w:id="27"/>
     </w:p>
     <w:p>
       <w:pPr>
@@ -3482,7 +3626,7 @@
       <w:pPr>
         <w:pStyle w:val="BodyText"/>
       </w:pPr>
-      <w:bookmarkStart w:id="39" w:name="eq-cossum"/>
+      <w:bookmarkStart w:id="28" w:name="eq-cossum"/>
       <m:oMathPara>
         <m:oMathParaPr>
           <m:jc m:val="center"/>
@@ -3494,28 +3638,30 @@
             </m:rPr>
             <m:t>cos</m:t>
           </m:r>
-          <m:d>
-            <m:dPr>
-              <m:begChr m:val="("/>
-              <m:sepChr m:val=""/>
-              <m:endChr m:val=")"/>
-              <m:grow/>
-            </m:dPr>
-            <m:e>
-              <m:r>
-                <m:t>α</m:t>
-              </m:r>
-              <m:r>
-                <m:rPr>
-                  <m:sty m:val="p"/>
-                </m:rPr>
-                <m:t>±</m:t>
-              </m:r>
-              <m:r>
-                <m:t>β</m:t>
-              </m:r>
-            </m:e>
-          </m:d>
+          <m:r>
+            <m:rPr>
+              <m:sty m:val="p"/>
+            </m:rPr>
+            <m:t>(</m:t>
+          </m:r>
+          <m:r>
+            <m:t>α</m:t>
+          </m:r>
+          <m:r>
+            <m:rPr>
+              <m:sty m:val="p"/>
+            </m:rPr>
+            <m:t>±</m:t>
+          </m:r>
+          <m:r>
+            <m:t>β</m:t>
+          </m:r>
+          <m:r>
+            <m:rPr>
+              <m:sty m:val="p"/>
+            </m:rPr>
+            <m:t>)</m:t>
+          </m:r>
           <m:r>
             <m:rPr>
               <m:sty m:val="p"/>
@@ -3528,38 +3674,42 @@
             </m:rPr>
             <m:t>cos</m:t>
           </m:r>
-          <m:d>
-            <m:dPr>
-              <m:begChr m:val="("/>
-              <m:sepChr m:val=""/>
-              <m:endChr m:val=")"/>
-              <m:grow/>
-            </m:dPr>
-            <m:e>
-              <m:r>
-                <m:t>α</m:t>
-              </m:r>
-            </m:e>
-          </m:d>
+          <m:r>
+            <m:rPr>
+              <m:sty m:val="p"/>
+            </m:rPr>
+            <m:t>(</m:t>
+          </m:r>
+          <m:r>
+            <m:t>α</m:t>
+          </m:r>
+          <m:r>
+            <m:rPr>
+              <m:sty m:val="p"/>
+            </m:rPr>
+            <m:t>)</m:t>
+          </m:r>
           <m:r>
             <m:rPr>
               <m:sty m:val="p"/>
             </m:rPr>
             <m:t>cos</m:t>
           </m:r>
-          <m:d>
-            <m:dPr>
-              <m:begChr m:val="("/>
-              <m:sepChr m:val=""/>
-              <m:endChr m:val=")"/>
-              <m:grow/>
-            </m:dPr>
-            <m:e>
-              <m:r>
-                <m:t>β</m:t>
-              </m:r>
-            </m:e>
-          </m:d>
+          <m:r>
+            <m:rPr>
+              <m:sty m:val="p"/>
+            </m:rPr>
+            <m:t>(</m:t>
+          </m:r>
+          <m:r>
+            <m:t>β</m:t>
+          </m:r>
+          <m:r>
+            <m:rPr>
+              <m:sty m:val="p"/>
+            </m:rPr>
+            <m:t>)</m:t>
+          </m:r>
           <m:r>
             <m:rPr>
               <m:sty m:val="p"/>
@@ -3572,57 +3722,63 @@
             </m:rPr>
             <m:t>sin</m:t>
           </m:r>
-          <m:d>
-            <m:dPr>
-              <m:begChr m:val="("/>
-              <m:sepChr m:val=""/>
-              <m:endChr m:val=")"/>
-              <m:grow/>
-            </m:dPr>
-            <m:e>
-              <m:r>
-                <m:t>α</m:t>
-              </m:r>
-            </m:e>
-          </m:d>
+          <m:r>
+            <m:rPr>
+              <m:sty m:val="p"/>
+            </m:rPr>
+            <m:t>(</m:t>
+          </m:r>
+          <m:r>
+            <m:t>α</m:t>
+          </m:r>
+          <m:r>
+            <m:rPr>
+              <m:sty m:val="p"/>
+            </m:rPr>
+            <m:t>)</m:t>
+          </m:r>
           <m:r>
             <m:rPr>
               <m:sty m:val="p"/>
             </m:rPr>
             <m:t>sin</m:t>
           </m:r>
-          <m:d>
-            <m:dPr>
-              <m:begChr m:val="("/>
-              <m:sepChr m:val=""/>
-              <m:endChr m:val=")"/>
-              <m:grow/>
-            </m:dPr>
-            <m:e>
-              <m:r>
-                <m:t>β</m:t>
-              </m:r>
-            </m:e>
-          </m:d>
+          <m:r>
+            <m:rPr>
+              <m:sty m:val="p"/>
+            </m:rPr>
+            <m:t>(</m:t>
+          </m:r>
+          <m:r>
+            <m:t>β</m:t>
+          </m:r>
+          <m:r>
+            <m:rPr>
+              <m:sty m:val="p"/>
+            </m:rPr>
+            <m:t>)</m:t>
+          </m:r>
           <m:r>
             <m:t>  </m:t>
           </m:r>
-          <m:d>
-            <m:dPr>
-              <m:begChr m:val="("/>
-              <m:sepChr m:val=""/>
-              <m:endChr m:val=")"/>
-              <m:grow/>
-            </m:dPr>
-            <m:e>
-              <m:r>
-                <m:t>5</m:t>
-              </m:r>
-            </m:e>
-          </m:d>
+          <m:r>
+            <m:rPr>
+              <m:sty m:val="p"/>
+            </m:rPr>
+            <m:t>(</m:t>
+          </m:r>
+          <m:r>
+            <m:t>5</m:t>
+          </m:r>
+          <m:r>
+            <m:rPr>
+              <m:sty m:val="p"/>
+            </m:rPr>
+            <m:t>)</m:t>
+          </m:r>
         </m:oMath>
       </m:oMathPara>
-      <w:bookmarkEnd w:id="39"/>
+      <w:bookmarkEnd w:id="28"/>
     </w:p>
     <w:p>
       <w:pPr>
@@ -3670,7 +3826,7 @@
       <w:pPr>
         <w:pStyle w:val="BodyText"/>
       </w:pPr>
-      <w:bookmarkStart w:id="40" w:name="eq-tansum"/>
+      <w:bookmarkStart w:id="29" w:name="eq-tansum"/>
       <m:oMathPara>
         <m:oMathParaPr>
           <m:jc m:val="center"/>
@@ -3682,28 +3838,30 @@
             </m:rPr>
             <m:t>tan</m:t>
           </m:r>
-          <m:d>
-            <m:dPr>
-              <m:begChr m:val="("/>
-              <m:sepChr m:val=""/>
-              <m:endChr m:val=")"/>
-              <m:grow/>
-            </m:dPr>
-            <m:e>
-              <m:r>
-                <m:t>α</m:t>
-              </m:r>
-              <m:r>
-                <m:rPr>
-                  <m:sty m:val="p"/>
-                </m:rPr>
-                <m:t>±</m:t>
-              </m:r>
-              <m:r>
-                <m:t>β</m:t>
-              </m:r>
-            </m:e>
-          </m:d>
+          <m:r>
+            <m:rPr>
+              <m:sty m:val="p"/>
+            </m:rPr>
+            <m:t>(</m:t>
+          </m:r>
+          <m:r>
+            <m:t>α</m:t>
+          </m:r>
+          <m:r>
+            <m:rPr>
+              <m:sty m:val="p"/>
+            </m:rPr>
+            <m:t>±</m:t>
+          </m:r>
+          <m:r>
+            <m:t>β</m:t>
+          </m:r>
+          <m:r>
+            <m:rPr>
+              <m:sty m:val="p"/>
+            </m:rPr>
+            <m:t>)</m:t>
+          </m:r>
           <m:r>
             <m:rPr>
               <m:sty m:val="p"/>
@@ -3721,19 +3879,21 @@
                 </m:rPr>
                 <m:t>tan</m:t>
               </m:r>
-              <m:d>
-                <m:dPr>
-                  <m:begChr m:val="("/>
-                  <m:sepChr m:val=""/>
-                  <m:endChr m:val=")"/>
-                  <m:grow/>
-                </m:dPr>
-                <m:e>
-                  <m:r>
-                    <m:t>α</m:t>
-                  </m:r>
-                </m:e>
-              </m:d>
+              <m:r>
+                <m:rPr>
+                  <m:sty m:val="p"/>
+                </m:rPr>
+                <m:t>(</m:t>
+              </m:r>
+              <m:r>
+                <m:t>α</m:t>
+              </m:r>
+              <m:r>
+                <m:rPr>
+                  <m:sty m:val="p"/>
+                </m:rPr>
+                <m:t>)</m:t>
+              </m:r>
               <m:r>
                 <m:rPr>
                   <m:sty m:val="p"/>
@@ -3746,99 +3906,109 @@
                 </m:rPr>
                 <m:t>tan</m:t>
               </m:r>
-              <m:d>
-                <m:dPr>
-                  <m:begChr m:val="("/>
-                  <m:sepChr m:val=""/>
-                  <m:endChr m:val=")"/>
-                  <m:grow/>
-                </m:dPr>
-                <m:e>
-                  <m:r>
-                    <m:t>β</m:t>
-                  </m:r>
-                </m:e>
-              </m:d>
+              <m:r>
+                <m:rPr>
+                  <m:sty m:val="p"/>
+                </m:rPr>
+                <m:t>(</m:t>
+              </m:r>
+              <m:r>
+                <m:t>β</m:t>
+              </m:r>
+              <m:r>
+                <m:rPr>
+                  <m:sty m:val="p"/>
+                </m:rPr>
+                <m:t>)</m:t>
+              </m:r>
             </m:num>
             <m:den>
-              <m:d>
-                <m:dPr>
-                  <m:begChr m:val="("/>
-                  <m:sepChr m:val=""/>
-                  <m:endChr m:val=")"/>
-                  <m:grow/>
-                </m:dPr>
-                <m:e>
-                  <m:r>
-                    <m:t>1</m:t>
-                  </m:r>
-                  <m:r>
-                    <m:rPr>
-                      <m:sty m:val="p"/>
-                    </m:rPr>
-                    <m:t>∓</m:t>
-                  </m:r>
-                  <m:r>
-                    <m:rPr>
-                      <m:sty m:val="p"/>
-                    </m:rPr>
-                    <m:t>tan</m:t>
-                  </m:r>
-                  <m:d>
-                    <m:dPr>
-                      <m:begChr m:val="("/>
-                      <m:sepChr m:val=""/>
-                      <m:endChr m:val=")"/>
-                      <m:grow/>
-                    </m:dPr>
-                    <m:e>
-                      <m:r>
-                        <m:t>α</m:t>
-                      </m:r>
-                    </m:e>
-                  </m:d>
-                  <m:r>
-                    <m:rPr>
-                      <m:sty m:val="p"/>
-                    </m:rPr>
-                    <m:t>tan</m:t>
-                  </m:r>
-                  <m:d>
-                    <m:dPr>
-                      <m:begChr m:val="("/>
-                      <m:sepChr m:val=""/>
-                      <m:endChr m:val=")"/>
-                      <m:grow/>
-                    </m:dPr>
-                    <m:e>
-                      <m:r>
-                        <m:t>β</m:t>
-                      </m:r>
-                    </m:e>
-                  </m:d>
-                </m:e>
-              </m:d>
+              <m:r>
+                <m:rPr>
+                  <m:sty m:val="p"/>
+                </m:rPr>
+                <m:t>(</m:t>
+              </m:r>
+              <m:r>
+                <m:t>1</m:t>
+              </m:r>
+              <m:r>
+                <m:rPr>
+                  <m:sty m:val="p"/>
+                </m:rPr>
+                <m:t>∓</m:t>
+              </m:r>
+              <m:r>
+                <m:rPr>
+                  <m:sty m:val="p"/>
+                </m:rPr>
+                <m:t>tan</m:t>
+              </m:r>
+              <m:r>
+                <m:rPr>
+                  <m:sty m:val="p"/>
+                </m:rPr>
+                <m:t>(</m:t>
+              </m:r>
+              <m:r>
+                <m:t>α</m:t>
+              </m:r>
+              <m:r>
+                <m:rPr>
+                  <m:sty m:val="p"/>
+                </m:rPr>
+                <m:t>)</m:t>
+              </m:r>
+              <m:r>
+                <m:rPr>
+                  <m:sty m:val="p"/>
+                </m:rPr>
+                <m:t>tan</m:t>
+              </m:r>
+              <m:r>
+                <m:rPr>
+                  <m:sty m:val="p"/>
+                </m:rPr>
+                <m:t>(</m:t>
+              </m:r>
+              <m:r>
+                <m:t>β</m:t>
+              </m:r>
+              <m:r>
+                <m:rPr>
+                  <m:sty m:val="p"/>
+                </m:rPr>
+                <m:t>)</m:t>
+              </m:r>
+              <m:r>
+                <m:rPr>
+                  <m:sty m:val="p"/>
+                </m:rPr>
+                <m:t>)</m:t>
+              </m:r>
             </m:den>
           </m:f>
           <m:r>
             <m:t>  </m:t>
           </m:r>
-          <m:d>
-            <m:dPr>
-              <m:begChr m:val="("/>
-              <m:sepChr m:val=""/>
-              <m:endChr m:val=")"/>
-              <m:grow/>
-            </m:dPr>
-            <m:e>
-              <m:r>
-                <m:t>6</m:t>
-              </m:r>
-            </m:e>
-          </m:d>
+          <m:r>
+            <m:rPr>
+              <m:sty m:val="p"/>
+            </m:rPr>
+            <m:t>(</m:t>
+          </m:r>
+          <m:r>
+            <m:t>6</m:t>
+          </m:r>
+          <m:r>
+            <m:rPr>
+              <m:sty m:val="p"/>
+            </m:rPr>
+            <m:t>)</m:t>
+          </m:r>
         </m:oMath>
       </m:oMathPara>
-      <w:bookmarkEnd w:id="40"/>
+      <w:bookmarkEnd w:id="29"/>
     </w:p>
     <w:tbl>
       <w:tblPr>
@@ -3880,18 +4050,18 @@
                 <wp:inline>
                   <wp:extent cx="152400" cy="152400"/>
                   <wp:effectExtent b="0" l="0" r="0" t="0"/>
-                  <wp:docPr descr="" title="" id="41" name="Picture"/>
+                  <wp:docPr descr="" title="" id="30" name="Picture"/>
                   <a:graphic>
                     <a:graphicData uri="http://schemas.openxmlformats.org/drawingml/2006/picture">
                       <pic:pic>
                         <pic:nvPicPr>
-                          <pic:cNvPr descr="/Applications/quarto/share/formats/docx/note.png" id="42" name="Picture"/>
+                          <pic:cNvPr descr="/Applications/quarto/share/formats/docx/note.png" id="31" name="Picture"/>
                           <pic:cNvPicPr>
                             <a:picLocks noChangeArrowheads="1" noChangeAspect="1"/>
                           </pic:cNvPicPr>
                         </pic:nvPicPr>
                         <pic:blipFill>
-                          <a:blip r:embed="rId24"/>
+                          <a:blip r:embed="rId13"/>
                           <a:stretch>
                             <a:fillRect/>
                           </a:stretch>
@@ -3955,28 +4125,30 @@
                 </m:rPr>
                 <m:t>tan</m:t>
               </m:r>
-              <m:d>
-                <m:dPr>
-                  <m:begChr m:val="("/>
-                  <m:sepChr m:val=""/>
-                  <m:endChr m:val=")"/>
-                  <m:grow/>
-                </m:dPr>
-                <m:e>
-                  <m:r>
-                    <m:t>π</m:t>
-                  </m:r>
-                  <m:r>
-                    <m:rPr>
-                      <m:sty m:val="p"/>
-                    </m:rPr>
-                    <m:t>/</m:t>
-                  </m:r>
-                  <m:r>
-                    <m:t>12</m:t>
-                  </m:r>
-                </m:e>
-              </m:d>
+              <m:r>
+                <m:rPr>
+                  <m:sty m:val="p"/>
+                </m:rPr>
+                <m:t>(</m:t>
+              </m:r>
+              <m:r>
+                <m:t>π</m:t>
+              </m:r>
+              <m:r>
+                <m:rPr>
+                  <m:sty m:val="p"/>
+                </m:rPr>
+                <m:t>/</m:t>
+              </m:r>
+              <m:r>
+                <m:t>12</m:t>
+              </m:r>
+              <m:r>
+                <m:rPr>
+                  <m:sty m:val="p"/>
+                </m:rPr>
+                <m:t>)</m:t>
+              </m:r>
             </m:oMath>
             <w:r>
               <w:t xml:space="preserve">.</w:t>
@@ -3999,7 +4171,7 @@
             <w:r>
               <w:t xml:space="preserve"> </w:t>
             </w:r>
-            <w:hyperlink r:id="rId20">
+            <w:hyperlink r:id="rId9">
               <w:r>
                 <w:rPr>
                   <w:rStyle w:val="Hyperlink"/>
@@ -4026,28 +4198,30 @@
                   </m:rPr>
                   <m:t>tan</m:t>
                 </m:r>
-                <m:d>
-                  <m:dPr>
-                    <m:begChr m:val="("/>
-                    <m:sepChr m:val=""/>
-                    <m:endChr m:val=")"/>
-                    <m:grow/>
-                  </m:dPr>
-                  <m:e>
-                    <m:r>
-                      <m:t>π</m:t>
-                    </m:r>
-                    <m:r>
-                      <m:rPr>
-                        <m:sty m:val="p"/>
-                      </m:rPr>
-                      <m:t>/</m:t>
-                    </m:r>
-                    <m:r>
-                      <m:t>12</m:t>
-                    </m:r>
-                  </m:e>
-                </m:d>
+                <m:r>
+                  <m:rPr>
+                    <m:sty m:val="p"/>
+                  </m:rPr>
+                  <m:t>(</m:t>
+                </m:r>
+                <m:r>
+                  <m:t>π</m:t>
+                </m:r>
+                <m:r>
+                  <m:rPr>
+                    <m:sty m:val="p"/>
+                  </m:rPr>
+                  <m:t>/</m:t>
+                </m:r>
+                <m:r>
+                  <m:t>12</m:t>
+                </m:r>
+                <m:r>
+                  <m:rPr>
+                    <m:sty m:val="p"/>
+                  </m:rPr>
+                  <m:t>)</m:t>
+                </m:r>
                 <m:r>
                   <m:rPr>
                     <m:sty m:val="p"/>
@@ -4060,46 +4234,48 @@
                   </m:rPr>
                   <m:t>tan</m:t>
                 </m:r>
-                <m:d>
-                  <m:dPr>
-                    <m:begChr m:val="("/>
-                    <m:sepChr m:val=""/>
-                    <m:endChr m:val=")"/>
-                    <m:grow/>
-                  </m:dPr>
-                  <m:e>
-                    <m:r>
-                      <m:t>π</m:t>
-                    </m:r>
-                    <m:r>
-                      <m:rPr>
-                        <m:sty m:val="p"/>
-                      </m:rPr>
-                      <m:t>/</m:t>
-                    </m:r>
-                    <m:r>
-                      <m:t>4</m:t>
-                    </m:r>
-                    <m:r>
-                      <m:rPr>
-                        <m:sty m:val="p"/>
-                      </m:rPr>
-                      <m:t>−</m:t>
-                    </m:r>
-                    <m:r>
-                      <m:t>π</m:t>
-                    </m:r>
-                    <m:r>
-                      <m:rPr>
-                        <m:sty m:val="p"/>
-                      </m:rPr>
-                      <m:t>/</m:t>
-                    </m:r>
-                    <m:r>
-                      <m:t>6</m:t>
-                    </m:r>
-                  </m:e>
-                </m:d>
+                <m:r>
+                  <m:rPr>
+                    <m:sty m:val="p"/>
+                  </m:rPr>
+                  <m:t>(</m:t>
+                </m:r>
+                <m:r>
+                  <m:t>π</m:t>
+                </m:r>
+                <m:r>
+                  <m:rPr>
+                    <m:sty m:val="p"/>
+                  </m:rPr>
+                  <m:t>/</m:t>
+                </m:r>
+                <m:r>
+                  <m:t>4</m:t>
+                </m:r>
+                <m:r>
+                  <m:rPr>
+                    <m:sty m:val="p"/>
+                  </m:rPr>
+                  <m:t>−</m:t>
+                </m:r>
+                <m:r>
+                  <m:t>π</m:t>
+                </m:r>
+                <m:r>
+                  <m:rPr>
+                    <m:sty m:val="p"/>
+                  </m:rPr>
+                  <m:t>/</m:t>
+                </m:r>
+                <m:r>
+                  <m:t>6</m:t>
+                </m:r>
+                <m:r>
+                  <m:rPr>
+                    <m:sty m:val="p"/>
+                  </m:rPr>
+                  <m:t>)</m:t>
+                </m:r>
               </m:oMath>
             </m:oMathPara>
           </w:p>
@@ -4143,46 +4319,48 @@
                   </m:rPr>
                   <m:t>tan</m:t>
                 </m:r>
-                <m:d>
-                  <m:dPr>
-                    <m:begChr m:val="("/>
-                    <m:sepChr m:val=""/>
-                    <m:endChr m:val=")"/>
-                    <m:grow/>
-                  </m:dPr>
-                  <m:e>
-                    <m:r>
-                      <m:t>π</m:t>
-                    </m:r>
-                    <m:r>
-                      <m:rPr>
-                        <m:sty m:val="p"/>
-                      </m:rPr>
-                      <m:t>/</m:t>
-                    </m:r>
-                    <m:r>
-                      <m:t>4</m:t>
-                    </m:r>
-                    <m:r>
-                      <m:rPr>
-                        <m:sty m:val="p"/>
-                      </m:rPr>
-                      <m:t>−</m:t>
-                    </m:r>
-                    <m:r>
-                      <m:t>π</m:t>
-                    </m:r>
-                    <m:r>
-                      <m:rPr>
-                        <m:sty m:val="p"/>
-                      </m:rPr>
-                      <m:t>/</m:t>
-                    </m:r>
-                    <m:r>
-                      <m:t>6</m:t>
-                    </m:r>
-                  </m:e>
-                </m:d>
+                <m:r>
+                  <m:rPr>
+                    <m:sty m:val="p"/>
+                  </m:rPr>
+                  <m:t>(</m:t>
+                </m:r>
+                <m:r>
+                  <m:t>π</m:t>
+                </m:r>
+                <m:r>
+                  <m:rPr>
+                    <m:sty m:val="p"/>
+                  </m:rPr>
+                  <m:t>/</m:t>
+                </m:r>
+                <m:r>
+                  <m:t>4</m:t>
+                </m:r>
+                <m:r>
+                  <m:rPr>
+                    <m:sty m:val="p"/>
+                  </m:rPr>
+                  <m:t>−</m:t>
+                </m:r>
+                <m:r>
+                  <m:t>π</m:t>
+                </m:r>
+                <m:r>
+                  <m:rPr>
+                    <m:sty m:val="p"/>
+                  </m:rPr>
+                  <m:t>/</m:t>
+                </m:r>
+                <m:r>
+                  <m:t>6</m:t>
+                </m:r>
+                <m:r>
+                  <m:rPr>
+                    <m:sty m:val="p"/>
+                  </m:rPr>
+                  <m:t>)</m:t>
+                </m:r>
                 <m:r>
                   <m:rPr>
                     <m:sty m:val="p"/>
@@ -4200,28 +4378,30 @@
                       </m:rPr>
                       <m:t>tan</m:t>
                     </m:r>
-                    <m:d>
-                      <m:dPr>
-                        <m:begChr m:val="("/>
-                        <m:sepChr m:val=""/>
-                        <m:endChr m:val=")"/>
-                        <m:grow/>
-                      </m:dPr>
-                      <m:e>
-                        <m:r>
-                          <m:t>π</m:t>
-                        </m:r>
-                        <m:r>
-                          <m:rPr>
-                            <m:sty m:val="p"/>
-                          </m:rPr>
-                          <m:t>/</m:t>
-                        </m:r>
-                        <m:r>
-                          <m:t>4</m:t>
-                        </m:r>
-                      </m:e>
-                    </m:d>
+                    <m:r>
+                      <m:rPr>
+                        <m:sty m:val="p"/>
+                      </m:rPr>
+                      <m:t>(</m:t>
+                    </m:r>
+                    <m:r>
+                      <m:t>π</m:t>
+                    </m:r>
+                    <m:r>
+                      <m:rPr>
+                        <m:sty m:val="p"/>
+                      </m:rPr>
+                      <m:t>/</m:t>
+                    </m:r>
+                    <m:r>
+                      <m:t>4</m:t>
+                    </m:r>
+                    <m:r>
+                      <m:rPr>
+                        <m:sty m:val="p"/>
+                      </m:rPr>
+                      <m:t>)</m:t>
+                    </m:r>
                     <m:r>
                       <m:rPr>
                         <m:sty m:val="p"/>
@@ -4234,28 +4414,30 @@
                       </m:rPr>
                       <m:t>tan</m:t>
                     </m:r>
-                    <m:d>
-                      <m:dPr>
-                        <m:begChr m:val="("/>
-                        <m:sepChr m:val=""/>
-                        <m:endChr m:val=")"/>
-                        <m:grow/>
-                      </m:dPr>
-                      <m:e>
-                        <m:r>
-                          <m:t>π</m:t>
-                        </m:r>
-                        <m:r>
-                          <m:rPr>
-                            <m:sty m:val="p"/>
-                          </m:rPr>
-                          <m:t>/</m:t>
-                        </m:r>
-                        <m:r>
-                          <m:t>6</m:t>
-                        </m:r>
-                      </m:e>
-                    </m:d>
+                    <m:r>
+                      <m:rPr>
+                        <m:sty m:val="p"/>
+                      </m:rPr>
+                      <m:t>(</m:t>
+                    </m:r>
+                    <m:r>
+                      <m:t>π</m:t>
+                    </m:r>
+                    <m:r>
+                      <m:rPr>
+                        <m:sty m:val="p"/>
+                      </m:rPr>
+                      <m:t>/</m:t>
+                    </m:r>
+                    <m:r>
+                      <m:t>6</m:t>
+                    </m:r>
+                    <m:r>
+                      <m:rPr>
+                        <m:sty m:val="p"/>
+                      </m:rPr>
+                      <m:t>)</m:t>
+                    </m:r>
                   </m:num>
                   <m:den>
                     <m:r>
@@ -4273,56 +4455,60 @@
                       </m:rPr>
                       <m:t>tan</m:t>
                     </m:r>
-                    <m:d>
-                      <m:dPr>
-                        <m:begChr m:val="("/>
-                        <m:sepChr m:val=""/>
-                        <m:endChr m:val=")"/>
-                        <m:grow/>
-                      </m:dPr>
-                      <m:e>
-                        <m:r>
-                          <m:t>π</m:t>
-                        </m:r>
-                        <m:r>
-                          <m:rPr>
-                            <m:sty m:val="p"/>
-                          </m:rPr>
-                          <m:t>/</m:t>
-                        </m:r>
-                        <m:r>
-                          <m:t>4</m:t>
-                        </m:r>
-                      </m:e>
-                    </m:d>
+                    <m:r>
+                      <m:rPr>
+                        <m:sty m:val="p"/>
+                      </m:rPr>
+                      <m:t>(</m:t>
+                    </m:r>
+                    <m:r>
+                      <m:t>π</m:t>
+                    </m:r>
+                    <m:r>
+                      <m:rPr>
+                        <m:sty m:val="p"/>
+                      </m:rPr>
+                      <m:t>/</m:t>
+                    </m:r>
+                    <m:r>
+                      <m:t>4</m:t>
+                    </m:r>
+                    <m:r>
+                      <m:rPr>
+                        <m:sty m:val="p"/>
+                      </m:rPr>
+                      <m:t>)</m:t>
+                    </m:r>
                     <m:r>
                       <m:rPr>
                         <m:sty m:val="p"/>
                       </m:rPr>
                       <m:t>tan</m:t>
                     </m:r>
-                    <m:d>
-                      <m:dPr>
-                        <m:begChr m:val="("/>
-                        <m:sepChr m:val=""/>
-                        <m:endChr m:val=")"/>
-                        <m:grow/>
-                      </m:dPr>
-                      <m:e>
-                        <m:r>
-                          <m:t>π</m:t>
-                        </m:r>
-                        <m:r>
-                          <m:rPr>
-                            <m:sty m:val="p"/>
-                          </m:rPr>
-                          <m:t>/</m:t>
-                        </m:r>
-                        <m:r>
-                          <m:t>6</m:t>
-                        </m:r>
-                      </m:e>
-                    </m:d>
+                    <m:r>
+                      <m:rPr>
+                        <m:sty m:val="p"/>
+                      </m:rPr>
+                      <m:t>(</m:t>
+                    </m:r>
+                    <m:r>
+                      <m:t>π</m:t>
+                    </m:r>
+                    <m:r>
+                      <m:rPr>
+                        <m:sty m:val="p"/>
+                      </m:rPr>
+                      <m:t>/</m:t>
+                    </m:r>
+                    <m:r>
+                      <m:t>6</m:t>
+                    </m:r>
+                    <m:r>
+                      <m:rPr>
+                        <m:sty m:val="p"/>
+                      </m:rPr>
+                      <m:t>)</m:t>
+                    </m:r>
                   </m:den>
                 </m:f>
               </m:oMath>
@@ -4345,28 +4531,30 @@
                 </m:rPr>
                 <m:t>tan</m:t>
               </m:r>
-              <m:d>
-                <m:dPr>
-                  <m:begChr m:val="("/>
-                  <m:sepChr m:val=""/>
-                  <m:endChr m:val=")"/>
-                  <m:grow/>
-                </m:dPr>
-                <m:e>
-                  <m:r>
-                    <m:t>π</m:t>
-                  </m:r>
-                  <m:r>
-                    <m:rPr>
-                      <m:sty m:val="p"/>
-                    </m:rPr>
-                    <m:t>/</m:t>
-                  </m:r>
-                  <m:r>
-                    <m:t>4</m:t>
-                  </m:r>
-                </m:e>
-              </m:d>
+              <m:r>
+                <m:rPr>
+                  <m:sty m:val="p"/>
+                </m:rPr>
+                <m:t>(</m:t>
+              </m:r>
+              <m:r>
+                <m:t>π</m:t>
+              </m:r>
+              <m:r>
+                <m:rPr>
+                  <m:sty m:val="p"/>
+                </m:rPr>
+                <m:t>/</m:t>
+              </m:r>
+              <m:r>
+                <m:t>4</m:t>
+              </m:r>
+              <m:r>
+                <m:rPr>
+                  <m:sty m:val="p"/>
+                </m:rPr>
+                <m:t>)</m:t>
+              </m:r>
               <m:r>
                 <m:rPr>
                   <m:sty m:val="p"/>
@@ -4393,28 +4581,30 @@
                 </m:rPr>
                 <m:t>tan</m:t>
               </m:r>
-              <m:d>
-                <m:dPr>
-                  <m:begChr m:val="("/>
-                  <m:sepChr m:val=""/>
-                  <m:endChr m:val=")"/>
-                  <m:grow/>
-                </m:dPr>
-                <m:e>
-                  <m:r>
-                    <m:t>π</m:t>
-                  </m:r>
-                  <m:r>
-                    <m:rPr>
-                      <m:sty m:val="p"/>
-                    </m:rPr>
-                    <m:t>/</m:t>
-                  </m:r>
-                  <m:r>
-                    <m:t>6</m:t>
-                  </m:r>
-                </m:e>
-              </m:d>
+              <m:r>
+                <m:rPr>
+                  <m:sty m:val="p"/>
+                </m:rPr>
+                <m:t>(</m:t>
+              </m:r>
+              <m:r>
+                <m:t>π</m:t>
+              </m:r>
+              <m:r>
+                <m:rPr>
+                  <m:sty m:val="p"/>
+                </m:rPr>
+                <m:t>/</m:t>
+              </m:r>
+              <m:r>
+                <m:t>6</m:t>
+              </m:r>
+              <m:r>
+                <m:rPr>
+                  <m:sty m:val="p"/>
+                </m:rPr>
+                <m:t>)</m:t>
+              </m:r>
               <m:r>
                 <m:rPr>
                   <m:sty m:val="p"/>
@@ -4466,28 +4656,30 @@
                       </m:rPr>
                       <m:t>tan</m:t>
                     </m:r>
-                    <m:d>
-                      <m:dPr>
-                        <m:begChr m:val="("/>
-                        <m:sepChr m:val=""/>
-                        <m:endChr m:val=")"/>
-                        <m:grow/>
-                      </m:dPr>
-                      <m:e>
-                        <m:r>
-                          <m:t>π</m:t>
-                        </m:r>
-                        <m:r>
-                          <m:rPr>
-                            <m:sty m:val="p"/>
-                          </m:rPr>
-                          <m:t>/</m:t>
-                        </m:r>
-                        <m:r>
-                          <m:t>4</m:t>
-                        </m:r>
-                      </m:e>
-                    </m:d>
+                    <m:r>
+                      <m:rPr>
+                        <m:sty m:val="p"/>
+                      </m:rPr>
+                      <m:t>(</m:t>
+                    </m:r>
+                    <m:r>
+                      <m:t>π</m:t>
+                    </m:r>
+                    <m:r>
+                      <m:rPr>
+                        <m:sty m:val="p"/>
+                      </m:rPr>
+                      <m:t>/</m:t>
+                    </m:r>
+                    <m:r>
+                      <m:t>4</m:t>
+                    </m:r>
+                    <m:r>
+                      <m:rPr>
+                        <m:sty m:val="p"/>
+                      </m:rPr>
+                      <m:t>)</m:t>
+                    </m:r>
                     <m:r>
                       <m:rPr>
                         <m:sty m:val="p"/>
@@ -4500,28 +4692,30 @@
                       </m:rPr>
                       <m:t>tan</m:t>
                     </m:r>
-                    <m:d>
-                      <m:dPr>
-                        <m:begChr m:val="("/>
-                        <m:sepChr m:val=""/>
-                        <m:endChr m:val=")"/>
-                        <m:grow/>
-                      </m:dPr>
-                      <m:e>
-                        <m:r>
-                          <m:t>π</m:t>
-                        </m:r>
-                        <m:r>
-                          <m:rPr>
-                            <m:sty m:val="p"/>
-                          </m:rPr>
-                          <m:t>/</m:t>
-                        </m:r>
-                        <m:r>
-                          <m:t>6</m:t>
-                        </m:r>
-                      </m:e>
-                    </m:d>
+                    <m:r>
+                      <m:rPr>
+                        <m:sty m:val="p"/>
+                      </m:rPr>
+                      <m:t>(</m:t>
+                    </m:r>
+                    <m:r>
+                      <m:t>π</m:t>
+                    </m:r>
+                    <m:r>
+                      <m:rPr>
+                        <m:sty m:val="p"/>
+                      </m:rPr>
+                      <m:t>/</m:t>
+                    </m:r>
+                    <m:r>
+                      <m:t>6</m:t>
+                    </m:r>
+                    <m:r>
+                      <m:rPr>
+                        <m:sty m:val="p"/>
+                      </m:rPr>
+                      <m:t>)</m:t>
+                    </m:r>
                   </m:num>
                   <m:den>
                     <m:r>
@@ -4539,56 +4733,60 @@
                       </m:rPr>
                       <m:t>tan</m:t>
                     </m:r>
-                    <m:d>
-                      <m:dPr>
-                        <m:begChr m:val="("/>
-                        <m:sepChr m:val=""/>
-                        <m:endChr m:val=")"/>
-                        <m:grow/>
-                      </m:dPr>
-                      <m:e>
-                        <m:r>
-                          <m:t>π</m:t>
-                        </m:r>
-                        <m:r>
-                          <m:rPr>
-                            <m:sty m:val="p"/>
-                          </m:rPr>
-                          <m:t>/</m:t>
-                        </m:r>
-                        <m:r>
-                          <m:t>4</m:t>
-                        </m:r>
-                      </m:e>
-                    </m:d>
+                    <m:r>
+                      <m:rPr>
+                        <m:sty m:val="p"/>
+                      </m:rPr>
+                      <m:t>(</m:t>
+                    </m:r>
+                    <m:r>
+                      <m:t>π</m:t>
+                    </m:r>
+                    <m:r>
+                      <m:rPr>
+                        <m:sty m:val="p"/>
+                      </m:rPr>
+                      <m:t>/</m:t>
+                    </m:r>
+                    <m:r>
+                      <m:t>4</m:t>
+                    </m:r>
+                    <m:r>
+                      <m:rPr>
+                        <m:sty m:val="p"/>
+                      </m:rPr>
+                      <m:t>)</m:t>
+                    </m:r>
                     <m:r>
                       <m:rPr>
                         <m:sty m:val="p"/>
                       </m:rPr>
                       <m:t>tan</m:t>
                     </m:r>
-                    <m:d>
-                      <m:dPr>
-                        <m:begChr m:val="("/>
-                        <m:sepChr m:val=""/>
-                        <m:endChr m:val=")"/>
-                        <m:grow/>
-                      </m:dPr>
-                      <m:e>
-                        <m:r>
-                          <m:t>π</m:t>
-                        </m:r>
-                        <m:r>
-                          <m:rPr>
-                            <m:sty m:val="p"/>
-                          </m:rPr>
-                          <m:t>/</m:t>
-                        </m:r>
-                        <m:r>
-                          <m:t>6</m:t>
-                        </m:r>
-                      </m:e>
-                    </m:d>
+                    <m:r>
+                      <m:rPr>
+                        <m:sty m:val="p"/>
+                      </m:rPr>
+                      <m:t>(</m:t>
+                    </m:r>
+                    <m:r>
+                      <m:t>π</m:t>
+                    </m:r>
+                    <m:r>
+                      <m:rPr>
+                        <m:sty m:val="p"/>
+                      </m:rPr>
+                      <m:t>/</m:t>
+                    </m:r>
+                    <m:r>
+                      <m:t>6</m:t>
+                    </m:r>
+                    <m:r>
+                      <m:rPr>
+                        <m:sty m:val="p"/>
+                      </m:rPr>
+                      <m:t>)</m:t>
+                    </m:r>
                   </m:den>
                 </m:f>
                 <m:r>
@@ -4645,19 +4843,21 @@
                       </m:rPr>
                       <m:t>+</m:t>
                     </m:r>
-                    <m:d>
-                      <m:dPr>
-                        <m:begChr m:val="("/>
-                        <m:sepChr m:val=""/>
-                        <m:endChr m:val=")"/>
-                        <m:grow/>
-                      </m:dPr>
-                      <m:e>
-                        <m:r>
-                          <m:t>1</m:t>
-                        </m:r>
-                      </m:e>
-                    </m:d>
+                    <m:r>
+                      <m:rPr>
+                        <m:sty m:val="p"/>
+                      </m:rPr>
+                      <m:t>(</m:t>
+                    </m:r>
+                    <m:r>
+                      <m:t>1</m:t>
+                    </m:r>
+                    <m:r>
+                      <m:rPr>
+                        <m:sty m:val="p"/>
+                      </m:rPr>
+                      <m:t>)</m:t>
+                    </m:r>
                     <m:d>
                       <m:dPr>
                         <m:begChr m:val="("/>
@@ -4764,19 +4964,21 @@
                       </m:rPr>
                       <m:t>+</m:t>
                     </m:r>
-                    <m:d>
-                      <m:dPr>
-                        <m:begChr m:val="("/>
-                        <m:sepChr m:val=""/>
-                        <m:endChr m:val=")"/>
-                        <m:grow/>
-                      </m:dPr>
-                      <m:e>
-                        <m:r>
-                          <m:t>1</m:t>
-                        </m:r>
-                      </m:e>
-                    </m:d>
+                    <m:r>
+                      <m:rPr>
+                        <m:sty m:val="p"/>
+                      </m:rPr>
+                      <m:t>(</m:t>
+                    </m:r>
+                    <m:r>
+                      <m:t>1</m:t>
+                    </m:r>
+                    <m:r>
+                      <m:rPr>
+                        <m:sty m:val="p"/>
+                      </m:rPr>
+                      <m:t>)</m:t>
+                    </m:r>
                     <m:d>
                       <m:dPr>
                         <m:begChr m:val="("/>
@@ -4982,28 +5184,30 @@
                 </m:rPr>
                 <m:t>tan</m:t>
               </m:r>
-              <m:d>
-                <m:dPr>
-                  <m:begChr m:val="("/>
-                  <m:sepChr m:val=""/>
-                  <m:endChr m:val=")"/>
-                  <m:grow/>
-                </m:dPr>
-                <m:e>
-                  <m:r>
-                    <m:t>π</m:t>
-                  </m:r>
-                  <m:r>
-                    <m:rPr>
-                      <m:sty m:val="p"/>
-                    </m:rPr>
-                    <m:t>/</m:t>
-                  </m:r>
-                  <m:r>
-                    <m:t>12</m:t>
-                  </m:r>
-                </m:e>
-              </m:d>
+              <m:r>
+                <m:rPr>
+                  <m:sty m:val="p"/>
+                </m:rPr>
+                <m:t>(</m:t>
+              </m:r>
+              <m:r>
+                <m:t>π</m:t>
+              </m:r>
+              <m:r>
+                <m:rPr>
+                  <m:sty m:val="p"/>
+                </m:rPr>
+                <m:t>/</m:t>
+              </m:r>
+              <m:r>
+                <m:t>12</m:t>
+              </m:r>
+              <m:r>
+                <m:rPr>
+                  <m:sty m:val="p"/>
+                </m:rPr>
+                <m:t>)</m:t>
+              </m:r>
               <m:r>
                 <m:rPr>
                   <m:sty m:val="p"/>
@@ -5066,7 +5270,7 @@
             <w:r>
               <w:t xml:space="preserve"> </w:t>
             </w:r>
-            <w:hyperlink r:id="rId43">
+            <w:hyperlink r:id="rId32">
               <w:r>
                 <w:rPr>
                   <w:rStyle w:val="Hyperlink"/>
@@ -5090,28 +5294,30 @@
                 </m:rPr>
                 <m:t>tan</m:t>
               </m:r>
-              <m:d>
-                <m:dPr>
-                  <m:begChr m:val="("/>
-                  <m:sepChr m:val=""/>
-                  <m:endChr m:val=")"/>
-                  <m:grow/>
-                </m:dPr>
-                <m:e>
-                  <m:r>
-                    <m:t>π</m:t>
-                  </m:r>
-                  <m:r>
-                    <m:rPr>
-                      <m:sty m:val="p"/>
-                    </m:rPr>
-                    <m:t>/</m:t>
-                  </m:r>
-                  <m:r>
-                    <m:t>12</m:t>
-                  </m:r>
-                </m:e>
-              </m:d>
+              <m:r>
+                <m:rPr>
+                  <m:sty m:val="p"/>
+                </m:rPr>
+                <m:t>(</m:t>
+              </m:r>
+              <m:r>
+                <m:t>π</m:t>
+              </m:r>
+              <m:r>
+                <m:rPr>
+                  <m:sty m:val="p"/>
+                </m:rPr>
+                <m:t>/</m:t>
+              </m:r>
+              <m:r>
+                <m:t>12</m:t>
+              </m:r>
+              <m:r>
+                <m:rPr>
+                  <m:sty m:val="p"/>
+                </m:rPr>
+                <m:t>)</m:t>
+              </m:r>
               <m:r>
                 <m:rPr>
                   <m:sty m:val="p"/>
@@ -5146,8 +5352,8 @@
         </w:tc>
       </w:tr>
     </w:tbl>
-    <w:bookmarkEnd w:id="44"/>
-    <w:bookmarkStart w:id="50" w:name="double-angle-identities"/>
+    <w:bookmarkEnd w:id="33"/>
+    <w:bookmarkStart w:id="39" w:name="double-angle-identities"/>
     <w:p>
       <w:pPr>
         <w:pStyle w:val="Heading1"/>
@@ -5220,19 +5426,21 @@
           </m:rPr>
           <m:t>sin</m:t>
         </m:r>
-        <m:d>
-          <m:dPr>
-            <m:begChr m:val="("/>
-            <m:sepChr m:val=""/>
-            <m:endChr m:val=")"/>
-            <m:grow/>
-          </m:dPr>
-          <m:e>
-            <m:r>
-              <m:t>θ</m:t>
-            </m:r>
-          </m:e>
-        </m:d>
+        <m:r>
+          <m:rPr>
+            <m:sty m:val="p"/>
+          </m:rPr>
+          <m:t>(</m:t>
+        </m:r>
+        <m:r>
+          <m:t>θ</m:t>
+        </m:r>
+        <m:r>
+          <m:rPr>
+            <m:sty m:val="p"/>
+          </m:rPr>
+          <m:t>)</m:t>
+        </m:r>
       </m:oMath>
       <w:r>
         <w:t xml:space="preserve">,</w:t>
@@ -5247,19 +5455,21 @@
           </m:rPr>
           <m:t>cos</m:t>
         </m:r>
-        <m:d>
-          <m:dPr>
-            <m:begChr m:val="("/>
-            <m:sepChr m:val=""/>
-            <m:endChr m:val=")"/>
-            <m:grow/>
-          </m:dPr>
-          <m:e>
-            <m:r>
-              <m:t>θ</m:t>
-            </m:r>
-          </m:e>
-        </m:d>
+        <m:r>
+          <m:rPr>
+            <m:sty m:val="p"/>
+          </m:rPr>
+          <m:t>(</m:t>
+        </m:r>
+        <m:r>
+          <m:t>θ</m:t>
+        </m:r>
+        <m:r>
+          <m:rPr>
+            <m:sty m:val="p"/>
+          </m:rPr>
+          <m:t>)</m:t>
+        </m:r>
       </m:oMath>
       <w:r>
         <w:t xml:space="preserve"> </w:t>
@@ -5277,19 +5487,21 @@
           </m:rPr>
           <m:t>tan</m:t>
         </m:r>
-        <m:d>
-          <m:dPr>
-            <m:begChr m:val="("/>
-            <m:sepChr m:val=""/>
-            <m:endChr m:val=")"/>
-            <m:grow/>
-          </m:dPr>
-          <m:e>
-            <m:r>
-              <m:t>θ</m:t>
-            </m:r>
-          </m:e>
-        </m:d>
+        <m:r>
+          <m:rPr>
+            <m:sty m:val="p"/>
+          </m:rPr>
+          <m:t>(</m:t>
+        </m:r>
+        <m:r>
+          <m:t>θ</m:t>
+        </m:r>
+        <m:r>
+          <m:rPr>
+            <m:sty m:val="p"/>
+          </m:rPr>
+          <m:t>)</m:t>
+        </m:r>
       </m:oMath>
       <w:r>
         <w:t xml:space="preserve">. The formulas are</w:t>
@@ -5299,7 +5511,7 @@
       <w:pPr>
         <w:pStyle w:val="BodyText"/>
       </w:pPr>
-      <w:bookmarkStart w:id="45" w:name="eq-twosin"/>
+      <w:bookmarkStart w:id="34" w:name="eq-twosin"/>
       <m:oMathPara>
         <m:oMathParaPr>
           <m:jc m:val="center"/>
@@ -5311,22 +5523,24 @@
             </m:rPr>
             <m:t>sin</m:t>
           </m:r>
-          <m:d>
-            <m:dPr>
-              <m:begChr m:val="("/>
-              <m:sepChr m:val=""/>
-              <m:endChr m:val=")"/>
-              <m:grow/>
-            </m:dPr>
-            <m:e>
-              <m:r>
-                <m:t>2</m:t>
-              </m:r>
-              <m:r>
-                <m:t>θ</m:t>
-              </m:r>
-            </m:e>
-          </m:d>
+          <m:r>
+            <m:rPr>
+              <m:sty m:val="p"/>
+            </m:rPr>
+            <m:t>(</m:t>
+          </m:r>
+          <m:r>
+            <m:t>2</m:t>
+          </m:r>
+          <m:r>
+            <m:t>θ</m:t>
+          </m:r>
+          <m:r>
+            <m:rPr>
+              <m:sty m:val="p"/>
+            </m:rPr>
+            <m:t>)</m:t>
+          </m:r>
           <m:r>
             <m:rPr>
               <m:sty m:val="p"/>
@@ -5342,63 +5556,69 @@
             </m:rPr>
             <m:t>sin</m:t>
           </m:r>
-          <m:d>
-            <m:dPr>
-              <m:begChr m:val="("/>
-              <m:sepChr m:val=""/>
-              <m:endChr m:val=")"/>
-              <m:grow/>
-            </m:dPr>
-            <m:e>
-              <m:r>
-                <m:t>θ</m:t>
-              </m:r>
-            </m:e>
-          </m:d>
+          <m:r>
+            <m:rPr>
+              <m:sty m:val="p"/>
+            </m:rPr>
+            <m:t>(</m:t>
+          </m:r>
+          <m:r>
+            <m:t>θ</m:t>
+          </m:r>
+          <m:r>
+            <m:rPr>
+              <m:sty m:val="p"/>
+            </m:rPr>
+            <m:t>)</m:t>
+          </m:r>
           <m:r>
             <m:rPr>
               <m:sty m:val="p"/>
             </m:rPr>
             <m:t>cos</m:t>
           </m:r>
-          <m:d>
-            <m:dPr>
-              <m:begChr m:val="("/>
-              <m:sepChr m:val=""/>
-              <m:endChr m:val=")"/>
-              <m:grow/>
-            </m:dPr>
-            <m:e>
-              <m:r>
-                <m:t>θ</m:t>
-              </m:r>
-            </m:e>
-          </m:d>
+          <m:r>
+            <m:rPr>
+              <m:sty m:val="p"/>
+            </m:rPr>
+            <m:t>(</m:t>
+          </m:r>
+          <m:r>
+            <m:t>θ</m:t>
+          </m:r>
+          <m:r>
+            <m:rPr>
+              <m:sty m:val="p"/>
+            </m:rPr>
+            <m:t>)</m:t>
+          </m:r>
           <m:r>
             <m:t>  </m:t>
           </m:r>
-          <m:d>
-            <m:dPr>
-              <m:begChr m:val="("/>
-              <m:sepChr m:val=""/>
-              <m:endChr m:val=")"/>
-              <m:grow/>
-            </m:dPr>
-            <m:e>
-              <m:r>
-                <m:t>7</m:t>
-              </m:r>
-            </m:e>
-          </m:d>
+          <m:r>
+            <m:rPr>
+              <m:sty m:val="p"/>
+            </m:rPr>
+            <m:t>(</m:t>
+          </m:r>
+          <m:r>
+            <m:t>7</m:t>
+          </m:r>
+          <m:r>
+            <m:rPr>
+              <m:sty m:val="p"/>
+            </m:rPr>
+            <m:t>)</m:t>
+          </m:r>
         </m:oMath>
       </m:oMathPara>
-      <w:bookmarkEnd w:id="45"/>
+      <w:bookmarkEnd w:id="34"/>
     </w:p>
     <w:p>
       <w:pPr>
         <w:pStyle w:val="FirstParagraph"/>
       </w:pPr>
-      <w:bookmarkStart w:id="46" w:name="eq-twocos"/>
+      <w:bookmarkStart w:id="35" w:name="eq-twocos"/>
       <m:oMathPara>
         <m:oMathParaPr>
           <m:jc m:val="center"/>
@@ -5410,22 +5630,24 @@
             </m:rPr>
             <m:t>cos</m:t>
           </m:r>
-          <m:d>
-            <m:dPr>
-              <m:begChr m:val="("/>
-              <m:sepChr m:val=""/>
-              <m:endChr m:val=")"/>
-              <m:grow/>
-            </m:dPr>
-            <m:e>
-              <m:r>
-                <m:t>2</m:t>
-              </m:r>
-              <m:r>
-                <m:t>θ</m:t>
-              </m:r>
-            </m:e>
-          </m:d>
+          <m:r>
+            <m:rPr>
+              <m:sty m:val="p"/>
+            </m:rPr>
+            <m:t>(</m:t>
+          </m:r>
+          <m:r>
+            <m:t>2</m:t>
+          </m:r>
+          <m:r>
+            <m:t>θ</m:t>
+          </m:r>
+          <m:r>
+            <m:rPr>
+              <m:sty m:val="p"/>
+            </m:rPr>
+            <m:t>)</m:t>
+          </m:r>
           <m:r>
             <m:rPr>
               <m:sty m:val="p"/>
@@ -5447,19 +5669,21 @@
               </m:r>
             </m:sup>
           </m:sSup>
-          <m:d>
-            <m:dPr>
-              <m:begChr m:val="("/>
-              <m:sepChr m:val=""/>
-              <m:endChr m:val=")"/>
-              <m:grow/>
-            </m:dPr>
-            <m:e>
-              <m:r>
-                <m:t>θ</m:t>
-              </m:r>
-            </m:e>
-          </m:d>
+          <m:r>
+            <m:rPr>
+              <m:sty m:val="p"/>
+            </m:rPr>
+            <m:t>(</m:t>
+          </m:r>
+          <m:r>
+            <m:t>θ</m:t>
+          </m:r>
+          <m:r>
+            <m:rPr>
+              <m:sty m:val="p"/>
+            </m:rPr>
+            <m:t>)</m:t>
+          </m:r>
           <m:r>
             <m:rPr>
               <m:sty m:val="p"/>
@@ -5481,44 +5705,48 @@
               </m:r>
             </m:sup>
           </m:sSup>
-          <m:d>
-            <m:dPr>
-              <m:begChr m:val="("/>
-              <m:sepChr m:val=""/>
-              <m:endChr m:val=")"/>
-              <m:grow/>
-            </m:dPr>
-            <m:e>
-              <m:r>
-                <m:t>θ</m:t>
-              </m:r>
-            </m:e>
-          </m:d>
+          <m:r>
+            <m:rPr>
+              <m:sty m:val="p"/>
+            </m:rPr>
+            <m:t>(</m:t>
+          </m:r>
+          <m:r>
+            <m:t>θ</m:t>
+          </m:r>
+          <m:r>
+            <m:rPr>
+              <m:sty m:val="p"/>
+            </m:rPr>
+            <m:t>)</m:t>
+          </m:r>
           <m:r>
             <m:t>  </m:t>
           </m:r>
-          <m:d>
-            <m:dPr>
-              <m:begChr m:val="("/>
-              <m:sepChr m:val=""/>
-              <m:endChr m:val=")"/>
-              <m:grow/>
-            </m:dPr>
-            <m:e>
-              <m:r>
-                <m:t>8</m:t>
-              </m:r>
-            </m:e>
-          </m:d>
+          <m:r>
+            <m:rPr>
+              <m:sty m:val="p"/>
+            </m:rPr>
+            <m:t>(</m:t>
+          </m:r>
+          <m:r>
+            <m:t>8</m:t>
+          </m:r>
+          <m:r>
+            <m:rPr>
+              <m:sty m:val="p"/>
+            </m:rPr>
+            <m:t>)</m:t>
+          </m:r>
         </m:oMath>
       </m:oMathPara>
-      <w:bookmarkEnd w:id="46"/>
+      <w:bookmarkEnd w:id="35"/>
     </w:p>
     <w:p>
       <w:pPr>
         <w:pStyle w:val="FirstParagraph"/>
       </w:pPr>
-      <w:bookmarkStart w:id="47" w:name="eq-twotan"/>
+      <w:bookmarkStart w:id="36" w:name="eq-twotan"/>
       <m:oMathPara>
         <m:oMathParaPr>
           <m:jc m:val="center"/>
@@ -5530,22 +5758,24 @@
             </m:rPr>
             <m:t>tan</m:t>
           </m:r>
-          <m:d>
-            <m:dPr>
-              <m:begChr m:val="("/>
-              <m:sepChr m:val=""/>
-              <m:endChr m:val=")"/>
-              <m:grow/>
-            </m:dPr>
-            <m:e>
-              <m:r>
-                <m:t>2</m:t>
-              </m:r>
-              <m:r>
-                <m:t>θ</m:t>
-              </m:r>
-            </m:e>
-          </m:d>
+          <m:r>
+            <m:rPr>
+              <m:sty m:val="p"/>
+            </m:rPr>
+            <m:t>(</m:t>
+          </m:r>
+          <m:r>
+            <m:t>2</m:t>
+          </m:r>
+          <m:r>
+            <m:t>θ</m:t>
+          </m:r>
+          <m:r>
+            <m:rPr>
+              <m:sty m:val="p"/>
+            </m:rPr>
+            <m:t>)</m:t>
+          </m:r>
           <m:r>
             <m:rPr>
               <m:sty m:val="p"/>
@@ -5566,19 +5796,21 @@
                 </m:rPr>
                 <m:t>tan</m:t>
               </m:r>
-              <m:d>
-                <m:dPr>
-                  <m:begChr m:val="("/>
-                  <m:sepChr m:val=""/>
-                  <m:endChr m:val=")"/>
-                  <m:grow/>
-                </m:dPr>
-                <m:e>
-                  <m:r>
-                    <m:t>θ</m:t>
-                  </m:r>
-                </m:e>
-              </m:d>
+              <m:r>
+                <m:rPr>
+                  <m:sty m:val="p"/>
+                </m:rPr>
+                <m:t>(</m:t>
+              </m:r>
+              <m:r>
+                <m:t>θ</m:t>
+              </m:r>
+              <m:r>
+                <m:rPr>
+                  <m:sty m:val="p"/>
+                </m:rPr>
+                <m:t>)</m:t>
+              </m:r>
             </m:num>
             <m:den>
               <m:r>
@@ -5605,40 +5837,44 @@
                   </m:r>
                 </m:sup>
               </m:sSup>
-              <m:d>
-                <m:dPr>
-                  <m:begChr m:val="("/>
-                  <m:sepChr m:val=""/>
-                  <m:endChr m:val=")"/>
-                  <m:grow/>
-                </m:dPr>
-                <m:e>
-                  <m:r>
-                    <m:t>θ</m:t>
-                  </m:r>
-                </m:e>
-              </m:d>
+              <m:r>
+                <m:rPr>
+                  <m:sty m:val="p"/>
+                </m:rPr>
+                <m:t>(</m:t>
+              </m:r>
+              <m:r>
+                <m:t>θ</m:t>
+              </m:r>
+              <m:r>
+                <m:rPr>
+                  <m:sty m:val="p"/>
+                </m:rPr>
+                <m:t>)</m:t>
+              </m:r>
             </m:den>
           </m:f>
           <m:r>
             <m:t>  </m:t>
           </m:r>
-          <m:d>
-            <m:dPr>
-              <m:begChr m:val="("/>
-              <m:sepChr m:val=""/>
-              <m:endChr m:val=")"/>
-              <m:grow/>
-            </m:dPr>
-            <m:e>
-              <m:r>
-                <m:t>9</m:t>
-              </m:r>
-            </m:e>
-          </m:d>
+          <m:r>
+            <m:rPr>
+              <m:sty m:val="p"/>
+            </m:rPr>
+            <m:t>(</m:t>
+          </m:r>
+          <m:r>
+            <m:t>9</m:t>
+          </m:r>
+          <m:r>
+            <m:rPr>
+              <m:sty m:val="p"/>
+            </m:rPr>
+            <m:t>)</m:t>
+          </m:r>
         </m:oMath>
       </m:oMathPara>
-      <w:bookmarkEnd w:id="47"/>
+      <w:bookmarkEnd w:id="36"/>
     </w:p>
     <w:p>
       <w:pPr>
@@ -5657,22 +5893,24 @@
           </m:rPr>
           <m:t>cos</m:t>
         </m:r>
-        <m:d>
-          <m:dPr>
-            <m:begChr m:val="("/>
-            <m:sepChr m:val=""/>
-            <m:endChr m:val=")"/>
-            <m:grow/>
-          </m:dPr>
-          <m:e>
-            <m:r>
-              <m:t>2</m:t>
-            </m:r>
-            <m:r>
-              <m:t>x</m:t>
-            </m:r>
-          </m:e>
-        </m:d>
+        <m:r>
+          <m:rPr>
+            <m:sty m:val="p"/>
+          </m:rPr>
+          <m:t>(</m:t>
+        </m:r>
+        <m:r>
+          <m:t>2</m:t>
+        </m:r>
+        <m:r>
+          <m:t>x</m:t>
+        </m:r>
+        <m:r>
+          <m:rPr>
+            <m:sty m:val="p"/>
+          </m:rPr>
+          <m:t>)</m:t>
+        </m:r>
       </m:oMath>
       <w:r>
         <w:t xml:space="preserve"> </w:t>
@@ -5699,19 +5937,21 @@
             </m:r>
           </m:sup>
         </m:sSup>
-        <m:d>
-          <m:dPr>
-            <m:begChr m:val="("/>
-            <m:sepChr m:val=""/>
-            <m:endChr m:val=")"/>
-            <m:grow/>
-          </m:dPr>
-          <m:e>
-            <m:r>
-              <m:t>x</m:t>
-            </m:r>
-          </m:e>
-        </m:d>
+        <m:r>
+          <m:rPr>
+            <m:sty m:val="p"/>
+          </m:rPr>
+          <m:t>(</m:t>
+        </m:r>
+        <m:r>
+          <m:t>x</m:t>
+        </m:r>
+        <m:r>
+          <m:rPr>
+            <m:sty m:val="p"/>
+          </m:rPr>
+          <m:t>)</m:t>
+        </m:r>
       </m:oMath>
       <w:r>
         <w:t xml:space="preserve">!</w:t>
@@ -5757,18 +5997,18 @@
                 <wp:inline>
                   <wp:extent cx="152400" cy="152400"/>
                   <wp:effectExtent b="0" l="0" r="0" t="0"/>
-                  <wp:docPr descr="" title="" id="48" name="Picture"/>
+                  <wp:docPr descr="" title="" id="37" name="Picture"/>
                   <a:graphic>
                     <a:graphicData uri="http://schemas.openxmlformats.org/drawingml/2006/picture">
                       <pic:pic>
                         <pic:nvPicPr>
-                          <pic:cNvPr descr="/Applications/quarto/share/formats/docx/note.png" id="49" name="Picture"/>
+                          <pic:cNvPr descr="/Applications/quarto/share/formats/docx/note.png" id="38" name="Picture"/>
                           <pic:cNvPicPr>
                             <a:picLocks noChangeArrowheads="1" noChangeAspect="1"/>
                           </pic:cNvPicPr>
                         </pic:nvPicPr>
                         <pic:blipFill>
-                          <a:blip r:embed="rId24"/>
+                          <a:blip r:embed="rId13"/>
                           <a:stretch>
                             <a:fillRect/>
                           </a:stretch>
@@ -5841,19 +6081,21 @@
                   </m:r>
                 </m:sup>
               </m:sSup>
-              <m:d>
-                <m:dPr>
-                  <m:begChr m:val="("/>
-                  <m:sepChr m:val=""/>
-                  <m:endChr m:val=")"/>
-                  <m:grow/>
-                </m:dPr>
-                <m:e>
-                  <m:r>
-                    <m:t>x</m:t>
-                  </m:r>
-                </m:e>
-              </m:d>
+              <m:r>
+                <m:rPr>
+                  <m:sty m:val="p"/>
+                </m:rPr>
+                <m:t>(</m:t>
+              </m:r>
+              <m:r>
+                <m:t>x</m:t>
+              </m:r>
+              <m:r>
+                <m:rPr>
+                  <m:sty m:val="p"/>
+                </m:rPr>
+                <m:t>)</m:t>
+              </m:r>
             </m:oMath>
             <w:r>
               <w:t xml:space="preserve"> </w:t>
@@ -5871,22 +6113,24 @@
                 </m:rPr>
                 <m:t>cos</m:t>
               </m:r>
-              <m:d>
-                <m:dPr>
-                  <m:begChr m:val="("/>
-                  <m:sepChr m:val=""/>
-                  <m:endChr m:val=")"/>
-                  <m:grow/>
-                </m:dPr>
-                <m:e>
-                  <m:r>
-                    <m:t>2</m:t>
-                  </m:r>
-                  <m:r>
-                    <m:t>x</m:t>
-                  </m:r>
-                </m:e>
-              </m:d>
+              <m:r>
+                <m:rPr>
+                  <m:sty m:val="p"/>
+                </m:rPr>
+                <m:t>(</m:t>
+              </m:r>
+              <m:r>
+                <m:t>2</m:t>
+              </m:r>
+              <m:r>
+                <m:t>x</m:t>
+              </m:r>
+              <m:r>
+                <m:rPr>
+                  <m:sty m:val="p"/>
+                </m:rPr>
+                <m:t>)</m:t>
+              </m:r>
             </m:oMath>
             <w:r>
               <w:t xml:space="preserve">.</w:t>
@@ -5925,22 +6169,24 @@
                   </m:rPr>
                   <m:t>cos</m:t>
                 </m:r>
-                <m:d>
-                  <m:dPr>
-                    <m:begChr m:val="("/>
-                    <m:sepChr m:val=""/>
-                    <m:endChr m:val=")"/>
-                    <m:grow/>
-                  </m:dPr>
-                  <m:e>
-                    <m:r>
-                      <m:t>2</m:t>
-                    </m:r>
-                    <m:r>
-                      <m:t>x</m:t>
-                    </m:r>
-                  </m:e>
-                </m:d>
+                <m:r>
+                  <m:rPr>
+                    <m:sty m:val="p"/>
+                  </m:rPr>
+                  <m:t>(</m:t>
+                </m:r>
+                <m:r>
+                  <m:t>2</m:t>
+                </m:r>
+                <m:r>
+                  <m:t>x</m:t>
+                </m:r>
+                <m:r>
+                  <m:rPr>
+                    <m:sty m:val="p"/>
+                  </m:rPr>
+                  <m:t>)</m:t>
+                </m:r>
                 <m:r>
                   <m:rPr>
                     <m:sty m:val="p"/>
@@ -5962,19 +6208,21 @@
                     </m:r>
                   </m:sup>
                 </m:sSup>
-                <m:d>
-                  <m:dPr>
-                    <m:begChr m:val="("/>
-                    <m:sepChr m:val=""/>
-                    <m:endChr m:val=")"/>
-                    <m:grow/>
-                  </m:dPr>
-                  <m:e>
-                    <m:r>
-                      <m:t>x</m:t>
-                    </m:r>
-                  </m:e>
-                </m:d>
+                <m:r>
+                  <m:rPr>
+                    <m:sty m:val="p"/>
+                  </m:rPr>
+                  <m:t>(</m:t>
+                </m:r>
+                <m:r>
+                  <m:t>x</m:t>
+                </m:r>
+                <m:r>
+                  <m:rPr>
+                    <m:sty m:val="p"/>
+                  </m:rPr>
+                  <m:t>)</m:t>
+                </m:r>
                 <m:r>
                   <m:rPr>
                     <m:sty m:val="p"/>
@@ -5996,19 +6244,21 @@
                     </m:r>
                   </m:sup>
                 </m:sSup>
-                <m:d>
-                  <m:dPr>
-                    <m:begChr m:val="("/>
-                    <m:sepChr m:val=""/>
-                    <m:endChr m:val=")"/>
-                    <m:grow/>
-                  </m:dPr>
-                  <m:e>
-                    <m:r>
-                      <m:t>x</m:t>
-                    </m:r>
-                  </m:e>
-                </m:d>
+                <m:r>
+                  <m:rPr>
+                    <m:sty m:val="p"/>
+                  </m:rPr>
+                  <m:t>(</m:t>
+                </m:r>
+                <m:r>
+                  <m:t>x</m:t>
+                </m:r>
+                <m:r>
+                  <m:rPr>
+                    <m:sty m:val="p"/>
+                  </m:rPr>
+                  <m:t>)</m:t>
+                </m:r>
               </m:oMath>
             </m:oMathPara>
           </w:p>
@@ -6055,19 +6305,21 @@
                   </m:r>
                 </m:sup>
               </m:sSup>
-              <m:d>
-                <m:dPr>
-                  <m:begChr m:val="("/>
-                  <m:sepChr m:val=""/>
-                  <m:endChr m:val=")"/>
-                  <m:grow/>
-                </m:dPr>
-                <m:e>
-                  <m:r>
-                    <m:t>x</m:t>
-                  </m:r>
-                </m:e>
-              </m:d>
+              <m:r>
+                <m:rPr>
+                  <m:sty m:val="p"/>
+                </m:rPr>
+                <m:t>(</m:t>
+              </m:r>
+              <m:r>
+                <m:t>x</m:t>
+              </m:r>
+              <m:r>
+                <m:rPr>
+                  <m:sty m:val="p"/>
+                </m:rPr>
+                <m:t>)</m:t>
+              </m:r>
               <m:r>
                 <m:rPr>
                   <m:sty m:val="p"/>
@@ -6089,19 +6341,21 @@
                   </m:r>
                 </m:sup>
               </m:sSup>
-              <m:d>
-                <m:dPr>
-                  <m:begChr m:val="("/>
-                  <m:sepChr m:val=""/>
-                  <m:endChr m:val=")"/>
-                  <m:grow/>
-                </m:dPr>
-                <m:e>
-                  <m:r>
-                    <m:t>x</m:t>
-                  </m:r>
-                </m:e>
-              </m:d>
+              <m:r>
+                <m:rPr>
+                  <m:sty m:val="p"/>
+                </m:rPr>
+                <m:t>(</m:t>
+              </m:r>
+              <m:r>
+                <m:t>x</m:t>
+              </m:r>
+              <m:r>
+                <m:rPr>
+                  <m:sty m:val="p"/>
+                </m:rPr>
+                <m:t>)</m:t>
+              </m:r>
               <m:r>
                 <m:rPr>
                   <m:sty m:val="p"/>
@@ -6134,19 +6388,21 @@
                   </m:r>
                 </m:sup>
               </m:sSup>
-              <m:d>
-                <m:dPr>
-                  <m:begChr m:val="("/>
-                  <m:sepChr m:val=""/>
-                  <m:endChr m:val=")"/>
-                  <m:grow/>
-                </m:dPr>
-                <m:e>
-                  <m:r>
-                    <m:t>x</m:t>
-                  </m:r>
-                </m:e>
-              </m:d>
+              <m:r>
+                <m:rPr>
+                  <m:sty m:val="p"/>
+                </m:rPr>
+                <m:t>(</m:t>
+              </m:r>
+              <m:r>
+                <m:t>x</m:t>
+              </m:r>
+              <m:r>
+                <m:rPr>
+                  <m:sty m:val="p"/>
+                </m:rPr>
+                <m:t>)</m:t>
+              </m:r>
             </m:oMath>
             <w:r>
               <w:t xml:space="preserve"> </w:t>
@@ -6164,22 +6420,24 @@
                 </m:rPr>
                 <m:t>cos</m:t>
               </m:r>
-              <m:d>
-                <m:dPr>
-                  <m:begChr m:val="("/>
-                  <m:sepChr m:val=""/>
-                  <m:endChr m:val=")"/>
-                  <m:grow/>
-                </m:dPr>
-                <m:e>
-                  <m:r>
-                    <m:t>2</m:t>
-                  </m:r>
-                  <m:r>
-                    <m:t>x</m:t>
-                  </m:r>
-                </m:e>
-              </m:d>
+              <m:r>
+                <m:rPr>
+                  <m:sty m:val="p"/>
+                </m:rPr>
+                <m:t>(</m:t>
+              </m:r>
+              <m:r>
+                <m:t>2</m:t>
+              </m:r>
+              <m:r>
+                <m:t>x</m:t>
+              </m:r>
+              <m:r>
+                <m:rPr>
+                  <m:sty m:val="p"/>
+                </m:rPr>
+                <m:t>)</m:t>
+              </m:r>
             </m:oMath>
             <w:r>
               <w:t xml:space="preserve">, so the</w:t>
@@ -6203,19 +6461,21 @@
                   </m:r>
                 </m:sup>
               </m:sSup>
-              <m:d>
-                <m:dPr>
-                  <m:begChr m:val="("/>
-                  <m:sepChr m:val=""/>
-                  <m:endChr m:val=")"/>
-                  <m:grow/>
-                </m:dPr>
-                <m:e>
-                  <m:r>
-                    <m:t>x</m:t>
-                  </m:r>
-                </m:e>
-              </m:d>
+              <m:r>
+                <m:rPr>
+                  <m:sty m:val="p"/>
+                </m:rPr>
+                <m:t>(</m:t>
+              </m:r>
+              <m:r>
+                <m:t>x</m:t>
+              </m:r>
+              <m:r>
+                <m:rPr>
+                  <m:sty m:val="p"/>
+                </m:rPr>
+                <m:t>)</m:t>
+              </m:r>
             </m:oMath>
             <w:r>
               <w:t xml:space="preserve"> </w:t>
@@ -6256,19 +6516,21 @@
                   </m:r>
                 </m:sup>
               </m:sSup>
-              <m:d>
-                <m:dPr>
-                  <m:begChr m:val="("/>
-                  <m:sepChr m:val=""/>
-                  <m:endChr m:val=")"/>
-                  <m:grow/>
-                </m:dPr>
-                <m:e>
-                  <m:r>
-                    <m:t>x</m:t>
-                  </m:r>
-                </m:e>
-              </m:d>
+              <m:r>
+                <m:rPr>
+                  <m:sty m:val="p"/>
+                </m:rPr>
+                <m:t>(</m:t>
+              </m:r>
+              <m:r>
+                <m:t>x</m:t>
+              </m:r>
+              <m:r>
+                <m:rPr>
+                  <m:sty m:val="p"/>
+                </m:rPr>
+                <m:t>)</m:t>
+              </m:r>
               <m:r>
                 <m:rPr>
                   <m:sty m:val="p"/>
@@ -6299,19 +6561,21 @@
                   </m:r>
                 </m:sup>
               </m:sSup>
-              <m:d>
-                <m:dPr>
-                  <m:begChr m:val="("/>
-                  <m:sepChr m:val=""/>
-                  <m:endChr m:val=")"/>
-                  <m:grow/>
-                </m:dPr>
-                <m:e>
-                  <m:r>
-                    <m:t>x</m:t>
-                  </m:r>
-                </m:e>
-              </m:d>
+              <m:r>
+                <m:rPr>
+                  <m:sty m:val="p"/>
+                </m:rPr>
+                <m:t>(</m:t>
+              </m:r>
+              <m:r>
+                <m:t>x</m:t>
+              </m:r>
+              <m:r>
+                <m:rPr>
+                  <m:sty m:val="p"/>
+                </m:rPr>
+                <m:t>)</m:t>
+              </m:r>
             </m:oMath>
             <w:r>
               <w:t xml:space="preserve">. Taking care of the signs, you can substitute this into the expression for</w:t>
@@ -6326,22 +6590,24 @@
                 </m:rPr>
                 <m:t>cos</m:t>
               </m:r>
-              <m:d>
-                <m:dPr>
-                  <m:begChr m:val="("/>
-                  <m:sepChr m:val=""/>
-                  <m:endChr m:val=")"/>
-                  <m:grow/>
-                </m:dPr>
-                <m:e>
-                  <m:r>
-                    <m:t>2</m:t>
-                  </m:r>
-                  <m:r>
-                    <m:t>x</m:t>
-                  </m:r>
-                </m:e>
-              </m:d>
+              <m:r>
+                <m:rPr>
+                  <m:sty m:val="p"/>
+                </m:rPr>
+                <m:t>(</m:t>
+              </m:r>
+              <m:r>
+                <m:t>2</m:t>
+              </m:r>
+              <m:r>
+                <m:t>x</m:t>
+              </m:r>
+              <m:r>
+                <m:rPr>
+                  <m:sty m:val="p"/>
+                </m:rPr>
+                <m:t>)</m:t>
+              </m:r>
             </m:oMath>
             <w:r>
               <w:t xml:space="preserve"> </w:t>
@@ -6377,19 +6643,21 @@
                   </m:r>
                 </m:sup>
               </m:sSup>
-              <m:d>
-                <m:dPr>
-                  <m:begChr m:val="("/>
-                  <m:sepChr m:val=""/>
-                  <m:endChr m:val=")"/>
-                  <m:grow/>
-                </m:dPr>
-                <m:e>
-                  <m:r>
-                    <m:t>x</m:t>
-                  </m:r>
-                </m:e>
-              </m:d>
+              <m:r>
+                <m:rPr>
+                  <m:sty m:val="p"/>
+                </m:rPr>
+                <m:t>(</m:t>
+              </m:r>
+              <m:r>
+                <m:t>x</m:t>
+              </m:r>
+              <m:r>
+                <m:rPr>
+                  <m:sty m:val="p"/>
+                </m:rPr>
+                <m:t>)</m:t>
+              </m:r>
             </m:oMath>
             <w:r>
               <w:t xml:space="preserve"> </w:t>
@@ -6464,22 +6732,24 @@
                       </m:rPr>
                       <m:t>cos</m:t>
                     </m:r>
-                    <m:d>
-                      <m:dPr>
-                        <m:begChr m:val="("/>
-                        <m:sepChr m:val=""/>
-                        <m:endChr m:val=")"/>
-                        <m:grow/>
-                      </m:dPr>
-                      <m:e>
-                        <m:r>
-                          <m:t>2</m:t>
-                        </m:r>
-                        <m:r>
-                          <m:t>x</m:t>
-                        </m:r>
-                      </m:e>
-                    </m:d>
+                    <m:r>
+                      <m:rPr>
+                        <m:sty m:val="p"/>
+                      </m:rPr>
+                      <m:t>(</m:t>
+                    </m:r>
+                    <m:r>
+                      <m:t>2</m:t>
+                    </m:r>
+                    <m:r>
+                      <m:t>x</m:t>
+                    </m:r>
+                    <m:r>
+                      <m:rPr>
+                        <m:sty m:val="p"/>
+                      </m:rPr>
+                      <m:t>)</m:t>
+                    </m:r>
                     <m:r>
                       <m:rPr>
                         <m:sty m:val="p"/>
@@ -6512,19 +6782,21 @@
                     </m:r>
                   </m:sup>
                 </m:sSup>
-                <m:d>
-                  <m:dPr>
-                    <m:begChr m:val="("/>
-                    <m:sepChr m:val=""/>
-                    <m:endChr m:val=")"/>
-                    <m:grow/>
-                  </m:dPr>
-                  <m:e>
-                    <m:r>
-                      <m:t>x</m:t>
-                    </m:r>
-                  </m:e>
-                </m:d>
+                <m:r>
+                  <m:rPr>
+                    <m:sty m:val="p"/>
+                  </m:rPr>
+                  <m:t>(</m:t>
+                </m:r>
+                <m:r>
+                  <m:t>x</m:t>
+                </m:r>
+                <m:r>
+                  <m:rPr>
+                    <m:sty m:val="p"/>
+                  </m:rPr>
+                  <m:t>)</m:t>
+                </m:r>
               </m:oMath>
             </m:oMathPara>
           </w:p>
@@ -6565,19 +6837,21 @@
             </m:r>
           </m:sup>
         </m:sSup>
-        <m:d>
-          <m:dPr>
-            <m:begChr m:val="("/>
-            <m:sepChr m:val=""/>
-            <m:endChr m:val=")"/>
-            <m:grow/>
-          </m:dPr>
-          <m:e>
-            <m:r>
-              <m:t>x</m:t>
-            </m:r>
-          </m:e>
-        </m:d>
+        <m:r>
+          <m:rPr>
+            <m:sty m:val="p"/>
+          </m:rPr>
+          <m:t>(</m:t>
+        </m:r>
+        <m:r>
+          <m:t>x</m:t>
+        </m:r>
+        <m:r>
+          <m:rPr>
+            <m:sty m:val="p"/>
+          </m:rPr>
+          <m:t>)</m:t>
+        </m:r>
         <m:r>
           <m:rPr>
             <m:sty m:val="p"/>
@@ -6622,22 +6896,24 @@
               </m:rPr>
               <m:t>cos</m:t>
             </m:r>
-            <m:d>
-              <m:dPr>
-                <m:begChr m:val="("/>
-                <m:sepChr m:val=""/>
-                <m:endChr m:val=")"/>
-                <m:grow/>
-              </m:dPr>
-              <m:e>
-                <m:r>
-                  <m:t>2</m:t>
-                </m:r>
-                <m:r>
-                  <m:t>x</m:t>
-                </m:r>
-              </m:e>
-            </m:d>
+            <m:r>
+              <m:rPr>
+                <m:sty m:val="p"/>
+              </m:rPr>
+              <m:t>(</m:t>
+            </m:r>
+            <m:r>
+              <m:t>2</m:t>
+            </m:r>
+            <m:r>
+              <m:t>x</m:t>
+            </m:r>
+            <m:r>
+              <m:rPr>
+                <m:sty m:val="p"/>
+              </m:rPr>
+              <m:t>)</m:t>
+            </m:r>
           </m:e>
         </m:d>
       </m:oMath>
@@ -6645,8 +6921,8 @@
         <w:t xml:space="preserve">.</w:t>
       </w:r>
     </w:p>
-    <w:bookmarkEnd w:id="50"/>
-    <w:bookmarkStart w:id="66" w:name="other-trigonometric-identities"/>
+    <w:bookmarkEnd w:id="39"/>
+    <w:bookmarkStart w:id="55" w:name="other-trigonometric-identities"/>
     <w:p>
       <w:pPr>
         <w:pStyle w:val="Heading1"/>
@@ -6715,7 +6991,7 @@
         <w:t xml:space="preserve">. Both phase shift and parity identities will allow you to work out angles involving multiple revolutions or even negative angles. Half-angle and sum-to-product/product-to-sum identities are especially useful in calculus.</w:t>
       </w:r>
     </w:p>
-    <w:bookmarkStart w:id="59" w:name="phase-shift-identities"/>
+    <w:bookmarkStart w:id="48" w:name="phase-shift-identities"/>
     <w:p>
       <w:pPr>
         <w:pStyle w:val="Heading2"/>
@@ -6734,7 +7010,7 @@
       <w:r>
         <w:t xml:space="preserve"> </w:t>
       </w:r>
-      <w:hyperlink r:id="rId21">
+      <w:hyperlink r:id="rId10">
         <w:r>
           <w:rPr>
             <w:rStyle w:val="Hyperlink"/>
@@ -6822,19 +7098,21 @@
           </m:rPr>
           <m:t>sin</m:t>
         </m:r>
-        <m:d>
-          <m:dPr>
-            <m:begChr m:val="("/>
-            <m:sepChr m:val=""/>
-            <m:endChr m:val=")"/>
-            <m:grow/>
-          </m:dPr>
-          <m:e>
-            <m:r>
-              <m:t>θ</m:t>
-            </m:r>
-          </m:e>
-        </m:d>
+        <m:r>
+          <m:rPr>
+            <m:sty m:val="p"/>
+          </m:rPr>
+          <m:t>(</m:t>
+        </m:r>
+        <m:r>
+          <m:t>θ</m:t>
+        </m:r>
+        <m:r>
+          <m:rPr>
+            <m:sty m:val="p"/>
+          </m:rPr>
+          <m:t>)</m:t>
+        </m:r>
       </m:oMath>
       <w:r>
         <w:t xml:space="preserve"> </w:t>
@@ -6852,19 +7130,21 @@
           </m:rPr>
           <m:t>cos</m:t>
         </m:r>
-        <m:d>
-          <m:dPr>
-            <m:begChr m:val="("/>
-            <m:sepChr m:val=""/>
-            <m:endChr m:val=")"/>
-            <m:grow/>
-          </m:dPr>
-          <m:e>
-            <m:r>
-              <m:t>θ</m:t>
-            </m:r>
-          </m:e>
-        </m:d>
+        <m:r>
+          <m:rPr>
+            <m:sty m:val="p"/>
+          </m:rPr>
+          <m:t>(</m:t>
+        </m:r>
+        <m:r>
+          <m:t>θ</m:t>
+        </m:r>
+        <m:r>
+          <m:rPr>
+            <m:sty m:val="p"/>
+          </m:rPr>
+          <m:t>)</m:t>
+        </m:r>
       </m:oMath>
       <w:r>
         <w:t xml:space="preserve">. These lead to the following properties.</w:t>
@@ -6911,18 +7191,18 @@
                 <wp:inline>
                   <wp:extent cx="152400" cy="152400"/>
                   <wp:effectExtent b="0" l="0" r="0" t="0"/>
-                  <wp:docPr descr="" title="" id="51" name="Picture"/>
+                  <wp:docPr descr="" title="" id="40" name="Picture"/>
                   <a:graphic>
                     <a:graphicData uri="http://schemas.openxmlformats.org/drawingml/2006/picture">
                       <pic:pic>
                         <pic:nvPicPr>
-                          <pic:cNvPr descr="/Applications/quarto/share/formats/docx/note.png" id="52" name="Picture"/>
+                          <pic:cNvPr descr="/Applications/quarto/share/formats/docx/note.png" id="41" name="Picture"/>
                           <pic:cNvPicPr>
                             <a:picLocks noChangeArrowheads="1" noChangeAspect="1"/>
                           </pic:cNvPicPr>
                         </pic:nvPicPr>
                         <pic:blipFill>
-                          <a:blip r:embed="rId24"/>
+                          <a:blip r:embed="rId13"/>
                           <a:stretch>
                             <a:fillRect/>
                           </a:stretch>
@@ -7011,37 +7291,39 @@
                   </m:rPr>
                   <m:t>sin</m:t>
                 </m:r>
-                <m:d>
-                  <m:dPr>
-                    <m:begChr m:val="("/>
-                    <m:sepChr m:val=""/>
-                    <m:endChr m:val=")"/>
-                    <m:grow/>
-                  </m:dPr>
-                  <m:e>
-                    <m:r>
-                      <m:t>θ</m:t>
-                    </m:r>
-                    <m:r>
-                      <m:rPr>
-                        <m:sty m:val="p"/>
-                      </m:rPr>
-                      <m:t>±</m:t>
-                    </m:r>
-                    <m:r>
-                      <m:t>π</m:t>
-                    </m:r>
-                    <m:r>
-                      <m:rPr>
-                        <m:sty m:val="p"/>
-                      </m:rPr>
-                      <m:t>/</m:t>
-                    </m:r>
-                    <m:r>
-                      <m:t>2</m:t>
-                    </m:r>
-                  </m:e>
-                </m:d>
+                <m:r>
+                  <m:rPr>
+                    <m:sty m:val="p"/>
+                  </m:rPr>
+                  <m:t>(</m:t>
+                </m:r>
+                <m:r>
+                  <m:t>θ</m:t>
+                </m:r>
+                <m:r>
+                  <m:rPr>
+                    <m:sty m:val="p"/>
+                  </m:rPr>
+                  <m:t>±</m:t>
+                </m:r>
+                <m:r>
+                  <m:t>π</m:t>
+                </m:r>
+                <m:r>
+                  <m:rPr>
+                    <m:sty m:val="p"/>
+                  </m:rPr>
+                  <m:t>/</m:t>
+                </m:r>
+                <m:r>
+                  <m:t>2</m:t>
+                </m:r>
+                <m:r>
+                  <m:rPr>
+                    <m:sty m:val="p"/>
+                  </m:rPr>
+                  <m:t>)</m:t>
+                </m:r>
                 <m:r>
                   <m:rPr>
                     <m:sty m:val="p"/>
@@ -7060,19 +7342,21 @@
                   </m:rPr>
                   <m:t>cos</m:t>
                 </m:r>
-                <m:d>
-                  <m:dPr>
-                    <m:begChr m:val="("/>
-                    <m:sepChr m:val=""/>
-                    <m:endChr m:val=")"/>
-                    <m:grow/>
-                  </m:dPr>
-                  <m:e>
-                    <m:r>
-                      <m:t>θ</m:t>
-                    </m:r>
-                  </m:e>
-                </m:d>
+                <m:r>
+                  <m:rPr>
+                    <m:sty m:val="p"/>
+                  </m:rPr>
+                  <m:t>(</m:t>
+                </m:r>
+                <m:r>
+                  <m:t>θ</m:t>
+                </m:r>
+                <m:r>
+                  <m:rPr>
+                    <m:sty m:val="p"/>
+                  </m:rPr>
+                  <m:t>)</m:t>
+                </m:r>
                 <m:r>
                   <m:t>  </m:t>
                 </m:r>
@@ -7082,37 +7366,39 @@
                   </m:rPr>
                   <m:t>cos</m:t>
                 </m:r>
-                <m:d>
-                  <m:dPr>
-                    <m:begChr m:val="("/>
-                    <m:sepChr m:val=""/>
-                    <m:endChr m:val=")"/>
-                    <m:grow/>
-                  </m:dPr>
-                  <m:e>
-                    <m:r>
-                      <m:t>θ</m:t>
-                    </m:r>
-                    <m:r>
-                      <m:rPr>
-                        <m:sty m:val="p"/>
-                      </m:rPr>
-                      <m:t>±</m:t>
-                    </m:r>
-                    <m:r>
-                      <m:t>π</m:t>
-                    </m:r>
-                    <m:r>
-                      <m:rPr>
-                        <m:sty m:val="p"/>
-                      </m:rPr>
-                      <m:t>/</m:t>
-                    </m:r>
-                    <m:r>
-                      <m:t>2</m:t>
-                    </m:r>
-                  </m:e>
-                </m:d>
+                <m:r>
+                  <m:rPr>
+                    <m:sty m:val="p"/>
+                  </m:rPr>
+                  <m:t>(</m:t>
+                </m:r>
+                <m:r>
+                  <m:t>θ</m:t>
+                </m:r>
+                <m:r>
+                  <m:rPr>
+                    <m:sty m:val="p"/>
+                  </m:rPr>
+                  <m:t>±</m:t>
+                </m:r>
+                <m:r>
+                  <m:t>π</m:t>
+                </m:r>
+                <m:r>
+                  <m:rPr>
+                    <m:sty m:val="p"/>
+                  </m:rPr>
+                  <m:t>/</m:t>
+                </m:r>
+                <m:r>
+                  <m:t>2</m:t>
+                </m:r>
+                <m:r>
+                  <m:rPr>
+                    <m:sty m:val="p"/>
+                  </m:rPr>
+                  <m:t>)</m:t>
+                </m:r>
                 <m:r>
                   <m:rPr>
                     <m:sty m:val="p"/>
@@ -7131,19 +7417,21 @@
                   </m:rPr>
                   <m:t>sin</m:t>
                 </m:r>
-                <m:d>
-                  <m:dPr>
-                    <m:begChr m:val="("/>
-                    <m:sepChr m:val=""/>
-                    <m:endChr m:val=")"/>
-                    <m:grow/>
-                  </m:dPr>
-                  <m:e>
-                    <m:r>
-                      <m:t>θ</m:t>
-                    </m:r>
-                  </m:e>
-                </m:d>
+                <m:r>
+                  <m:rPr>
+                    <m:sty m:val="p"/>
+                  </m:rPr>
+                  <m:t>(</m:t>
+                </m:r>
+                <m:r>
+                  <m:t>θ</m:t>
+                </m:r>
+                <m:r>
+                  <m:rPr>
+                    <m:sty m:val="p"/>
+                  </m:rPr>
+                  <m:t>)</m:t>
+                </m:r>
               </m:oMath>
             </m:oMathPara>
           </w:p>
@@ -7162,37 +7450,39 @@
                   </m:rPr>
                   <m:t>sin</m:t>
                 </m:r>
-                <m:d>
-                  <m:dPr>
-                    <m:begChr m:val="("/>
-                    <m:sepChr m:val=""/>
-                    <m:endChr m:val=")"/>
-                    <m:grow/>
-                  </m:dPr>
-                  <m:e>
-                    <m:r>
-                      <m:t>π</m:t>
-                    </m:r>
-                    <m:r>
-                      <m:rPr>
-                        <m:sty m:val="p"/>
-                      </m:rPr>
-                      <m:t>/</m:t>
-                    </m:r>
-                    <m:r>
-                      <m:t>2</m:t>
-                    </m:r>
-                    <m:r>
-                      <m:rPr>
-                        <m:sty m:val="p"/>
-                      </m:rPr>
-                      <m:t>−</m:t>
-                    </m:r>
-                    <m:r>
-                      <m:t>θ</m:t>
-                    </m:r>
-                  </m:e>
-                </m:d>
+                <m:r>
+                  <m:rPr>
+                    <m:sty m:val="p"/>
+                  </m:rPr>
+                  <m:t>(</m:t>
+                </m:r>
+                <m:r>
+                  <m:t>π</m:t>
+                </m:r>
+                <m:r>
+                  <m:rPr>
+                    <m:sty m:val="p"/>
+                  </m:rPr>
+                  <m:t>/</m:t>
+                </m:r>
+                <m:r>
+                  <m:t>2</m:t>
+                </m:r>
+                <m:r>
+                  <m:rPr>
+                    <m:sty m:val="p"/>
+                  </m:rPr>
+                  <m:t>−</m:t>
+                </m:r>
+                <m:r>
+                  <m:t>θ</m:t>
+                </m:r>
+                <m:r>
+                  <m:rPr>
+                    <m:sty m:val="p"/>
+                  </m:rPr>
+                  <m:t>)</m:t>
+                </m:r>
                 <m:r>
                   <m:rPr>
                     <m:sty m:val="p"/>
@@ -7205,19 +7495,21 @@
                   </m:rPr>
                   <m:t>cos</m:t>
                 </m:r>
-                <m:d>
-                  <m:dPr>
-                    <m:begChr m:val="("/>
-                    <m:sepChr m:val=""/>
-                    <m:endChr m:val=")"/>
-                    <m:grow/>
-                  </m:dPr>
-                  <m:e>
-                    <m:r>
-                      <m:t>θ</m:t>
-                    </m:r>
-                  </m:e>
-                </m:d>
+                <m:r>
+                  <m:rPr>
+                    <m:sty m:val="p"/>
+                  </m:rPr>
+                  <m:t>(</m:t>
+                </m:r>
+                <m:r>
+                  <m:t>θ</m:t>
+                </m:r>
+                <m:r>
+                  <m:rPr>
+                    <m:sty m:val="p"/>
+                  </m:rPr>
+                  <m:t>)</m:t>
+                </m:r>
                 <m:r>
                   <m:t>  </m:t>
                 </m:r>
@@ -7227,37 +7519,39 @@
                   </m:rPr>
                   <m:t>cos</m:t>
                 </m:r>
-                <m:d>
-                  <m:dPr>
-                    <m:begChr m:val="("/>
-                    <m:sepChr m:val=""/>
-                    <m:endChr m:val=")"/>
-                    <m:grow/>
-                  </m:dPr>
-                  <m:e>
-                    <m:r>
-                      <m:t>π</m:t>
-                    </m:r>
-                    <m:r>
-                      <m:rPr>
-                        <m:sty m:val="p"/>
-                      </m:rPr>
-                      <m:t>/</m:t>
-                    </m:r>
-                    <m:r>
-                      <m:t>2</m:t>
-                    </m:r>
-                    <m:r>
-                      <m:rPr>
-                        <m:sty m:val="p"/>
-                      </m:rPr>
-                      <m:t>−</m:t>
-                    </m:r>
-                    <m:r>
-                      <m:t>θ</m:t>
-                    </m:r>
-                  </m:e>
-                </m:d>
+                <m:r>
+                  <m:rPr>
+                    <m:sty m:val="p"/>
+                  </m:rPr>
+                  <m:t>(</m:t>
+                </m:r>
+                <m:r>
+                  <m:t>π</m:t>
+                </m:r>
+                <m:r>
+                  <m:rPr>
+                    <m:sty m:val="p"/>
+                  </m:rPr>
+                  <m:t>/</m:t>
+                </m:r>
+                <m:r>
+                  <m:t>2</m:t>
+                </m:r>
+                <m:r>
+                  <m:rPr>
+                    <m:sty m:val="p"/>
+                  </m:rPr>
+                  <m:t>−</m:t>
+                </m:r>
+                <m:r>
+                  <m:t>θ</m:t>
+                </m:r>
+                <m:r>
+                  <m:rPr>
+                    <m:sty m:val="p"/>
+                  </m:rPr>
+                  <m:t>)</m:t>
+                </m:r>
                 <m:r>
                   <m:rPr>
                     <m:sty m:val="p"/>
@@ -7270,19 +7564,21 @@
                   </m:rPr>
                   <m:t>sin</m:t>
                 </m:r>
-                <m:d>
-                  <m:dPr>
-                    <m:begChr m:val="("/>
-                    <m:sepChr m:val=""/>
-                    <m:endChr m:val=")"/>
-                    <m:grow/>
-                  </m:dPr>
-                  <m:e>
-                    <m:r>
-                      <m:t>θ</m:t>
-                    </m:r>
-                  </m:e>
-                </m:d>
+                <m:r>
+                  <m:rPr>
+                    <m:sty m:val="p"/>
+                  </m:rPr>
+                  <m:t>(</m:t>
+                </m:r>
+                <m:r>
+                  <m:t>θ</m:t>
+                </m:r>
+                <m:r>
+                  <m:rPr>
+                    <m:sty m:val="p"/>
+                  </m:rPr>
+                  <m:t>)</m:t>
+                </m:r>
               </m:oMath>
             </m:oMathPara>
           </w:p>
@@ -7353,18 +7649,18 @@
                 <wp:inline>
                   <wp:extent cx="152400" cy="152400"/>
                   <wp:effectExtent b="0" l="0" r="0" t="0"/>
-                  <wp:docPr descr="" title="" id="53" name="Picture"/>
+                  <wp:docPr descr="" title="" id="42" name="Picture"/>
                   <a:graphic>
                     <a:graphicData uri="http://schemas.openxmlformats.org/drawingml/2006/picture">
                       <pic:pic>
                         <pic:nvPicPr>
-                          <pic:cNvPr descr="/Applications/quarto/share/formats/docx/note.png" id="54" name="Picture"/>
+                          <pic:cNvPr descr="/Applications/quarto/share/formats/docx/note.png" id="43" name="Picture"/>
                           <pic:cNvPicPr>
                             <a:picLocks noChangeArrowheads="1" noChangeAspect="1"/>
                           </pic:cNvPicPr>
                         </pic:nvPicPr>
                         <pic:blipFill>
-                          <a:blip r:embed="rId24"/>
+                          <a:blip r:embed="rId13"/>
                           <a:stretch>
                             <a:fillRect/>
                           </a:stretch>
@@ -7436,28 +7732,30 @@
                   </m:rPr>
                   <m:t>sin</m:t>
                 </m:r>
-                <m:d>
-                  <m:dPr>
-                    <m:begChr m:val="("/>
-                    <m:sepChr m:val=""/>
-                    <m:endChr m:val=")"/>
-                    <m:grow/>
-                  </m:dPr>
-                  <m:e>
-                    <m:r>
-                      <m:t>θ</m:t>
-                    </m:r>
-                    <m:r>
-                      <m:rPr>
-                        <m:sty m:val="p"/>
-                      </m:rPr>
-                      <m:t>+</m:t>
-                    </m:r>
-                    <m:r>
-                      <m:t>π</m:t>
-                    </m:r>
-                  </m:e>
-                </m:d>
+                <m:r>
+                  <m:rPr>
+                    <m:sty m:val="p"/>
+                  </m:rPr>
+                  <m:t>(</m:t>
+                </m:r>
+                <m:r>
+                  <m:t>θ</m:t>
+                </m:r>
+                <m:r>
+                  <m:rPr>
+                    <m:sty m:val="p"/>
+                  </m:rPr>
+                  <m:t>+</m:t>
+                </m:r>
+                <m:r>
+                  <m:t>π</m:t>
+                </m:r>
+                <m:r>
+                  <m:rPr>
+                    <m:sty m:val="p"/>
+                  </m:rPr>
+                  <m:t>)</m:t>
+                </m:r>
                 <m:r>
                   <m:rPr>
                     <m:sty m:val="p"/>
@@ -7470,28 +7768,30 @@
                   </m:rPr>
                   <m:t>sin</m:t>
                 </m:r>
-                <m:d>
-                  <m:dPr>
-                    <m:begChr m:val="("/>
-                    <m:sepChr m:val=""/>
-                    <m:endChr m:val=")"/>
-                    <m:grow/>
-                  </m:dPr>
-                  <m:e>
-                    <m:r>
-                      <m:t>θ</m:t>
-                    </m:r>
-                    <m:r>
-                      <m:rPr>
-                        <m:sty m:val="p"/>
-                      </m:rPr>
-                      <m:t>−</m:t>
-                    </m:r>
-                    <m:r>
-                      <m:t>π</m:t>
-                    </m:r>
-                  </m:e>
-                </m:d>
+                <m:r>
+                  <m:rPr>
+                    <m:sty m:val="p"/>
+                  </m:rPr>
+                  <m:t>(</m:t>
+                </m:r>
+                <m:r>
+                  <m:t>θ</m:t>
+                </m:r>
+                <m:r>
+                  <m:rPr>
+                    <m:sty m:val="p"/>
+                  </m:rPr>
+                  <m:t>−</m:t>
+                </m:r>
+                <m:r>
+                  <m:t>π</m:t>
+                </m:r>
+                <m:r>
+                  <m:rPr>
+                    <m:sty m:val="p"/>
+                  </m:rPr>
+                  <m:t>)</m:t>
+                </m:r>
                 <m:r>
                   <m:rPr>
                     <m:sty m:val="p"/>
@@ -7510,19 +7810,21 @@
                   </m:rPr>
                   <m:t>sin</m:t>
                 </m:r>
-                <m:d>
-                  <m:dPr>
-                    <m:begChr m:val="("/>
-                    <m:sepChr m:val=""/>
-                    <m:endChr m:val=")"/>
-                    <m:grow/>
-                  </m:dPr>
-                  <m:e>
-                    <m:r>
-                      <m:t>θ</m:t>
-                    </m:r>
-                  </m:e>
-                </m:d>
+                <m:r>
+                  <m:rPr>
+                    <m:sty m:val="p"/>
+                  </m:rPr>
+                  <m:t>(</m:t>
+                </m:r>
+                <m:r>
+                  <m:t>θ</m:t>
+                </m:r>
+                <m:r>
+                  <m:rPr>
+                    <m:sty m:val="p"/>
+                  </m:rPr>
+                  <m:t>)</m:t>
+                </m:r>
                 <m:r>
                   <m:t>  </m:t>
                 </m:r>
@@ -7532,28 +7834,30 @@
                   </m:rPr>
                   <m:t>cos</m:t>
                 </m:r>
-                <m:d>
-                  <m:dPr>
-                    <m:begChr m:val="("/>
-                    <m:sepChr m:val=""/>
-                    <m:endChr m:val=")"/>
-                    <m:grow/>
-                  </m:dPr>
-                  <m:e>
-                    <m:r>
-                      <m:t>θ</m:t>
-                    </m:r>
-                    <m:r>
-                      <m:rPr>
-                        <m:sty m:val="p"/>
-                      </m:rPr>
-                      <m:t>+</m:t>
-                    </m:r>
-                    <m:r>
-                      <m:t>π</m:t>
-                    </m:r>
-                  </m:e>
-                </m:d>
+                <m:r>
+                  <m:rPr>
+                    <m:sty m:val="p"/>
+                  </m:rPr>
+                  <m:t>(</m:t>
+                </m:r>
+                <m:r>
+                  <m:t>θ</m:t>
+                </m:r>
+                <m:r>
+                  <m:rPr>
+                    <m:sty m:val="p"/>
+                  </m:rPr>
+                  <m:t>+</m:t>
+                </m:r>
+                <m:r>
+                  <m:t>π</m:t>
+                </m:r>
+                <m:r>
+                  <m:rPr>
+                    <m:sty m:val="p"/>
+                  </m:rPr>
+                  <m:t>)</m:t>
+                </m:r>
                 <m:r>
                   <m:rPr>
                     <m:sty m:val="p"/>
@@ -7566,28 +7870,30 @@
                   </m:rPr>
                   <m:t>cos</m:t>
                 </m:r>
-                <m:d>
-                  <m:dPr>
-                    <m:begChr m:val="("/>
-                    <m:sepChr m:val=""/>
-                    <m:endChr m:val=")"/>
-                    <m:grow/>
-                  </m:dPr>
-                  <m:e>
-                    <m:r>
-                      <m:t>θ</m:t>
-                    </m:r>
-                    <m:r>
-                      <m:rPr>
-                        <m:sty m:val="p"/>
-                      </m:rPr>
-                      <m:t>−</m:t>
-                    </m:r>
-                    <m:r>
-                      <m:t>π</m:t>
-                    </m:r>
-                  </m:e>
-                </m:d>
+                <m:r>
+                  <m:rPr>
+                    <m:sty m:val="p"/>
+                  </m:rPr>
+                  <m:t>(</m:t>
+                </m:r>
+                <m:r>
+                  <m:t>θ</m:t>
+                </m:r>
+                <m:r>
+                  <m:rPr>
+                    <m:sty m:val="p"/>
+                  </m:rPr>
+                  <m:t>−</m:t>
+                </m:r>
+                <m:r>
+                  <m:t>π</m:t>
+                </m:r>
+                <m:r>
+                  <m:rPr>
+                    <m:sty m:val="p"/>
+                  </m:rPr>
+                  <m:t>)</m:t>
+                </m:r>
                 <m:r>
                   <m:rPr>
                     <m:sty m:val="p"/>
@@ -7606,19 +7912,21 @@
                   </m:rPr>
                   <m:t>cos</m:t>
                 </m:r>
-                <m:d>
-                  <m:dPr>
-                    <m:begChr m:val="("/>
-                    <m:sepChr m:val=""/>
-                    <m:endChr m:val=")"/>
-                    <m:grow/>
-                  </m:dPr>
-                  <m:e>
-                    <m:r>
-                      <m:t>θ</m:t>
-                    </m:r>
-                  </m:e>
-                </m:d>
+                <m:r>
+                  <m:rPr>
+                    <m:sty m:val="p"/>
+                  </m:rPr>
+                  <m:t>(</m:t>
+                </m:r>
+                <m:r>
+                  <m:t>θ</m:t>
+                </m:r>
+                <m:r>
+                  <m:rPr>
+                    <m:sty m:val="p"/>
+                  </m:rPr>
+                  <m:t>)</m:t>
+                </m:r>
               </m:oMath>
             </m:oMathPara>
           </w:p>
@@ -7648,28 +7956,30 @@
                   </m:rPr>
                   <m:t>tan</m:t>
                 </m:r>
-                <m:d>
-                  <m:dPr>
-                    <m:begChr m:val="("/>
-                    <m:sepChr m:val=""/>
-                    <m:endChr m:val=")"/>
-                    <m:grow/>
-                  </m:dPr>
-                  <m:e>
-                    <m:r>
-                      <m:t>θ</m:t>
-                    </m:r>
-                    <m:r>
-                      <m:rPr>
-                        <m:sty m:val="p"/>
-                      </m:rPr>
-                      <m:t>+</m:t>
-                    </m:r>
-                    <m:r>
-                      <m:t>π</m:t>
-                    </m:r>
-                  </m:e>
-                </m:d>
+                <m:r>
+                  <m:rPr>
+                    <m:sty m:val="p"/>
+                  </m:rPr>
+                  <m:t>(</m:t>
+                </m:r>
+                <m:r>
+                  <m:t>θ</m:t>
+                </m:r>
+                <m:r>
+                  <m:rPr>
+                    <m:sty m:val="p"/>
+                  </m:rPr>
+                  <m:t>+</m:t>
+                </m:r>
+                <m:r>
+                  <m:t>π</m:t>
+                </m:r>
+                <m:r>
+                  <m:rPr>
+                    <m:sty m:val="p"/>
+                  </m:rPr>
+                  <m:t>)</m:t>
+                </m:r>
                 <m:r>
                   <m:rPr>
                     <m:sty m:val="p"/>
@@ -7682,28 +7992,30 @@
                   </m:rPr>
                   <m:t>tan</m:t>
                 </m:r>
-                <m:d>
-                  <m:dPr>
-                    <m:begChr m:val="("/>
-                    <m:sepChr m:val=""/>
-                    <m:endChr m:val=")"/>
-                    <m:grow/>
-                  </m:dPr>
-                  <m:e>
-                    <m:r>
-                      <m:t>θ</m:t>
-                    </m:r>
-                    <m:r>
-                      <m:rPr>
-                        <m:sty m:val="p"/>
-                      </m:rPr>
-                      <m:t>−</m:t>
-                    </m:r>
-                    <m:r>
-                      <m:t>π</m:t>
-                    </m:r>
-                  </m:e>
-                </m:d>
+                <m:r>
+                  <m:rPr>
+                    <m:sty m:val="p"/>
+                  </m:rPr>
+                  <m:t>(</m:t>
+                </m:r>
+                <m:r>
+                  <m:t>θ</m:t>
+                </m:r>
+                <m:r>
+                  <m:rPr>
+                    <m:sty m:val="p"/>
+                  </m:rPr>
+                  <m:t>−</m:t>
+                </m:r>
+                <m:r>
+                  <m:t>π</m:t>
+                </m:r>
+                <m:r>
+                  <m:rPr>
+                    <m:sty m:val="p"/>
+                  </m:rPr>
+                  <m:t>)</m:t>
+                </m:r>
                 <m:r>
                   <m:rPr>
                     <m:sty m:val="p"/>
@@ -7716,19 +8028,21 @@
                   </m:rPr>
                   <m:t>tan</m:t>
                 </m:r>
-                <m:d>
-                  <m:dPr>
-                    <m:begChr m:val="("/>
-                    <m:sepChr m:val=""/>
-                    <m:endChr m:val=")"/>
-                    <m:grow/>
-                  </m:dPr>
-                  <m:e>
-                    <m:r>
-                      <m:t>θ</m:t>
-                    </m:r>
-                  </m:e>
-                </m:d>
+                <m:r>
+                  <m:rPr>
+                    <m:sty m:val="p"/>
+                  </m:rPr>
+                  <m:t>(</m:t>
+                </m:r>
+                <m:r>
+                  <m:t>θ</m:t>
+                </m:r>
+                <m:r>
+                  <m:rPr>
+                    <m:sty m:val="p"/>
+                  </m:rPr>
+                  <m:t>)</m:t>
+                </m:r>
               </m:oMath>
             </m:oMathPara>
           </w:p>
@@ -7802,18 +8116,18 @@
                 <wp:inline>
                   <wp:extent cx="152400" cy="152400"/>
                   <wp:effectExtent b="0" l="0" r="0" t="0"/>
-                  <wp:docPr descr="" title="" id="55" name="Picture"/>
+                  <wp:docPr descr="" title="" id="44" name="Picture"/>
                   <a:graphic>
                     <a:graphicData uri="http://schemas.openxmlformats.org/drawingml/2006/picture">
                       <pic:pic>
                         <pic:nvPicPr>
-                          <pic:cNvPr descr="/Applications/quarto/share/formats/docx/note.png" id="56" name="Picture"/>
+                          <pic:cNvPr descr="/Applications/quarto/share/formats/docx/note.png" id="45" name="Picture"/>
                           <pic:cNvPicPr>
                             <a:picLocks noChangeArrowheads="1" noChangeAspect="1"/>
                           </pic:cNvPicPr>
                         </pic:nvPicPr>
                         <pic:blipFill>
-                          <a:blip r:embed="rId24"/>
+                          <a:blip r:embed="rId13"/>
                           <a:stretch>
                             <a:fillRect/>
                           </a:stretch>
@@ -7896,31 +8210,33 @@
                   </m:rPr>
                   <m:t>sin</m:t>
                 </m:r>
-                <m:d>
-                  <m:dPr>
-                    <m:begChr m:val="("/>
-                    <m:sepChr m:val=""/>
-                    <m:endChr m:val=")"/>
-                    <m:grow/>
-                  </m:dPr>
-                  <m:e>
-                    <m:r>
-                      <m:t>θ</m:t>
-                    </m:r>
-                    <m:r>
-                      <m:rPr>
-                        <m:sty m:val="p"/>
-                      </m:rPr>
-                      <m:t>+</m:t>
-                    </m:r>
-                    <m:r>
-                      <m:t>2</m:t>
-                    </m:r>
-                    <m:r>
-                      <m:t>π</m:t>
-                    </m:r>
-                  </m:e>
-                </m:d>
+                <m:r>
+                  <m:rPr>
+                    <m:sty m:val="p"/>
+                  </m:rPr>
+                  <m:t>(</m:t>
+                </m:r>
+                <m:r>
+                  <m:t>θ</m:t>
+                </m:r>
+                <m:r>
+                  <m:rPr>
+                    <m:sty m:val="p"/>
+                  </m:rPr>
+                  <m:t>+</m:t>
+                </m:r>
+                <m:r>
+                  <m:t>2</m:t>
+                </m:r>
+                <m:r>
+                  <m:t>π</m:t>
+                </m:r>
+                <m:r>
+                  <m:rPr>
+                    <m:sty m:val="p"/>
+                  </m:rPr>
+                  <m:t>)</m:t>
+                </m:r>
                 <m:r>
                   <m:rPr>
                     <m:sty m:val="p"/>
@@ -7933,19 +8249,21 @@
                   </m:rPr>
                   <m:t>sin</m:t>
                 </m:r>
-                <m:d>
-                  <m:dPr>
-                    <m:begChr m:val="("/>
-                    <m:sepChr m:val=""/>
-                    <m:endChr m:val=")"/>
-                    <m:grow/>
-                  </m:dPr>
-                  <m:e>
-                    <m:r>
-                      <m:t>θ</m:t>
-                    </m:r>
-                  </m:e>
-                </m:d>
+                <m:r>
+                  <m:rPr>
+                    <m:sty m:val="p"/>
+                  </m:rPr>
+                  <m:t>(</m:t>
+                </m:r>
+                <m:r>
+                  <m:t>θ</m:t>
+                </m:r>
+                <m:r>
+                  <m:rPr>
+                    <m:sty m:val="p"/>
+                  </m:rPr>
+                  <m:t>)</m:t>
+                </m:r>
                 <m:r>
                   <m:t>  </m:t>
                 </m:r>
@@ -7955,31 +8273,33 @@
                   </m:rPr>
                   <m:t>cos</m:t>
                 </m:r>
-                <m:d>
-                  <m:dPr>
-                    <m:begChr m:val="("/>
-                    <m:sepChr m:val=""/>
-                    <m:endChr m:val=")"/>
-                    <m:grow/>
-                  </m:dPr>
-                  <m:e>
-                    <m:r>
-                      <m:t>θ</m:t>
-                    </m:r>
-                    <m:r>
-                      <m:rPr>
-                        <m:sty m:val="p"/>
-                      </m:rPr>
-                      <m:t>+</m:t>
-                    </m:r>
-                    <m:r>
-                      <m:t>2</m:t>
-                    </m:r>
-                    <m:r>
-                      <m:t>π</m:t>
-                    </m:r>
-                  </m:e>
-                </m:d>
+                <m:r>
+                  <m:rPr>
+                    <m:sty m:val="p"/>
+                  </m:rPr>
+                  <m:t>(</m:t>
+                </m:r>
+                <m:r>
+                  <m:t>θ</m:t>
+                </m:r>
+                <m:r>
+                  <m:rPr>
+                    <m:sty m:val="p"/>
+                  </m:rPr>
+                  <m:t>+</m:t>
+                </m:r>
+                <m:r>
+                  <m:t>2</m:t>
+                </m:r>
+                <m:r>
+                  <m:t>π</m:t>
+                </m:r>
+                <m:r>
+                  <m:rPr>
+                    <m:sty m:val="p"/>
+                  </m:rPr>
+                  <m:t>)</m:t>
+                </m:r>
                 <m:r>
                   <m:rPr>
                     <m:sty m:val="p"/>
@@ -7992,19 +8312,21 @@
                   </m:rPr>
                   <m:t>cos</m:t>
                 </m:r>
-                <m:d>
-                  <m:dPr>
-                    <m:begChr m:val="("/>
-                    <m:sepChr m:val=""/>
-                    <m:endChr m:val=")"/>
-                    <m:grow/>
-                  </m:dPr>
-                  <m:e>
-                    <m:r>
-                      <m:t>θ</m:t>
-                    </m:r>
-                  </m:e>
-                </m:d>
+                <m:r>
+                  <m:rPr>
+                    <m:sty m:val="p"/>
+                  </m:rPr>
+                  <m:t>(</m:t>
+                </m:r>
+                <m:r>
+                  <m:t>θ</m:t>
+                </m:r>
+                <m:r>
+                  <m:rPr>
+                    <m:sty m:val="p"/>
+                  </m:rPr>
+                  <m:t>)</m:t>
+                </m:r>
               </m:oMath>
             </m:oMathPara>
           </w:p>
@@ -8113,34 +8435,36 @@
             </m:rPr>
             <m:t>sin</m:t>
           </m:r>
-          <m:d>
-            <m:dPr>
-              <m:begChr m:val="("/>
-              <m:sepChr m:val=""/>
-              <m:endChr m:val=")"/>
-              <m:grow/>
-            </m:dPr>
-            <m:e>
-              <m:r>
-                <m:t>θ</m:t>
-              </m:r>
-              <m:r>
-                <m:rPr>
-                  <m:sty m:val="p"/>
-                </m:rPr>
-                <m:t>+</m:t>
-              </m:r>
-              <m:r>
-                <m:t>2</m:t>
-              </m:r>
-              <m:r>
-                <m:t>k</m:t>
-              </m:r>
-              <m:r>
-                <m:t>π</m:t>
-              </m:r>
-            </m:e>
-          </m:d>
+          <m:r>
+            <m:rPr>
+              <m:sty m:val="p"/>
+            </m:rPr>
+            <m:t>(</m:t>
+          </m:r>
+          <m:r>
+            <m:t>θ</m:t>
+          </m:r>
+          <m:r>
+            <m:rPr>
+              <m:sty m:val="p"/>
+            </m:rPr>
+            <m:t>+</m:t>
+          </m:r>
+          <m:r>
+            <m:t>2</m:t>
+          </m:r>
+          <m:r>
+            <m:t>k</m:t>
+          </m:r>
+          <m:r>
+            <m:t>π</m:t>
+          </m:r>
+          <m:r>
+            <m:rPr>
+              <m:sty m:val="p"/>
+            </m:rPr>
+            <m:t>)</m:t>
+          </m:r>
           <m:r>
             <m:rPr>
               <m:sty m:val="p"/>
@@ -8153,19 +8477,21 @@
             </m:rPr>
             <m:t>sin</m:t>
           </m:r>
-          <m:d>
-            <m:dPr>
-              <m:begChr m:val="("/>
-              <m:sepChr m:val=""/>
-              <m:endChr m:val=")"/>
-              <m:grow/>
-            </m:dPr>
-            <m:e>
-              <m:r>
-                <m:t>θ</m:t>
-              </m:r>
-            </m:e>
-          </m:d>
+          <m:r>
+            <m:rPr>
+              <m:sty m:val="p"/>
+            </m:rPr>
+            <m:t>(</m:t>
+          </m:r>
+          <m:r>
+            <m:t>θ</m:t>
+          </m:r>
+          <m:r>
+            <m:rPr>
+              <m:sty m:val="p"/>
+            </m:rPr>
+            <m:t>)</m:t>
+          </m:r>
           <m:r>
             <m:t>  </m:t>
           </m:r>
@@ -8175,34 +8501,36 @@
             </m:rPr>
             <m:t>cos</m:t>
           </m:r>
-          <m:d>
-            <m:dPr>
-              <m:begChr m:val="("/>
-              <m:sepChr m:val=""/>
-              <m:endChr m:val=")"/>
-              <m:grow/>
-            </m:dPr>
-            <m:e>
-              <m:r>
-                <m:t>θ</m:t>
-              </m:r>
-              <m:r>
-                <m:rPr>
-                  <m:sty m:val="p"/>
-                </m:rPr>
-                <m:t>+</m:t>
-              </m:r>
-              <m:r>
-                <m:t>2</m:t>
-              </m:r>
-              <m:r>
-                <m:t>k</m:t>
-              </m:r>
-              <m:r>
-                <m:t>π</m:t>
-              </m:r>
-            </m:e>
-          </m:d>
+          <m:r>
+            <m:rPr>
+              <m:sty m:val="p"/>
+            </m:rPr>
+            <m:t>(</m:t>
+          </m:r>
+          <m:r>
+            <m:t>θ</m:t>
+          </m:r>
+          <m:r>
+            <m:rPr>
+              <m:sty m:val="p"/>
+            </m:rPr>
+            <m:t>+</m:t>
+          </m:r>
+          <m:r>
+            <m:t>2</m:t>
+          </m:r>
+          <m:r>
+            <m:t>k</m:t>
+          </m:r>
+          <m:r>
+            <m:t>π</m:t>
+          </m:r>
+          <m:r>
+            <m:rPr>
+              <m:sty m:val="p"/>
+            </m:rPr>
+            <m:t>)</m:t>
+          </m:r>
           <m:r>
             <m:rPr>
               <m:sty m:val="p"/>
@@ -8215,19 +8543,21 @@
             </m:rPr>
             <m:t>cos</m:t>
           </m:r>
-          <m:d>
-            <m:dPr>
-              <m:begChr m:val="("/>
-              <m:sepChr m:val=""/>
-              <m:endChr m:val=")"/>
-              <m:grow/>
-            </m:dPr>
-            <m:e>
-              <m:r>
-                <m:t>θ</m:t>
-              </m:r>
-            </m:e>
-          </m:d>
+          <m:r>
+            <m:rPr>
+              <m:sty m:val="p"/>
+            </m:rPr>
+            <m:t>(</m:t>
+          </m:r>
+          <m:r>
+            <m:t>θ</m:t>
+          </m:r>
+          <m:r>
+            <m:rPr>
+              <m:sty m:val="p"/>
+            </m:rPr>
+            <m:t>)</m:t>
+          </m:r>
         </m:oMath>
       </m:oMathPara>
     </w:p>
@@ -8279,18 +8609,18 @@
                 <wp:inline>
                   <wp:extent cx="152400" cy="152400"/>
                   <wp:effectExtent b="0" l="0" r="0" t="0"/>
-                  <wp:docPr descr="" title="" id="57" name="Picture"/>
+                  <wp:docPr descr="" title="" id="46" name="Picture"/>
                   <a:graphic>
                     <a:graphicData uri="http://schemas.openxmlformats.org/drawingml/2006/picture">
                       <pic:pic>
                         <pic:nvPicPr>
-                          <pic:cNvPr descr="/Applications/quarto/share/formats/docx/note.png" id="58" name="Picture"/>
+                          <pic:cNvPr descr="/Applications/quarto/share/formats/docx/note.png" id="47" name="Picture"/>
                           <pic:cNvPicPr>
                             <a:picLocks noChangeArrowheads="1" noChangeAspect="1"/>
                           </pic:cNvPicPr>
                         </pic:nvPicPr>
                         <pic:blipFill>
-                          <a:blip r:embed="rId24"/>
+                          <a:blip r:embed="rId13"/>
                           <a:stretch>
                             <a:fillRect/>
                           </a:stretch>
@@ -8354,28 +8684,30 @@
                 </m:rPr>
                 <m:t>cos</m:t>
               </m:r>
-              <m:d>
-                <m:dPr>
-                  <m:begChr m:val="("/>
-                  <m:sepChr m:val=""/>
-                  <m:endChr m:val=")"/>
-                  <m:grow/>
-                </m:dPr>
-                <m:e>
-                  <m:r>
-                    <m:t>π</m:t>
-                  </m:r>
-                  <m:r>
-                    <m:rPr>
-                      <m:sty m:val="p"/>
-                    </m:rPr>
-                    <m:t>/</m:t>
-                  </m:r>
-                  <m:r>
-                    <m:t>3</m:t>
-                  </m:r>
-                </m:e>
-              </m:d>
+              <m:r>
+                <m:rPr>
+                  <m:sty m:val="p"/>
+                </m:rPr>
+                <m:t>(</m:t>
+              </m:r>
+              <m:r>
+                <m:t>π</m:t>
+              </m:r>
+              <m:r>
+                <m:rPr>
+                  <m:sty m:val="p"/>
+                </m:rPr>
+                <m:t>/</m:t>
+              </m:r>
+              <m:r>
+                <m:t>3</m:t>
+              </m:r>
+              <m:r>
+                <m:rPr>
+                  <m:sty m:val="p"/>
+                </m:rPr>
+                <m:t>)</m:t>
+              </m:r>
               <m:r>
                 <m:rPr>
                   <m:sty m:val="p"/>
@@ -8411,28 +8743,30 @@
                 </m:rPr>
                 <m:t>sin</m:t>
               </m:r>
-              <m:d>
-                <m:dPr>
-                  <m:begChr m:val="("/>
-                  <m:sepChr m:val=""/>
-                  <m:endChr m:val=")"/>
-                  <m:grow/>
-                </m:dPr>
-                <m:e>
-                  <m:r>
-                    <m:t>π</m:t>
-                  </m:r>
-                  <m:r>
-                    <m:rPr>
-                      <m:sty m:val="p"/>
-                    </m:rPr>
-                    <m:t>/</m:t>
-                  </m:r>
-                  <m:r>
-                    <m:t>3</m:t>
-                  </m:r>
-                </m:e>
-              </m:d>
+              <m:r>
+                <m:rPr>
+                  <m:sty m:val="p"/>
+                </m:rPr>
+                <m:t>(</m:t>
+              </m:r>
+              <m:r>
+                <m:t>π</m:t>
+              </m:r>
+              <m:r>
+                <m:rPr>
+                  <m:sty m:val="p"/>
+                </m:rPr>
+                <m:t>/</m:t>
+              </m:r>
+              <m:r>
+                <m:t>3</m:t>
+              </m:r>
+              <m:r>
+                <m:rPr>
+                  <m:sty m:val="p"/>
+                </m:rPr>
+                <m:t>)</m:t>
+              </m:r>
               <m:r>
                 <m:rPr>
                   <m:sty m:val="p"/>
@@ -8473,31 +8807,33 @@
                 </m:rPr>
                 <m:t>cos</m:t>
               </m:r>
-              <m:d>
-                <m:dPr>
-                  <m:begChr m:val="("/>
-                  <m:sepChr m:val=""/>
-                  <m:endChr m:val=")"/>
-                  <m:grow/>
-                </m:dPr>
-                <m:e>
-                  <m:r>
-                    <m:t>13</m:t>
-                  </m:r>
-                  <m:r>
-                    <m:t>π</m:t>
-                  </m:r>
-                  <m:r>
-                    <m:rPr>
-                      <m:sty m:val="p"/>
-                    </m:rPr>
-                    <m:t>/</m:t>
-                  </m:r>
-                  <m:r>
-                    <m:t>3</m:t>
-                  </m:r>
-                </m:e>
-              </m:d>
+              <m:r>
+                <m:rPr>
+                  <m:sty m:val="p"/>
+                </m:rPr>
+                <m:t>(</m:t>
+              </m:r>
+              <m:r>
+                <m:t>13</m:t>
+              </m:r>
+              <m:r>
+                <m:t>π</m:t>
+              </m:r>
+              <m:r>
+                <m:rPr>
+                  <m:sty m:val="p"/>
+                </m:rPr>
+                <m:t>/</m:t>
+              </m:r>
+              <m:r>
+                <m:t>3</m:t>
+              </m:r>
+              <m:r>
+                <m:rPr>
+                  <m:sty m:val="p"/>
+                </m:rPr>
+                <m:t>)</m:t>
+              </m:r>
             </m:oMath>
             <w:r>
               <w:t xml:space="preserve"> </w:t>
@@ -8515,37 +8851,39 @@
                 </m:rPr>
                 <m:t>sin</m:t>
               </m:r>
-              <m:d>
-                <m:dPr>
-                  <m:begChr m:val="("/>
-                  <m:sepChr m:val=""/>
-                  <m:endChr m:val=")"/>
-                  <m:grow/>
-                </m:dPr>
-                <m:e>
-                  <m:r>
-                    <m:rPr>
-                      <m:sty m:val="p"/>
-                    </m:rPr>
-                    <m:t>−</m:t>
-                  </m:r>
-                  <m:r>
-                    <m:t>23</m:t>
-                  </m:r>
-                  <m:r>
-                    <m:t>π</m:t>
-                  </m:r>
-                  <m:r>
-                    <m:rPr>
-                      <m:sty m:val="p"/>
-                    </m:rPr>
-                    <m:t>/</m:t>
-                  </m:r>
-                  <m:r>
-                    <m:t>3</m:t>
-                  </m:r>
-                </m:e>
-              </m:d>
+              <m:r>
+                <m:rPr>
+                  <m:sty m:val="p"/>
+                </m:rPr>
+                <m:t>(</m:t>
+              </m:r>
+              <m:r>
+                <m:rPr>
+                  <m:sty m:val="p"/>
+                </m:rPr>
+                <m:t>−</m:t>
+              </m:r>
+              <m:r>
+                <m:t>23</m:t>
+              </m:r>
+              <m:r>
+                <m:t>π</m:t>
+              </m:r>
+              <m:r>
+                <m:rPr>
+                  <m:sty m:val="p"/>
+                </m:rPr>
+                <m:t>/</m:t>
+              </m:r>
+              <m:r>
+                <m:t>3</m:t>
+              </m:r>
+              <m:r>
+                <m:rPr>
+                  <m:sty m:val="p"/>
+                </m:rPr>
+                <m:t>)</m:t>
+              </m:r>
             </m:oMath>
             <w:r>
               <w:t xml:space="preserve">. Here, you can write</w:t>
@@ -9150,8 +9488,8 @@
         </w:tc>
       </w:tr>
     </w:tbl>
-    <w:bookmarkEnd w:id="59"/>
-    <w:bookmarkStart w:id="60" w:name="parity-identities"/>
+    <w:bookmarkEnd w:id="48"/>
+    <w:bookmarkStart w:id="49" w:name="parity-identities"/>
     <w:p>
       <w:pPr>
         <w:pStyle w:val="Heading2"/>
@@ -9250,7 +9588,7 @@
       <w:r>
         <w:t xml:space="preserve"> </w:t>
       </w:r>
-      <w:hyperlink r:id="rId20">
+      <w:hyperlink r:id="rId9">
         <w:r>
           <w:rPr>
             <w:rStyle w:val="Hyperlink"/>
@@ -9267,7 +9605,7 @@
       <w:r>
         <w:t xml:space="preserve"> </w:t>
       </w:r>
-      <w:hyperlink r:id="rId21">
+      <w:hyperlink r:id="rId10">
         <w:r>
           <w:rPr>
             <w:rStyle w:val="Hyperlink"/>
@@ -9519,19 +9857,21 @@
                 </m:rPr>
                 <m:t>sin</m:t>
               </m:r>
-              <m:d>
-                <m:dPr>
-                  <m:begChr m:val="("/>
-                  <m:sepChr m:val=""/>
-                  <m:endChr m:val=")"/>
-                  <m:grow/>
-                </m:dPr>
-                <m:e>
-                  <m:r>
-                    <m:t>θ</m:t>
-                  </m:r>
-                </m:e>
-              </m:d>
+              <m:r>
+                <m:rPr>
+                  <m:sty m:val="p"/>
+                </m:rPr>
+                <m:t>(</m:t>
+              </m:r>
+              <m:r>
+                <m:t>θ</m:t>
+              </m:r>
+              <m:r>
+                <m:rPr>
+                  <m:sty m:val="p"/>
+                </m:rPr>
+                <m:t>)</m:t>
+              </m:r>
             </m:oMath>
           </w:p>
         </w:tc>
@@ -9725,19 +10065,21 @@
                 </m:rPr>
                 <m:t>cos</m:t>
               </m:r>
-              <m:d>
-                <m:dPr>
-                  <m:begChr m:val="("/>
-                  <m:sepChr m:val=""/>
-                  <m:endChr m:val=")"/>
-                  <m:grow/>
-                </m:dPr>
-                <m:e>
-                  <m:r>
-                    <m:t>θ</m:t>
-                  </m:r>
-                </m:e>
-              </m:d>
+              <m:r>
+                <m:rPr>
+                  <m:sty m:val="p"/>
+                </m:rPr>
+                <m:t>(</m:t>
+              </m:r>
+              <m:r>
+                <m:t>θ</m:t>
+              </m:r>
+              <m:r>
+                <m:rPr>
+                  <m:sty m:val="p"/>
+                </m:rPr>
+                <m:t>)</m:t>
+              </m:r>
             </m:oMath>
           </w:p>
         </w:tc>
@@ -9913,19 +10255,21 @@
                 </m:rPr>
                 <m:t>tan</m:t>
               </m:r>
-              <m:d>
-                <m:dPr>
-                  <m:begChr m:val="("/>
-                  <m:sepChr m:val=""/>
-                  <m:endChr m:val=")"/>
-                  <m:grow/>
-                </m:dPr>
-                <m:e>
-                  <m:r>
-                    <m:t>θ</m:t>
-                  </m:r>
-                </m:e>
-              </m:d>
+              <m:r>
+                <m:rPr>
+                  <m:sty m:val="p"/>
+                </m:rPr>
+                <m:t>(</m:t>
+              </m:r>
+              <m:r>
+                <m:t>θ</m:t>
+              </m:r>
+              <m:r>
+                <m:rPr>
+                  <m:sty m:val="p"/>
+                </m:rPr>
+                <m:t>)</m:t>
+              </m:r>
             </m:oMath>
           </w:p>
         </w:tc>
@@ -10071,8 +10415,8 @@
         </w:tc>
       </w:tr>
     </w:tbl>
-    <w:bookmarkEnd w:id="60"/>
-    <w:bookmarkStart w:id="61" w:name="half-angle-identities"/>
+    <w:bookmarkEnd w:id="49"/>
+    <w:bookmarkStart w:id="50" w:name="half-angle-identities"/>
     <w:p>
       <w:pPr>
         <w:pStyle w:val="Heading2"/>
@@ -10198,44 +10542,48 @@
                   <m:type m:val="bar"/>
                 </m:fPr>
                 <m:num>
-                  <m:d>
-                    <m:dPr>
-                      <m:begChr m:val="("/>
-                      <m:sepChr m:val=""/>
-                      <m:endChr m:val=")"/>
-                      <m:grow/>
-                    </m:dPr>
-                    <m:e>
-                      <m:r>
-                        <m:t>1</m:t>
-                      </m:r>
-                      <m:r>
-                        <m:rPr>
-                          <m:sty m:val="p"/>
-                        </m:rPr>
-                        <m:t>−</m:t>
-                      </m:r>
-                      <m:r>
-                        <m:rPr>
-                          <m:sty m:val="p"/>
-                        </m:rPr>
-                        <m:t>cos</m:t>
-                      </m:r>
-                      <m:d>
-                        <m:dPr>
-                          <m:begChr m:val="("/>
-                          <m:sepChr m:val=""/>
-                          <m:endChr m:val=")"/>
-                          <m:grow/>
-                        </m:dPr>
-                        <m:e>
-                          <m:r>
-                            <m:t>θ</m:t>
-                          </m:r>
-                        </m:e>
-                      </m:d>
-                    </m:e>
-                  </m:d>
+                  <m:r>
+                    <m:rPr>
+                      <m:sty m:val="p"/>
+                    </m:rPr>
+                    <m:t>(</m:t>
+                  </m:r>
+                  <m:r>
+                    <m:t>1</m:t>
+                  </m:r>
+                  <m:r>
+                    <m:rPr>
+                      <m:sty m:val="p"/>
+                    </m:rPr>
+                    <m:t>−</m:t>
+                  </m:r>
+                  <m:r>
+                    <m:rPr>
+                      <m:sty m:val="p"/>
+                    </m:rPr>
+                    <m:t>cos</m:t>
+                  </m:r>
+                  <m:r>
+                    <m:rPr>
+                      <m:sty m:val="p"/>
+                    </m:rPr>
+                    <m:t>(</m:t>
+                  </m:r>
+                  <m:r>
+                    <m:t>θ</m:t>
+                  </m:r>
+                  <m:r>
+                    <m:rPr>
+                      <m:sty m:val="p"/>
+                    </m:rPr>
+                    <m:t>)</m:t>
+                  </m:r>
+                  <m:r>
+                    <m:rPr>
+                      <m:sty m:val="p"/>
+                    </m:rPr>
+                    <m:t>)</m:t>
+                  </m:r>
                 </m:num>
                 <m:den>
                   <m:r>
@@ -10311,44 +10659,48 @@
                   <m:type m:val="bar"/>
                 </m:fPr>
                 <m:num>
-                  <m:d>
-                    <m:dPr>
-                      <m:begChr m:val="("/>
-                      <m:sepChr m:val=""/>
-                      <m:endChr m:val=")"/>
-                      <m:grow/>
-                    </m:dPr>
-                    <m:e>
-                      <m:r>
-                        <m:t>1</m:t>
-                      </m:r>
-                      <m:r>
-                        <m:rPr>
-                          <m:sty m:val="p"/>
-                        </m:rPr>
-                        <m:t>+</m:t>
-                      </m:r>
-                      <m:r>
-                        <m:rPr>
-                          <m:sty m:val="p"/>
-                        </m:rPr>
-                        <m:t>cos</m:t>
-                      </m:r>
-                      <m:d>
-                        <m:dPr>
-                          <m:begChr m:val="("/>
-                          <m:sepChr m:val=""/>
-                          <m:endChr m:val=")"/>
-                          <m:grow/>
-                        </m:dPr>
-                        <m:e>
-                          <m:r>
-                            <m:t>θ</m:t>
-                          </m:r>
-                        </m:e>
-                      </m:d>
-                    </m:e>
-                  </m:d>
+                  <m:r>
+                    <m:rPr>
+                      <m:sty m:val="p"/>
+                    </m:rPr>
+                    <m:t>(</m:t>
+                  </m:r>
+                  <m:r>
+                    <m:t>1</m:t>
+                  </m:r>
+                  <m:r>
+                    <m:rPr>
+                      <m:sty m:val="p"/>
+                    </m:rPr>
+                    <m:t>+</m:t>
+                  </m:r>
+                  <m:r>
+                    <m:rPr>
+                      <m:sty m:val="p"/>
+                    </m:rPr>
+                    <m:t>cos</m:t>
+                  </m:r>
+                  <m:r>
+                    <m:rPr>
+                      <m:sty m:val="p"/>
+                    </m:rPr>
+                    <m:t>(</m:t>
+                  </m:r>
+                  <m:r>
+                    <m:t>θ</m:t>
+                  </m:r>
+                  <m:r>
+                    <m:rPr>
+                      <m:sty m:val="p"/>
+                    </m:rPr>
+                    <m:t>)</m:t>
+                  </m:r>
+                  <m:r>
+                    <m:rPr>
+                      <m:sty m:val="p"/>
+                    </m:rPr>
+                    <m:t>)</m:t>
+                  </m:r>
                 </m:num>
                 <m:den>
                   <m:r>
@@ -10424,128 +10776,56 @@
                   <m:type m:val="bar"/>
                 </m:fPr>
                 <m:num>
-                  <m:d>
-                    <m:dPr>
-                      <m:begChr m:val="("/>
-                      <m:sepChr m:val=""/>
-                      <m:endChr m:val=")"/>
-                      <m:grow/>
-                    </m:dPr>
-                    <m:e>
-                      <m:r>
-                        <m:t>1</m:t>
-                      </m:r>
-                      <m:r>
-                        <m:rPr>
-                          <m:sty m:val="p"/>
-                        </m:rPr>
-                        <m:t>−</m:t>
-                      </m:r>
-                      <m:r>
-                        <m:rPr>
-                          <m:sty m:val="p"/>
-                        </m:rPr>
-                        <m:t>cos</m:t>
-                      </m:r>
-                      <m:d>
-                        <m:dPr>
-                          <m:begChr m:val="("/>
-                          <m:sepChr m:val=""/>
-                          <m:endChr m:val=")"/>
-                          <m:grow/>
-                        </m:dPr>
-                        <m:e>
-                          <m:r>
-                            <m:t>θ</m:t>
-                          </m:r>
-                        </m:e>
-                      </m:d>
-                    </m:e>
-                  </m:d>
-                </m:num>
-                <m:den>
-                  <m:d>
-                    <m:dPr>
-                      <m:begChr m:val="("/>
-                      <m:sepChr m:val=""/>
-                      <m:endChr m:val=")"/>
-                      <m:grow/>
-                    </m:dPr>
-                    <m:e>
-                      <m:r>
-                        <m:t>1</m:t>
-                      </m:r>
-                      <m:r>
-                        <m:rPr>
-                          <m:sty m:val="p"/>
-                        </m:rPr>
-                        <m:t>+</m:t>
-                      </m:r>
-                      <m:r>
-                        <m:rPr>
-                          <m:sty m:val="p"/>
-                        </m:rPr>
-                        <m:t>cos</m:t>
-                      </m:r>
-                      <m:d>
-                        <m:dPr>
-                          <m:begChr m:val="("/>
-                          <m:sepChr m:val=""/>
-                          <m:endChr m:val=")"/>
-                          <m:grow/>
-                        </m:dPr>
-                        <m:e>
-                          <m:r>
-                            <m:t>θ</m:t>
-                          </m:r>
-                        </m:e>
-                      </m:d>
-                    </m:e>
-                  </m:d>
-                </m:den>
-              </m:f>
-            </m:e>
-          </m:rad>
-          <m:r>
-            <m:rPr>
-              <m:sty m:val="p"/>
-            </m:rPr>
-            <m:t>=</m:t>
-          </m:r>
-          <m:f>
-            <m:fPr>
-              <m:type m:val="bar"/>
-            </m:fPr>
-            <m:num>
-              <m:r>
-                <m:rPr>
-                  <m:sty m:val="p"/>
-                </m:rPr>
-                <m:t>sin</m:t>
-              </m:r>
-              <m:d>
-                <m:dPr>
-                  <m:begChr m:val="("/>
-                  <m:sepChr m:val=""/>
-                  <m:endChr m:val=")"/>
-                  <m:grow/>
-                </m:dPr>
-                <m:e>
+                  <m:r>
+                    <m:rPr>
+                      <m:sty m:val="p"/>
+                    </m:rPr>
+                    <m:t>(</m:t>
+                  </m:r>
+                  <m:r>
+                    <m:t>1</m:t>
+                  </m:r>
+                  <m:r>
+                    <m:rPr>
+                      <m:sty m:val="p"/>
+                    </m:rPr>
+                    <m:t>−</m:t>
+                  </m:r>
+                  <m:r>
+                    <m:rPr>
+                      <m:sty m:val="p"/>
+                    </m:rPr>
+                    <m:t>cos</m:t>
+                  </m:r>
+                  <m:r>
+                    <m:rPr>
+                      <m:sty m:val="p"/>
+                    </m:rPr>
+                    <m:t>(</m:t>
+                  </m:r>
                   <m:r>
                     <m:t>θ</m:t>
                   </m:r>
-                </m:e>
-              </m:d>
-            </m:num>
-            <m:den>
-              <m:d>
-                <m:dPr>
-                  <m:begChr m:val="("/>
-                  <m:sepChr m:val=""/>
-                  <m:endChr m:val=")"/>
-                  <m:grow/>
-                </m:dPr>
-                <m:e>
+                  <m:r>
+                    <m:rPr>
+                      <m:sty m:val="p"/>
+                    </m:rPr>
+                    <m:t>)</m:t>
+                  </m:r>
+                  <m:r>
+                    <m:rPr>
+                      <m:sty m:val="p"/>
+                    </m:rPr>
+                    <m:t>)</m:t>
+                  </m:r>
+                </m:num>
+                <m:den>
+                  <m:r>
+                    <m:rPr>
+                      <m:sty m:val="p"/>
+                    </m:rPr>
+                    <m:t>(</m:t>
+                  </m:r>
                   <m:r>
                     <m:t>1</m:t>
                   </m:r>
@@ -10561,23 +10841,31 @@
                     </m:rPr>
                     <m:t>cos</m:t>
                   </m:r>
-                  <m:d>
-                    <m:dPr>
-                      <m:begChr m:val="("/>
-                      <m:sepChr m:val=""/>
-                      <m:endChr m:val=")"/>
-                      <m:grow/>
-                    </m:dPr>
-                    <m:e>
-                      <m:r>
-                        <m:t>θ</m:t>
-                      </m:r>
-                    </m:e>
-                  </m:d>
-                </m:e>
-              </m:d>
-            </m:den>
-          </m:f>
+                  <m:r>
+                    <m:rPr>
+                      <m:sty m:val="p"/>
+                    </m:rPr>
+                    <m:t>(</m:t>
+                  </m:r>
+                  <m:r>
+                    <m:t>θ</m:t>
+                  </m:r>
+                  <m:r>
+                    <m:rPr>
+                      <m:sty m:val="p"/>
+                    </m:rPr>
+                    <m:t>)</m:t>
+                  </m:r>
+                  <m:r>
+                    <m:rPr>
+                      <m:sty m:val="p"/>
+                    </m:rPr>
+                    <m:t>)</m:t>
+                  </m:r>
+                </m:den>
+              </m:f>
+            </m:e>
+          </m:rad>
           <m:r>
             <m:rPr>
               <m:sty m:val="p"/>
@@ -10589,72 +10877,156 @@
               <m:type m:val="bar"/>
             </m:fPr>
             <m:num>
-              <m:d>
-                <m:dPr>
-                  <m:begChr m:val="("/>
-                  <m:sepChr m:val=""/>
-                  <m:endChr m:val=")"/>
-                  <m:grow/>
-                </m:dPr>
-                <m:e>
-                  <m:r>
-                    <m:t>1</m:t>
-                  </m:r>
-                  <m:r>
-                    <m:rPr>
-                      <m:sty m:val="p"/>
-                    </m:rPr>
-                    <m:t>−</m:t>
-                  </m:r>
-                  <m:r>
-                    <m:rPr>
-                      <m:sty m:val="p"/>
-                    </m:rPr>
-                    <m:t>cos</m:t>
-                  </m:r>
-                  <m:d>
-                    <m:dPr>
-                      <m:begChr m:val="("/>
-                      <m:sepChr m:val=""/>
-                      <m:endChr m:val=")"/>
-                      <m:grow/>
-                    </m:dPr>
-                    <m:e>
-                      <m:r>
-                        <m:t>θ</m:t>
-                      </m:r>
-                    </m:e>
-                  </m:d>
-                </m:e>
-              </m:d>
+              <m:r>
+                <m:rPr>
+                  <m:sty m:val="p"/>
+                </m:rPr>
+                <m:t>sin</m:t>
+              </m:r>
+              <m:r>
+                <m:rPr>
+                  <m:sty m:val="p"/>
+                </m:rPr>
+                <m:t>(</m:t>
+              </m:r>
+              <m:r>
+                <m:t>θ</m:t>
+              </m:r>
+              <m:r>
+                <m:rPr>
+                  <m:sty m:val="p"/>
+                </m:rPr>
+                <m:t>)</m:t>
+              </m:r>
             </m:num>
             <m:den>
               <m:r>
                 <m:rPr>
                   <m:sty m:val="p"/>
                 </m:rPr>
+                <m:t>(</m:t>
+              </m:r>
+              <m:r>
+                <m:t>1</m:t>
+              </m:r>
+              <m:r>
+                <m:rPr>
+                  <m:sty m:val="p"/>
+                </m:rPr>
+                <m:t>+</m:t>
+              </m:r>
+              <m:r>
+                <m:rPr>
+                  <m:sty m:val="p"/>
+                </m:rPr>
+                <m:t>cos</m:t>
+              </m:r>
+              <m:r>
+                <m:rPr>
+                  <m:sty m:val="p"/>
+                </m:rPr>
+                <m:t>(</m:t>
+              </m:r>
+              <m:r>
+                <m:t>θ</m:t>
+              </m:r>
+              <m:r>
+                <m:rPr>
+                  <m:sty m:val="p"/>
+                </m:rPr>
+                <m:t>)</m:t>
+              </m:r>
+              <m:r>
+                <m:rPr>
+                  <m:sty m:val="p"/>
+                </m:rPr>
+                <m:t>)</m:t>
+              </m:r>
+            </m:den>
+          </m:f>
+          <m:r>
+            <m:rPr>
+              <m:sty m:val="p"/>
+            </m:rPr>
+            <m:t>=</m:t>
+          </m:r>
+          <m:f>
+            <m:fPr>
+              <m:type m:val="bar"/>
+            </m:fPr>
+            <m:num>
+              <m:r>
+                <m:rPr>
+                  <m:sty m:val="p"/>
+                </m:rPr>
+                <m:t>(</m:t>
+              </m:r>
+              <m:r>
+                <m:t>1</m:t>
+              </m:r>
+              <m:r>
+                <m:rPr>
+                  <m:sty m:val="p"/>
+                </m:rPr>
+                <m:t>−</m:t>
+              </m:r>
+              <m:r>
+                <m:rPr>
+                  <m:sty m:val="p"/>
+                </m:rPr>
+                <m:t>cos</m:t>
+              </m:r>
+              <m:r>
+                <m:rPr>
+                  <m:sty m:val="p"/>
+                </m:rPr>
+                <m:t>(</m:t>
+              </m:r>
+              <m:r>
+                <m:t>θ</m:t>
+              </m:r>
+              <m:r>
+                <m:rPr>
+                  <m:sty m:val="p"/>
+                </m:rPr>
+                <m:t>)</m:t>
+              </m:r>
+              <m:r>
+                <m:rPr>
+                  <m:sty m:val="p"/>
+                </m:rPr>
+                <m:t>)</m:t>
+              </m:r>
+            </m:num>
+            <m:den>
+              <m:r>
+                <m:rPr>
+                  <m:sty m:val="p"/>
+                </m:rPr>
                 <m:t>sin</m:t>
               </m:r>
-              <m:d>
-                <m:dPr>
-                  <m:begChr m:val="("/>
-                  <m:sepChr m:val=""/>
-                  <m:endChr m:val=")"/>
-                  <m:grow/>
-                </m:dPr>
-                <m:e>
-                  <m:r>
-                    <m:t>θ</m:t>
-                  </m:r>
-                </m:e>
-              </m:d>
+              <m:r>
+                <m:rPr>
+                  <m:sty m:val="p"/>
+                </m:rPr>
+                <m:t>(</m:t>
+              </m:r>
+              <m:r>
+                <m:t>θ</m:t>
+              </m:r>
+              <m:r>
+                <m:rPr>
+                  <m:sty m:val="p"/>
+                </m:rPr>
+                <m:t>)</m:t>
+              </m:r>
             </m:den>
           </m:f>
         </m:oMath>
       </m:oMathPara>
     </w:p>
-    <w:bookmarkEnd w:id="61"/>
-    <w:bookmarkStart w:id="64" w:name="X2285994b0a8800c1b6e727493134683961cd012"/>
+    <w:bookmarkEnd w:id="50"/>
+    <w:bookmarkStart w:id="53" w:name="X2285994b0a8800c1b6e727493134683961cd012"/>
     <w:p>
       <w:pPr>
         <w:pStyle w:val="Heading2"/>
@@ -10671,7 +11043,7 @@
         <w:t xml:space="preserve">These allow you to express products of sine and cosine as sums/differences of sine and cosine, and also the other way around:</w:t>
       </w:r>
     </w:p>
-    <w:bookmarkStart w:id="62" w:name="product-to-sum-identities"/>
+    <w:bookmarkStart w:id="51" w:name="product-to-sum-identities"/>
     <w:p>
       <w:pPr>
         <w:pStyle w:val="Heading3"/>
@@ -10695,38 +11067,42 @@
             </m:rPr>
             <m:t>sin</m:t>
           </m:r>
-          <m:d>
-            <m:dPr>
-              <m:begChr m:val="("/>
-              <m:sepChr m:val=""/>
-              <m:endChr m:val=")"/>
-              <m:grow/>
-            </m:dPr>
-            <m:e>
-              <m:r>
-                <m:t>α</m:t>
-              </m:r>
-            </m:e>
-          </m:d>
+          <m:r>
+            <m:rPr>
+              <m:sty m:val="p"/>
+            </m:rPr>
+            <m:t>(</m:t>
+          </m:r>
+          <m:r>
+            <m:t>α</m:t>
+          </m:r>
+          <m:r>
+            <m:rPr>
+              <m:sty m:val="p"/>
+            </m:rPr>
+            <m:t>)</m:t>
+          </m:r>
           <m:r>
             <m:rPr>
               <m:sty m:val="p"/>
             </m:rPr>
             <m:t>cos</m:t>
           </m:r>
-          <m:d>
-            <m:dPr>
-              <m:begChr m:val="("/>
-              <m:sepChr m:val=""/>
-              <m:endChr m:val=")"/>
-              <m:grow/>
-            </m:dPr>
-            <m:e>
-              <m:r>
-                <m:t>β</m:t>
-              </m:r>
-            </m:e>
-          </m:d>
+          <m:r>
+            <m:rPr>
+              <m:sty m:val="p"/>
+            </m:rPr>
+            <m:t>(</m:t>
+          </m:r>
+          <m:r>
+            <m:t>β</m:t>
+          </m:r>
+          <m:r>
+            <m:rPr>
+              <m:sty m:val="p"/>
+            </m:rPr>
+            <m:t>)</m:t>
+          </m:r>
           <m:r>
             <m:rPr>
               <m:sty m:val="p"/>
@@ -10762,28 +11138,15 @@
                 </m:rPr>
                 <m:t>sin</m:t>
               </m:r>
-              <m:d>
-                <m:dPr>
-                  <m:begChr m:val="("/>
-                  <m:sepChr m:val=""/>
-                  <m:endChr m:val=")"/>
-                  <m:grow/>
-                </m:dPr>
-                <m:e>
-                  <m:r>
-                    <m:t>α</m:t>
-                  </m:r>
-                  <m:r>
-                    <m:rPr>
-                      <m:sty m:val="p"/>
-                    </m:rPr>
-                    <m:t>+</m:t>
-                  </m:r>
-                  <m:r>
-                    <m:t>β</m:t>
-                  </m:r>
-                </m:e>
-              </m:d>
+              <m:r>
+                <m:rPr>
+                  <m:sty m:val="p"/>
+                </m:rPr>
+                <m:t>(</m:t>
+              </m:r>
+              <m:r>
+                <m:t>α</m:t>
+              </m:r>
               <m:r>
                 <m:rPr>
                   <m:sty m:val="p"/>
@@ -10791,33 +11154,50 @@
                 <m:t>+</m:t>
               </m:r>
               <m:r>
+                <m:t>β</m:t>
+              </m:r>
+              <m:r>
+                <m:rPr>
+                  <m:sty m:val="p"/>
+                </m:rPr>
+                <m:t>)</m:t>
+              </m:r>
+              <m:r>
+                <m:rPr>
+                  <m:sty m:val="p"/>
+                </m:rPr>
+                <m:t>+</m:t>
+              </m:r>
+              <m:r>
                 <m:rPr>
                   <m:sty m:val="p"/>
                 </m:rPr>
                 <m:t>sin</m:t>
               </m:r>
-              <m:d>
-                <m:dPr>
-                  <m:begChr m:val="("/>
-                  <m:sepChr m:val=""/>
-                  <m:endChr m:val=")"/>
-                  <m:grow/>
-                </m:dPr>
-                <m:e>
-                  <m:r>
-                    <m:t>α</m:t>
-                  </m:r>
-                  <m:r>
-                    <m:rPr>
-                      <m:sty m:val="p"/>
-                    </m:rPr>
-                    <m:t>−</m:t>
-                  </m:r>
-                  <m:r>
-                    <m:t>β</m:t>
-                  </m:r>
-                </m:e>
-              </m:d>
+              <m:r>
+                <m:rPr>
+                  <m:sty m:val="p"/>
+                </m:rPr>
+                <m:t>(</m:t>
+              </m:r>
+              <m:r>
+                <m:t>α</m:t>
+              </m:r>
+              <m:r>
+                <m:rPr>
+                  <m:sty m:val="p"/>
+                </m:rPr>
+                <m:t>−</m:t>
+              </m:r>
+              <m:r>
+                <m:t>β</m:t>
+              </m:r>
+              <m:r>
+                <m:rPr>
+                  <m:sty m:val="p"/>
+                </m:rPr>
+                <m:t>)</m:t>
+              </m:r>
             </m:e>
           </m:d>
         </m:oMath>
@@ -10838,38 +11218,42 @@
             </m:rPr>
             <m:t>cos</m:t>
           </m:r>
-          <m:d>
-            <m:dPr>
-              <m:begChr m:val="("/>
-              <m:sepChr m:val=""/>
-              <m:endChr m:val=")"/>
-              <m:grow/>
-            </m:dPr>
-            <m:e>
-              <m:r>
-                <m:t>α</m:t>
-              </m:r>
-            </m:e>
-          </m:d>
+          <m:r>
+            <m:rPr>
+              <m:sty m:val="p"/>
+            </m:rPr>
+            <m:t>(</m:t>
+          </m:r>
+          <m:r>
+            <m:t>α</m:t>
+          </m:r>
+          <m:r>
+            <m:rPr>
+              <m:sty m:val="p"/>
+            </m:rPr>
+            <m:t>)</m:t>
+          </m:r>
           <m:r>
             <m:rPr>
               <m:sty m:val="p"/>
             </m:rPr>
             <m:t>cos</m:t>
           </m:r>
-          <m:d>
-            <m:dPr>
-              <m:begChr m:val="("/>
-              <m:sepChr m:val=""/>
-              <m:endChr m:val=")"/>
-              <m:grow/>
-            </m:dPr>
-            <m:e>
-              <m:r>
-                <m:t>β</m:t>
-              </m:r>
-            </m:e>
-          </m:d>
+          <m:r>
+            <m:rPr>
+              <m:sty m:val="p"/>
+            </m:rPr>
+            <m:t>(</m:t>
+          </m:r>
+          <m:r>
+            <m:t>β</m:t>
+          </m:r>
+          <m:r>
+            <m:rPr>
+              <m:sty m:val="p"/>
+            </m:rPr>
+            <m:t>)</m:t>
+          </m:r>
           <m:r>
             <m:rPr>
               <m:sty m:val="p"/>
@@ -10905,28 +11289,15 @@
                 </m:rPr>
                 <m:t>cos</m:t>
               </m:r>
-              <m:d>
-                <m:dPr>
-                  <m:begChr m:val="("/>
-                  <m:sepChr m:val=""/>
-                  <m:endChr m:val=")"/>
-                  <m:grow/>
-                </m:dPr>
-                <m:e>
-                  <m:r>
-                    <m:t>α</m:t>
-                  </m:r>
-                  <m:r>
-                    <m:rPr>
-                      <m:sty m:val="p"/>
-                    </m:rPr>
-                    <m:t>+</m:t>
-                  </m:r>
-                  <m:r>
-                    <m:t>β</m:t>
-                  </m:r>
-                </m:e>
-              </m:d>
+              <m:r>
+                <m:rPr>
+                  <m:sty m:val="p"/>
+                </m:rPr>
+                <m:t>(</m:t>
+              </m:r>
+              <m:r>
+                <m:t>α</m:t>
+              </m:r>
               <m:r>
                 <m:rPr>
                   <m:sty m:val="p"/>
@@ -10934,33 +11305,50 @@
                 <m:t>+</m:t>
               </m:r>
               <m:r>
+                <m:t>β</m:t>
+              </m:r>
+              <m:r>
+                <m:rPr>
+                  <m:sty m:val="p"/>
+                </m:rPr>
+                <m:t>)</m:t>
+              </m:r>
+              <m:r>
+                <m:rPr>
+                  <m:sty m:val="p"/>
+                </m:rPr>
+                <m:t>+</m:t>
+              </m:r>
+              <m:r>
                 <m:rPr>
                   <m:sty m:val="p"/>
                 </m:rPr>
                 <m:t>cos</m:t>
               </m:r>
-              <m:d>
-                <m:dPr>
-                  <m:begChr m:val="("/>
-                  <m:sepChr m:val=""/>
-                  <m:endChr m:val=")"/>
-                  <m:grow/>
-                </m:dPr>
-                <m:e>
-                  <m:r>
-                    <m:t>α</m:t>
-                  </m:r>
-                  <m:r>
-                    <m:rPr>
-                      <m:sty m:val="p"/>
-                    </m:rPr>
-                    <m:t>−</m:t>
-                  </m:r>
-                  <m:r>
-                    <m:t>β</m:t>
-                  </m:r>
-                </m:e>
-              </m:d>
+              <m:r>
+                <m:rPr>
+                  <m:sty m:val="p"/>
+                </m:rPr>
+                <m:t>(</m:t>
+              </m:r>
+              <m:r>
+                <m:t>α</m:t>
+              </m:r>
+              <m:r>
+                <m:rPr>
+                  <m:sty m:val="p"/>
+                </m:rPr>
+                <m:t>−</m:t>
+              </m:r>
+              <m:r>
+                <m:t>β</m:t>
+              </m:r>
+              <m:r>
+                <m:rPr>
+                  <m:sty m:val="p"/>
+                </m:rPr>
+                <m:t>)</m:t>
+              </m:r>
             </m:e>
           </m:d>
         </m:oMath>
@@ -10981,38 +11369,42 @@
             </m:rPr>
             <m:t>sin</m:t>
           </m:r>
-          <m:d>
-            <m:dPr>
-              <m:begChr m:val="("/>
-              <m:sepChr m:val=""/>
-              <m:endChr m:val=")"/>
-              <m:grow/>
-            </m:dPr>
-            <m:e>
-              <m:r>
-                <m:t>α</m:t>
-              </m:r>
-            </m:e>
-          </m:d>
+          <m:r>
+            <m:rPr>
+              <m:sty m:val="p"/>
+            </m:rPr>
+            <m:t>(</m:t>
+          </m:r>
+          <m:r>
+            <m:t>α</m:t>
+          </m:r>
+          <m:r>
+            <m:rPr>
+              <m:sty m:val="p"/>
+            </m:rPr>
+            <m:t>)</m:t>
+          </m:r>
           <m:r>
             <m:rPr>
               <m:sty m:val="p"/>
             </m:rPr>
             <m:t>sin</m:t>
           </m:r>
-          <m:d>
-            <m:dPr>
-              <m:begChr m:val="("/>
-              <m:sepChr m:val=""/>
-              <m:endChr m:val=")"/>
-              <m:grow/>
-            </m:dPr>
-            <m:e>
-              <m:r>
-                <m:t>β</m:t>
-              </m:r>
-            </m:e>
-          </m:d>
+          <m:r>
+            <m:rPr>
+              <m:sty m:val="p"/>
+            </m:rPr>
+            <m:t>(</m:t>
+          </m:r>
+          <m:r>
+            <m:t>β</m:t>
+          </m:r>
+          <m:r>
+            <m:rPr>
+              <m:sty m:val="p"/>
+            </m:rPr>
+            <m:t>)</m:t>
+          </m:r>
           <m:r>
             <m:rPr>
               <m:sty m:val="p"/>
@@ -11048,28 +11440,15 @@
                 </m:rPr>
                 <m:t>cos</m:t>
               </m:r>
-              <m:d>
-                <m:dPr>
-                  <m:begChr m:val="("/>
-                  <m:sepChr m:val=""/>
-                  <m:endChr m:val=")"/>
-                  <m:grow/>
-                </m:dPr>
-                <m:e>
-                  <m:r>
-                    <m:t>α</m:t>
-                  </m:r>
-                  <m:r>
-                    <m:rPr>
-                      <m:sty m:val="p"/>
-                    </m:rPr>
-                    <m:t>−</m:t>
-                  </m:r>
-                  <m:r>
-                    <m:t>β</m:t>
-                  </m:r>
-                </m:e>
-              </m:d>
+              <m:r>
+                <m:rPr>
+                  <m:sty m:val="p"/>
+                </m:rPr>
+                <m:t>(</m:t>
+              </m:r>
+              <m:r>
+                <m:t>α</m:t>
+              </m:r>
               <m:r>
                 <m:rPr>
                   <m:sty m:val="p"/>
@@ -11077,40 +11456,57 @@
                 <m:t>−</m:t>
               </m:r>
               <m:r>
+                <m:t>β</m:t>
+              </m:r>
+              <m:r>
+                <m:rPr>
+                  <m:sty m:val="p"/>
+                </m:rPr>
+                <m:t>)</m:t>
+              </m:r>
+              <m:r>
+                <m:rPr>
+                  <m:sty m:val="p"/>
+                </m:rPr>
+                <m:t>−</m:t>
+              </m:r>
+              <m:r>
                 <m:rPr>
                   <m:sty m:val="p"/>
                 </m:rPr>
                 <m:t>cos</m:t>
               </m:r>
-              <m:d>
-                <m:dPr>
-                  <m:begChr m:val="("/>
-                  <m:sepChr m:val=""/>
-                  <m:endChr m:val=")"/>
-                  <m:grow/>
-                </m:dPr>
-                <m:e>
-                  <m:r>
-                    <m:t>α</m:t>
-                  </m:r>
-                  <m:r>
-                    <m:rPr>
-                      <m:sty m:val="p"/>
-                    </m:rPr>
-                    <m:t>+</m:t>
-                  </m:r>
-                  <m:r>
-                    <m:t>β</m:t>
-                  </m:r>
-                </m:e>
-              </m:d>
+              <m:r>
+                <m:rPr>
+                  <m:sty m:val="p"/>
+                </m:rPr>
+                <m:t>(</m:t>
+              </m:r>
+              <m:r>
+                <m:t>α</m:t>
+              </m:r>
+              <m:r>
+                <m:rPr>
+                  <m:sty m:val="p"/>
+                </m:rPr>
+                <m:t>+</m:t>
+              </m:r>
+              <m:r>
+                <m:t>β</m:t>
+              </m:r>
+              <m:r>
+                <m:rPr>
+                  <m:sty m:val="p"/>
+                </m:rPr>
+                <m:t>)</m:t>
+              </m:r>
             </m:e>
           </m:d>
         </m:oMath>
       </m:oMathPara>
     </w:p>
-    <w:bookmarkEnd w:id="62"/>
-    <w:bookmarkStart w:id="63" w:name="sum-to-product-identities"/>
+    <w:bookmarkEnd w:id="51"/>
+    <w:bookmarkStart w:id="52" w:name="sum-to-product-identities"/>
     <w:p>
       <w:pPr>
         <w:pStyle w:val="Heading3"/>
@@ -11134,19 +11530,21 @@
             </m:rPr>
             <m:t>sin</m:t>
           </m:r>
-          <m:d>
-            <m:dPr>
-              <m:begChr m:val="("/>
-              <m:sepChr m:val=""/>
-              <m:endChr m:val=")"/>
-              <m:grow/>
-            </m:dPr>
-            <m:e>
-              <m:r>
-                <m:t>α</m:t>
-              </m:r>
-            </m:e>
-          </m:d>
+          <m:r>
+            <m:rPr>
+              <m:sty m:val="p"/>
+            </m:rPr>
+            <m:t>(</m:t>
+          </m:r>
+          <m:r>
+            <m:t>α</m:t>
+          </m:r>
+          <m:r>
+            <m:rPr>
+              <m:sty m:val="p"/>
+            </m:rPr>
+            <m:t>)</m:t>
+          </m:r>
           <m:r>
             <m:rPr>
               <m:sty m:val="p"/>
@@ -11159,19 +11557,21 @@
             </m:rPr>
             <m:t>sin</m:t>
           </m:r>
-          <m:d>
-            <m:dPr>
-              <m:begChr m:val="("/>
-              <m:sepChr m:val=""/>
-              <m:endChr m:val=")"/>
-              <m:grow/>
-            </m:dPr>
-            <m:e>
-              <m:r>
-                <m:t>β</m:t>
-              </m:r>
-            </m:e>
-          </m:d>
+          <m:r>
+            <m:rPr>
+              <m:sty m:val="p"/>
+            </m:rPr>
+            <m:t>(</m:t>
+          </m:r>
+          <m:r>
+            <m:t>β</m:t>
+          </m:r>
+          <m:r>
+            <m:rPr>
+              <m:sty m:val="p"/>
+            </m:rPr>
+            <m:t>)</m:t>
+          </m:r>
           <m:r>
             <m:rPr>
               <m:sty m:val="p"/>
@@ -11279,19 +11679,21 @@
             </m:rPr>
             <m:t>sin</m:t>
           </m:r>
-          <m:d>
-            <m:dPr>
-              <m:begChr m:val="("/>
-              <m:sepChr m:val=""/>
-              <m:endChr m:val=")"/>
-              <m:grow/>
-            </m:dPr>
-            <m:e>
-              <m:r>
-                <m:t>α</m:t>
-              </m:r>
-            </m:e>
-          </m:d>
+          <m:r>
+            <m:rPr>
+              <m:sty m:val="p"/>
+            </m:rPr>
+            <m:t>(</m:t>
+          </m:r>
+          <m:r>
+            <m:t>α</m:t>
+          </m:r>
+          <m:r>
+            <m:rPr>
+              <m:sty m:val="p"/>
+            </m:rPr>
+            <m:t>)</m:t>
+          </m:r>
           <m:r>
             <m:rPr>
               <m:sty m:val="p"/>
@@ -11304,19 +11706,21 @@
             </m:rPr>
             <m:t>sin</m:t>
           </m:r>
-          <m:d>
-            <m:dPr>
-              <m:begChr m:val="("/>
-              <m:sepChr m:val=""/>
-              <m:endChr m:val=")"/>
-              <m:grow/>
-            </m:dPr>
-            <m:e>
-              <m:r>
-                <m:t>β</m:t>
-              </m:r>
-            </m:e>
-          </m:d>
+          <m:r>
+            <m:rPr>
+              <m:sty m:val="p"/>
+            </m:rPr>
+            <m:t>(</m:t>
+          </m:r>
+          <m:r>
+            <m:t>β</m:t>
+          </m:r>
+          <m:r>
+            <m:rPr>
+              <m:sty m:val="p"/>
+            </m:rPr>
+            <m:t>)</m:t>
+          </m:r>
           <m:r>
             <m:rPr>
               <m:sty m:val="p"/>
@@ -11424,19 +11828,21 @@
             </m:rPr>
             <m:t>cos</m:t>
           </m:r>
-          <m:d>
-            <m:dPr>
-              <m:begChr m:val="("/>
-              <m:sepChr m:val=""/>
-              <m:endChr m:val=")"/>
-              <m:grow/>
-            </m:dPr>
-            <m:e>
-              <m:r>
-                <m:t>α</m:t>
-              </m:r>
-            </m:e>
-          </m:d>
+          <m:r>
+            <m:rPr>
+              <m:sty m:val="p"/>
+            </m:rPr>
+            <m:t>(</m:t>
+          </m:r>
+          <m:r>
+            <m:t>α</m:t>
+          </m:r>
+          <m:r>
+            <m:rPr>
+              <m:sty m:val="p"/>
+            </m:rPr>
+            <m:t>)</m:t>
+          </m:r>
           <m:r>
             <m:rPr>
               <m:sty m:val="p"/>
@@ -11449,19 +11855,21 @@
             </m:rPr>
             <m:t>cos</m:t>
           </m:r>
-          <m:d>
-            <m:dPr>
-              <m:begChr m:val="("/>
-              <m:sepChr m:val=""/>
-              <m:endChr m:val=")"/>
-              <m:grow/>
-            </m:dPr>
-            <m:e>
-              <m:r>
-                <m:t>β</m:t>
-              </m:r>
-            </m:e>
-          </m:d>
+          <m:r>
+            <m:rPr>
+              <m:sty m:val="p"/>
+            </m:rPr>
+            <m:t>(</m:t>
+          </m:r>
+          <m:r>
+            <m:t>β</m:t>
+          </m:r>
+          <m:r>
+            <m:rPr>
+              <m:sty m:val="p"/>
+            </m:rPr>
+            <m:t>)</m:t>
+          </m:r>
           <m:r>
             <m:rPr>
               <m:sty m:val="p"/>
@@ -11569,19 +11977,21 @@
             </m:rPr>
             <m:t>cos</m:t>
           </m:r>
-          <m:d>
-            <m:dPr>
-              <m:begChr m:val="("/>
-              <m:sepChr m:val=""/>
-              <m:endChr m:val=")"/>
-              <m:grow/>
-            </m:dPr>
-            <m:e>
-              <m:r>
-                <m:t>α</m:t>
-              </m:r>
-            </m:e>
-          </m:d>
+          <m:r>
+            <m:rPr>
+              <m:sty m:val="p"/>
+            </m:rPr>
+            <m:t>(</m:t>
+          </m:r>
+          <m:r>
+            <m:t>α</m:t>
+          </m:r>
+          <m:r>
+            <m:rPr>
+              <m:sty m:val="p"/>
+            </m:rPr>
+            <m:t>)</m:t>
+          </m:r>
           <m:r>
             <m:rPr>
               <m:sty m:val="p"/>
@@ -11594,19 +12004,21 @@
             </m:rPr>
             <m:t>cos</m:t>
           </m:r>
-          <m:d>
-            <m:dPr>
-              <m:begChr m:val="("/>
-              <m:sepChr m:val=""/>
-              <m:endChr m:val=")"/>
-              <m:grow/>
-            </m:dPr>
-            <m:e>
-              <m:r>
-                <m:t>β</m:t>
-              </m:r>
-            </m:e>
-          </m:d>
+          <m:r>
+            <m:rPr>
+              <m:sty m:val="p"/>
+            </m:rPr>
+            <m:t>(</m:t>
+          </m:r>
+          <m:r>
+            <m:t>β</m:t>
+          </m:r>
+          <m:r>
+            <m:rPr>
+              <m:sty m:val="p"/>
+            </m:rPr>
+            <m:t>)</m:t>
+          </m:r>
           <m:r>
             <m:rPr>
               <m:sty m:val="p"/>
@@ -11713,9 +12125,9 @@
         <w:t xml:space="preserve">Together with the half-angle identities, the sum-to-product and the product-to-sum identities can be incredibly useful in integrating trigonometric functions and in simplifying more complicated trigonometric expressions.</w:t>
       </w:r>
     </w:p>
-    <w:bookmarkEnd w:id="63"/>
-    <w:bookmarkEnd w:id="64"/>
-    <w:bookmarkStart w:id="65" w:name="quick-check-problems"/>
+    <w:bookmarkEnd w:id="52"/>
+    <w:bookmarkEnd w:id="53"/>
+    <w:bookmarkStart w:id="54" w:name="quick-check-problems"/>
     <w:p>
       <w:pPr>
         <w:pStyle w:val="Heading2"/>
@@ -11756,19 +12168,21 @@
             </m:r>
           </m:sup>
         </m:sSup>
-        <m:d>
-          <m:dPr>
-            <m:begChr m:val="("/>
-            <m:sepChr m:val=""/>
-            <m:endChr m:val=")"/>
-            <m:grow/>
-          </m:dPr>
-          <m:e>
-            <m:r>
-              <m:t>θ</m:t>
-            </m:r>
-          </m:e>
-        </m:d>
+        <m:r>
+          <m:rPr>
+            <m:sty m:val="p"/>
+          </m:rPr>
+          <m:t>(</m:t>
+        </m:r>
+        <m:r>
+          <m:t>θ</m:t>
+        </m:r>
+        <m:r>
+          <m:rPr>
+            <m:sty m:val="p"/>
+          </m:rPr>
+          <m:t>)</m:t>
+        </m:r>
         <m:r>
           <m:rPr>
             <m:sty m:val="p"/>
@@ -11790,19 +12204,21 @@
             </m:r>
           </m:sup>
         </m:sSup>
-        <m:d>
-          <m:dPr>
-            <m:begChr m:val="("/>
-            <m:sepChr m:val=""/>
-            <m:endChr m:val=")"/>
-            <m:grow/>
-          </m:dPr>
-          <m:e>
-            <m:r>
-              <m:t>θ</m:t>
-            </m:r>
-          </m:e>
-        </m:d>
+        <m:r>
+          <m:rPr>
+            <m:sty m:val="p"/>
+          </m:rPr>
+          <m:t>(</m:t>
+        </m:r>
+        <m:r>
+          <m:t>θ</m:t>
+        </m:r>
+        <m:r>
+          <m:rPr>
+            <m:sty m:val="p"/>
+          </m:rPr>
+          <m:t>)</m:t>
+        </m:r>
       </m:oMath>
     </w:p>
     <w:p>
@@ -11829,19 +12245,21 @@
             </m:r>
           </m:sup>
         </m:sSup>
-        <m:d>
-          <m:dPr>
-            <m:begChr m:val="("/>
-            <m:sepChr m:val=""/>
-            <m:endChr m:val=")"/>
-            <m:grow/>
-          </m:dPr>
-          <m:e>
-            <m:r>
-              <m:t>θ</m:t>
-            </m:r>
-          </m:e>
-        </m:d>
+        <m:r>
+          <m:rPr>
+            <m:sty m:val="p"/>
+          </m:rPr>
+          <m:t>(</m:t>
+        </m:r>
+        <m:r>
+          <m:t>θ</m:t>
+        </m:r>
+        <m:r>
+          <m:rPr>
+            <m:sty m:val="p"/>
+          </m:rPr>
+          <m:t>)</m:t>
+        </m:r>
         <m:r>
           <m:rPr>
             <m:sty m:val="p"/>
@@ -11863,19 +12281,21 @@
             </m:r>
           </m:sup>
         </m:sSup>
-        <m:d>
-          <m:dPr>
-            <m:begChr m:val="("/>
-            <m:sepChr m:val=""/>
-            <m:endChr m:val=")"/>
-            <m:grow/>
-          </m:dPr>
-          <m:e>
-            <m:r>
-              <m:t>θ</m:t>
-            </m:r>
-          </m:e>
-        </m:d>
+        <m:r>
+          <m:rPr>
+            <m:sty m:val="p"/>
+          </m:rPr>
+          <m:t>(</m:t>
+        </m:r>
+        <m:r>
+          <m:t>θ</m:t>
+        </m:r>
+        <m:r>
+          <m:rPr>
+            <m:sty m:val="p"/>
+          </m:rPr>
+          <m:t>)</m:t>
+        </m:r>
       </m:oMath>
     </w:p>
     <w:p>
@@ -11896,38 +12316,42 @@
           </m:rPr>
           <m:t>sin</m:t>
         </m:r>
-        <m:d>
-          <m:dPr>
-            <m:begChr m:val="("/>
-            <m:sepChr m:val=""/>
-            <m:endChr m:val=")"/>
-            <m:grow/>
-          </m:dPr>
-          <m:e>
-            <m:r>
-              <m:t>θ</m:t>
-            </m:r>
-          </m:e>
-        </m:d>
+        <m:r>
+          <m:rPr>
+            <m:sty m:val="p"/>
+          </m:rPr>
+          <m:t>(</m:t>
+        </m:r>
+        <m:r>
+          <m:t>θ</m:t>
+        </m:r>
+        <m:r>
+          <m:rPr>
+            <m:sty m:val="p"/>
+          </m:rPr>
+          <m:t>)</m:t>
+        </m:r>
         <m:r>
           <m:rPr>
             <m:sty m:val="p"/>
           </m:rPr>
           <m:t>cos</m:t>
         </m:r>
-        <m:d>
-          <m:dPr>
-            <m:begChr m:val="("/>
-            <m:sepChr m:val=""/>
-            <m:endChr m:val=")"/>
-            <m:grow/>
-          </m:dPr>
-          <m:e>
-            <m:r>
-              <m:t>θ</m:t>
-            </m:r>
-          </m:e>
-        </m:d>
+        <m:r>
+          <m:rPr>
+            <m:sty m:val="p"/>
+          </m:rPr>
+          <m:t>(</m:t>
+        </m:r>
+        <m:r>
+          <m:t>θ</m:t>
+        </m:r>
+        <m:r>
+          <m:rPr>
+            <m:sty m:val="p"/>
+          </m:rPr>
+          <m:t>)</m:t>
+        </m:r>
       </m:oMath>
     </w:p>
     <w:p>
@@ -11945,72 +12369,78 @@
           </m:rPr>
           <m:t>cos</m:t>
         </m:r>
-        <m:d>
-          <m:dPr>
-            <m:begChr m:val="("/>
-            <m:sepChr m:val=""/>
-            <m:endChr m:val=")"/>
-            <m:grow/>
-          </m:dPr>
+        <m:r>
+          <m:rPr>
+            <m:sty m:val="p"/>
+          </m:rPr>
+          <m:t>(</m:t>
+        </m:r>
+        <m:r>
+          <m:rPr>
+            <m:sty m:val="p"/>
+          </m:rPr>
+          <m:t>−</m:t>
+        </m:r>
+        <m:r>
+          <m:t>θ</m:t>
+        </m:r>
+        <m:r>
+          <m:rPr>
+            <m:sty m:val="p"/>
+          </m:rPr>
+          <m:t>)</m:t>
+        </m:r>
+        <m:r>
+          <m:rPr>
+            <m:sty m:val="p"/>
+          </m:rPr>
+          <m:t>(</m:t>
+        </m:r>
+        <m:r>
+          <m:t>1</m:t>
+        </m:r>
+        <m:r>
+          <m:rPr>
+            <m:sty m:val="p"/>
+          </m:rPr>
+          <m:t>−</m:t>
+        </m:r>
+        <m:sSup>
           <m:e>
             <m:r>
               <m:rPr>
                 <m:sty m:val="p"/>
               </m:rPr>
-              <m:t>−</m:t>
-            </m:r>
-            <m:r>
-              <m:t>θ</m:t>
+              <m:t>sin</m:t>
             </m:r>
           </m:e>
-        </m:d>
-        <m:d>
-          <m:dPr>
-            <m:begChr m:val="("/>
-            <m:sepChr m:val=""/>
-            <m:endChr m:val=")"/>
-            <m:grow/>
-          </m:dPr>
-          <m:e>
+          <m:sup>
             <m:r>
-              <m:t>1</m:t>
+              <m:t>2</m:t>
             </m:r>
-            <m:r>
-              <m:rPr>
-                <m:sty m:val="p"/>
-              </m:rPr>
-              <m:t>−</m:t>
-            </m:r>
-            <m:sSup>
-              <m:e>
-                <m:r>
-                  <m:rPr>
-                    <m:sty m:val="p"/>
-                  </m:rPr>
-                  <m:t>sin</m:t>
-                </m:r>
-              </m:e>
-              <m:sup>
-                <m:r>
-                  <m:t>2</m:t>
-                </m:r>
-              </m:sup>
-            </m:sSup>
-            <m:d>
-              <m:dPr>
-                <m:begChr m:val="("/>
-                <m:sepChr m:val=""/>
-                <m:endChr m:val=")"/>
-                <m:grow/>
-              </m:dPr>
-              <m:e>
-                <m:r>
-                  <m:t>θ</m:t>
-                </m:r>
-              </m:e>
-            </m:d>
-          </m:e>
-        </m:d>
+          </m:sup>
+        </m:sSup>
+        <m:r>
+          <m:rPr>
+            <m:sty m:val="p"/>
+          </m:rPr>
+          <m:t>(</m:t>
+        </m:r>
+        <m:r>
+          <m:t>θ</m:t>
+        </m:r>
+        <m:r>
+          <m:rPr>
+            <m:sty m:val="p"/>
+          </m:rPr>
+          <m:t>)</m:t>
+        </m:r>
+        <m:r>
+          <m:rPr>
+            <m:sty m:val="p"/>
+          </m:rPr>
+          <m:t>)</m:t>
+        </m:r>
       </m:oMath>
     </w:p>
     <w:p>
@@ -12037,19 +12467,21 @@
             </m:r>
           </m:sup>
         </m:sSup>
-        <m:d>
-          <m:dPr>
-            <m:begChr m:val="("/>
-            <m:sepChr m:val=""/>
-            <m:endChr m:val=")"/>
-            <m:grow/>
-          </m:dPr>
-          <m:e>
-            <m:r>
-              <m:t>θ</m:t>
-            </m:r>
-          </m:e>
-        </m:d>
+        <m:r>
+          <m:rPr>
+            <m:sty m:val="p"/>
+          </m:rPr>
+          <m:t>(</m:t>
+        </m:r>
+        <m:r>
+          <m:t>θ</m:t>
+        </m:r>
+        <m:r>
+          <m:rPr>
+            <m:sty m:val="p"/>
+          </m:rPr>
+          <m:t>)</m:t>
+        </m:r>
         <m:r>
           <m:rPr>
             <m:sty m:val="p"/>
@@ -12071,19 +12503,21 @@
             </m:r>
           </m:sup>
         </m:sSup>
-        <m:d>
-          <m:dPr>
-            <m:begChr m:val="("/>
-            <m:sepChr m:val=""/>
-            <m:endChr m:val=")"/>
-            <m:grow/>
-          </m:dPr>
-          <m:e>
-            <m:r>
-              <m:t>θ</m:t>
-            </m:r>
-          </m:e>
-        </m:d>
+        <m:r>
+          <m:rPr>
+            <m:sty m:val="p"/>
+          </m:rPr>
+          <m:t>(</m:t>
+        </m:r>
+        <m:r>
+          <m:t>θ</m:t>
+        </m:r>
+        <m:r>
+          <m:rPr>
+            <m:sty m:val="p"/>
+          </m:rPr>
+          <m:t>)</m:t>
+        </m:r>
         <m:r>
           <m:rPr>
             <m:sty m:val="p"/>
@@ -12105,19 +12539,21 @@
             </m:r>
           </m:sup>
         </m:sSup>
-        <m:d>
-          <m:dPr>
-            <m:begChr m:val="("/>
-            <m:sepChr m:val=""/>
-            <m:endChr m:val=")"/>
-            <m:grow/>
-          </m:dPr>
-          <m:e>
-            <m:r>
-              <m:t>θ</m:t>
-            </m:r>
-          </m:e>
-        </m:d>
+        <m:r>
+          <m:rPr>
+            <m:sty m:val="p"/>
+          </m:rPr>
+          <m:t>(</m:t>
+        </m:r>
+        <m:r>
+          <m:t>θ</m:t>
+        </m:r>
+        <m:r>
+          <m:rPr>
+            <m:sty m:val="p"/>
+          </m:rPr>
+          <m:t>)</m:t>
+        </m:r>
       </m:oMath>
     </w:p>
     <w:p>
@@ -12144,19 +12580,21 @@
             </m:r>
           </m:sup>
         </m:sSup>
-        <m:d>
-          <m:dPr>
-            <m:begChr m:val="("/>
-            <m:sepChr m:val=""/>
-            <m:endChr m:val=")"/>
-            <m:grow/>
-          </m:dPr>
-          <m:e>
-            <m:r>
-              <m:t>θ</m:t>
-            </m:r>
-          </m:e>
-        </m:d>
+        <m:r>
+          <m:rPr>
+            <m:sty m:val="p"/>
+          </m:rPr>
+          <m:t>(</m:t>
+        </m:r>
+        <m:r>
+          <m:t>θ</m:t>
+        </m:r>
+        <m:r>
+          <m:rPr>
+            <m:sty m:val="p"/>
+          </m:rPr>
+          <m:t>)</m:t>
+        </m:r>
       </m:oMath>
     </w:p>
     <w:p>
@@ -12197,19 +12635,21 @@
             </m:r>
           </m:sup>
         </m:sSup>
-        <m:d>
-          <m:dPr>
-            <m:begChr m:val="("/>
-            <m:sepChr m:val=""/>
-            <m:endChr m:val=")"/>
-            <m:grow/>
-          </m:dPr>
-          <m:e>
-            <m:r>
-              <m:t>θ</m:t>
-            </m:r>
-          </m:e>
-        </m:d>
+        <m:r>
+          <m:rPr>
+            <m:sty m:val="p"/>
+          </m:rPr>
+          <m:t>(</m:t>
+        </m:r>
+        <m:r>
+          <m:t>θ</m:t>
+        </m:r>
+        <m:r>
+          <m:rPr>
+            <m:sty m:val="p"/>
+          </m:rPr>
+          <m:t>)</m:t>
+        </m:r>
       </m:oMath>
     </w:p>
     <w:p>
@@ -12227,22 +12667,24 @@
           </m:rPr>
           <m:t>sin</m:t>
         </m:r>
-        <m:d>
-          <m:dPr>
-            <m:begChr m:val="("/>
-            <m:sepChr m:val=""/>
-            <m:endChr m:val=")"/>
-            <m:grow/>
-          </m:dPr>
-          <m:e>
-            <m:r>
-              <m:t>2</m:t>
-            </m:r>
-            <m:r>
-              <m:t>θ</m:t>
-            </m:r>
-          </m:e>
-        </m:d>
+        <m:r>
+          <m:rPr>
+            <m:sty m:val="p"/>
+          </m:rPr>
+          <m:t>(</m:t>
+        </m:r>
+        <m:r>
+          <m:t>2</m:t>
+        </m:r>
+        <m:r>
+          <m:t>θ</m:t>
+        </m:r>
+        <m:r>
+          <m:rPr>
+            <m:sty m:val="p"/>
+          </m:rPr>
+          <m:t>)</m:t>
+        </m:r>
       </m:oMath>
     </w:p>
     <w:p>
@@ -12260,27 +12702,29 @@
           </m:rPr>
           <m:t>cos</m:t>
         </m:r>
-        <m:d>
-          <m:dPr>
-            <m:begChr m:val="("/>
-            <m:sepChr m:val=""/>
-            <m:endChr m:val=")"/>
-            <m:grow/>
-          </m:dPr>
-          <m:e>
-            <m:r>
-              <m:t>2</m:t>
-            </m:r>
-            <m:r>
-              <m:t>θ</m:t>
-            </m:r>
-          </m:e>
-        </m:d>
+        <m:r>
+          <m:rPr>
+            <m:sty m:val="p"/>
+          </m:rPr>
+          <m:t>(</m:t>
+        </m:r>
+        <m:r>
+          <m:t>2</m:t>
+        </m:r>
+        <m:r>
+          <m:t>θ</m:t>
+        </m:r>
+        <m:r>
+          <m:rPr>
+            <m:sty m:val="p"/>
+          </m:rPr>
+          <m:t>)</m:t>
+        </m:r>
       </m:oMath>
     </w:p>
-    <w:bookmarkEnd w:id="65"/>
-    <w:bookmarkEnd w:id="66"/>
-    <w:bookmarkStart w:id="70" w:name="further-reading"/>
+    <w:bookmarkEnd w:id="54"/>
+    <w:bookmarkEnd w:id="55"/>
+    <w:bookmarkStart w:id="59" w:name="further-reading"/>
     <w:p>
       <w:pPr>
         <w:pStyle w:val="Heading1"/>
@@ -12293,7 +12737,7 @@
       <w:pPr>
         <w:pStyle w:val="FirstParagraph"/>
       </w:pPr>
-      <w:hyperlink r:id="rId67">
+      <w:hyperlink r:id="rId56">
         <w:r>
           <w:rPr>
             <w:rStyle w:val="Hyperlink"/>
@@ -12306,7 +12750,7 @@
       <w:pPr>
         <w:pStyle w:val="BodyText"/>
       </w:pPr>
-      <w:hyperlink r:id="rId23">
+      <w:hyperlink r:id="rId12">
         <w:r>
           <w:rPr>
             <w:rStyle w:val="Hyperlink"/>
@@ -12315,7 +12759,7 @@
         </w:r>
       </w:hyperlink>
     </w:p>
-    <w:bookmarkStart w:id="69" w:name="version-history-and-licensing"/>
+    <w:bookmarkStart w:id="58" w:name="version-history-and-licensing"/>
     <w:p>
       <w:pPr>
         <w:pStyle w:val="Heading2"/>
@@ -12348,7 +12792,7 @@
       <w:pPr>
         <w:pStyle w:val="FirstParagraph"/>
       </w:pPr>
-      <w:hyperlink r:id="rId68">
+      <w:hyperlink r:id="rId57">
         <w:r>
           <w:rPr>
             <w:rStyle w:val="Hyperlink"/>
@@ -12357,8 +12801,8 @@
         </w:r>
       </w:hyperlink>
     </w:p>
-    <w:bookmarkEnd w:id="69"/>
-    <w:bookmarkEnd w:id="70"/>
+    <w:bookmarkEnd w:id="58"/>
+    <w:bookmarkEnd w:id="59"/>
     <w:sectPr>
       <w:pgSz w:h="15840" w:w="12240"/>
       <w:pgMar w:bottom="1440" w:footer="720" w:gutter="0" w:header="720" w:left="1440" w:right="1440" w:top="1440"/>
